--- a/WebContent/docx/肺癌11基因报告-苏州市立医院-本部&北区.docx
+++ b/WebContent/docx/肺癌11基因报告-苏州市立医院-本部&北区.docx
@@ -2465,18 +2465,18 @@
         </w:numPr>
         <w:jc w:val="left"/>
       </w:pPr>
-      <w:bookmarkStart w:id="0" w:name="_Toc20532"/>
-      <w:bookmarkStart w:id="1" w:name="_Toc6195"/>
-      <w:bookmarkStart w:id="2" w:name="_Toc15112"/>
-      <w:bookmarkStart w:id="3" w:name="_Toc10575"/>
-      <w:bookmarkStart w:id="4" w:name="_Toc30629"/>
-      <w:bookmarkStart w:id="5" w:name="_Toc13044"/>
-      <w:bookmarkStart w:id="6" w:name="_Toc16449"/>
-      <w:bookmarkStart w:id="7" w:name="_Toc23010"/>
-      <w:bookmarkStart w:id="8" w:name="_Toc15567"/>
-      <w:bookmarkStart w:id="9" w:name="_Toc28946"/>
-      <w:bookmarkStart w:id="10" w:name="_Toc21253"/>
-      <w:bookmarkStart w:id="11" w:name="_Toc24686"/>
+      <w:bookmarkStart w:id="0" w:name="_Toc21253"/>
+      <w:bookmarkStart w:id="1" w:name="_Toc16449"/>
+      <w:bookmarkStart w:id="2" w:name="_Toc15567"/>
+      <w:bookmarkStart w:id="3" w:name="_Toc23010"/>
+      <w:bookmarkStart w:id="4" w:name="_Toc28946"/>
+      <w:bookmarkStart w:id="5" w:name="_Toc15112"/>
+      <w:bookmarkStart w:id="6" w:name="_Toc13044"/>
+      <w:bookmarkStart w:id="7" w:name="_Toc20532"/>
+      <w:bookmarkStart w:id="8" w:name="_Toc10575"/>
+      <w:bookmarkStart w:id="9" w:name="_Toc6195"/>
+      <w:bookmarkStart w:id="10" w:name="_Toc24686"/>
+      <w:bookmarkStart w:id="11" w:name="_Toc30629"/>
       <w:r>
         <w:t>样本信息</w:t>
       </w:r>
@@ -2689,7 +2689,6 @@
             <w:insideH w:val="single" w:color="BEBEBE" w:themeColor="background1" w:themeShade="BF" w:sz="4" w:space="0"/>
             <w:insideV w:val="single" w:color="BEBEBE" w:themeColor="background1" w:themeShade="BF" w:sz="4" w:space="0"/>
           </w:tblBorders>
-          <w:shd w:val="clear" w:color="auto" w:fill="FFFFFF" w:themeFill="background1"/>
           <w:tblCellMar>
             <w:top w:w="0" w:type="dxa"/>
             <w:left w:w="108" w:type="dxa"/>
@@ -2847,7 +2846,6 @@
             <w:insideH w:val="single" w:color="BEBEBE" w:themeColor="background1" w:themeShade="BF" w:sz="4" w:space="0"/>
             <w:insideV w:val="single" w:color="BEBEBE" w:themeColor="background1" w:themeShade="BF" w:sz="4" w:space="0"/>
           </w:tblBorders>
-          <w:shd w:val="clear" w:color="auto" w:fill="FFFFFF" w:themeFill="background1"/>
           <w:tblCellMar>
             <w:top w:w="0" w:type="dxa"/>
             <w:left w:w="108" w:type="dxa"/>
@@ -3005,7 +3003,6 @@
             <w:insideH w:val="single" w:color="BEBEBE" w:themeColor="background1" w:themeShade="BF" w:sz="4" w:space="0"/>
             <w:insideV w:val="single" w:color="BEBEBE" w:themeColor="background1" w:themeShade="BF" w:sz="4" w:space="0"/>
           </w:tblBorders>
-          <w:shd w:val="clear" w:color="auto" w:fill="FFFFFF" w:themeFill="background1"/>
           <w:tblCellMar>
             <w:top w:w="0" w:type="dxa"/>
             <w:left w:w="108" w:type="dxa"/>
@@ -3163,7 +3160,6 @@
             <w:insideH w:val="single" w:color="BEBEBE" w:themeColor="background1" w:themeShade="BF" w:sz="4" w:space="0"/>
             <w:insideV w:val="single" w:color="BEBEBE" w:themeColor="background1" w:themeShade="BF" w:sz="4" w:space="0"/>
           </w:tblBorders>
-          <w:shd w:val="clear" w:color="auto" w:fill="FFFFFF" w:themeFill="background1"/>
           <w:tblCellMar>
             <w:top w:w="0" w:type="dxa"/>
             <w:left w:w="108" w:type="dxa"/>
@@ -3337,14 +3333,14 @@
         </w:numPr>
         <w:jc w:val="left"/>
       </w:pPr>
-      <w:bookmarkStart w:id="12" w:name="_Toc11015_WPSOffice_Level1"/>
-      <w:bookmarkStart w:id="13" w:name="_Toc17451"/>
-      <w:bookmarkStart w:id="14" w:name="_Toc11465"/>
-      <w:bookmarkStart w:id="15" w:name="_Toc10518"/>
-      <w:bookmarkStart w:id="16" w:name="_Toc25706"/>
-      <w:bookmarkStart w:id="17" w:name="_Toc19594"/>
-      <w:bookmarkStart w:id="18" w:name="_Toc7021_WPSOffice_Level1"/>
-      <w:bookmarkStart w:id="19" w:name="_Toc18062_WPSOffice_Level1"/>
+      <w:bookmarkStart w:id="12" w:name="_Toc19594"/>
+      <w:bookmarkStart w:id="13" w:name="_Toc7021_WPSOffice_Level1"/>
+      <w:bookmarkStart w:id="14" w:name="_Toc25706"/>
+      <w:bookmarkStart w:id="15" w:name="_Toc17451"/>
+      <w:bookmarkStart w:id="16" w:name="_Toc10518"/>
+      <w:bookmarkStart w:id="17" w:name="_Toc11015_WPSOffice_Level1"/>
+      <w:bookmarkStart w:id="18" w:name="_Toc18062_WPSOffice_Level1"/>
+      <w:bookmarkStart w:id="19" w:name="_Toc11465"/>
       <w:r>
         <w:t>检测项目</w:t>
       </w:r>
@@ -3928,17 +3924,17 @@
         </w:rPr>
       </w:pPr>
       <w:bookmarkStart w:id="21" w:name="_Toc16576"/>
-      <w:bookmarkStart w:id="22" w:name="_Toc149826002"/>
-      <w:bookmarkStart w:id="23" w:name="_Toc149832727"/>
+      <w:bookmarkStart w:id="22" w:name="_Toc149832727"/>
+      <w:bookmarkStart w:id="23" w:name="_Toc149826002"/>
       <w:bookmarkStart w:id="24" w:name="_Toc11859"/>
       <w:bookmarkStart w:id="25" w:name="_Toc11230"/>
-      <w:bookmarkStart w:id="26" w:name="_Toc1410"/>
-      <w:bookmarkStart w:id="27" w:name="_Toc3871"/>
-      <w:bookmarkStart w:id="28" w:name="_Toc4088"/>
-      <w:bookmarkStart w:id="29" w:name="_Toc18058"/>
-      <w:bookmarkStart w:id="30" w:name="_Toc25920"/>
-      <w:bookmarkStart w:id="31" w:name="_Toc6221_WPSOffice_Level1"/>
-      <w:bookmarkStart w:id="32" w:name="_Toc23369_WPSOffice_Level1"/>
+      <w:bookmarkStart w:id="26" w:name="_Toc4088"/>
+      <w:bookmarkStart w:id="27" w:name="_Toc25920"/>
+      <w:bookmarkStart w:id="28" w:name="_Toc6221_WPSOffice_Level1"/>
+      <w:bookmarkStart w:id="29" w:name="_Toc23369_WPSOffice_Level1"/>
+      <w:bookmarkStart w:id="30" w:name="_Toc3871"/>
+      <w:bookmarkStart w:id="31" w:name="_Toc1410"/>
+      <w:bookmarkStart w:id="32" w:name="_Toc18058"/>
       <w:r>
         <w:rPr>
           <w:rStyle w:val="45"/>
@@ -3990,10 +3986,10 @@
           <w:lang w:eastAsia="zh-CN"/>
         </w:rPr>
       </w:pPr>
-      <w:bookmarkStart w:id="33" w:name="_Toc149832728"/>
-      <w:bookmarkStart w:id="34" w:name="_Toc28467"/>
-      <w:bookmarkStart w:id="35" w:name="_Toc149826003"/>
-      <w:bookmarkStart w:id="36" w:name="_Toc11674"/>
+      <w:bookmarkStart w:id="33" w:name="_Toc28467"/>
+      <w:bookmarkStart w:id="34" w:name="_Toc11674"/>
+      <w:bookmarkStart w:id="35" w:name="_Toc149832728"/>
+      <w:bookmarkStart w:id="36" w:name="_Toc149826003"/>
       <w:r>
         <w:rPr>
           <w:rFonts w:hint="eastAsia"/>
@@ -4967,16 +4963,11 @@
     </w:p>
     <w:p>
       <w:pPr>
-        <w:numPr>
-          <w:ilvl w:val="0"/>
-          <w:numId w:val="0"/>
-        </w:numPr>
-        <w:ind w:leftChars="0"/>
-        <w:rPr>
-          <w:rFonts w:ascii="Times New Roman" w:hAnsi="Times New Roman" w:eastAsia="微软雅黑" w:cs="Times New Roman"/>
+        <w:rPr>
+          <w:rFonts w:hint="default" w:ascii="Times New Roman" w:hAnsi="Times New Roman" w:eastAsia="微软雅黑" w:cs="Times New Roman"/>
           <w:sz w:val="24"/>
           <w:szCs w:val="24"/>
-          <w:lang w:eastAsia="zh-CN"/>
+          <w:lang w:val="en-US" w:eastAsia="zh-CN"/>
         </w:rPr>
       </w:pPr>
       <w:r>
@@ -5118,21 +5109,24 @@
               </w:rPr>
             </w:pPr>
             <w:r>
+              <w:rPr>
+                <w:sz w:val="22"/>
+              </w:rPr>
               <mc:AlternateContent>
                 <mc:Choice Requires="wpg">
                   <w:drawing>
-                    <wp:anchor distT="0" distB="0" distL="114300" distR="114300" simplePos="0" relativeHeight="251662336" behindDoc="0" locked="0" layoutInCell="1" allowOverlap="1">
+                    <wp:anchor distT="0" distB="0" distL="114300" distR="114300" simplePos="0" relativeHeight="251664384" behindDoc="0" locked="0" layoutInCell="1" allowOverlap="1">
                       <wp:simplePos x="0" y="0"/>
                       <wp:positionH relativeFrom="column">
-                        <wp:posOffset>31115</wp:posOffset>
+                        <wp:posOffset>0</wp:posOffset>
                       </wp:positionH>
                       <wp:positionV relativeFrom="paragraph">
-                        <wp:posOffset>-547370</wp:posOffset>
+                        <wp:posOffset>-460375</wp:posOffset>
                       </wp:positionV>
-                      <wp:extent cx="3160395" cy="1441450"/>
-                      <wp:effectExtent l="0" t="0" r="9525" b="6350"/>
+                      <wp:extent cx="3080385" cy="1442720"/>
+                      <wp:effectExtent l="0" t="0" r="13335" b="5080"/>
                       <wp:wrapNone/>
-                      <wp:docPr id="101" name="组合 101"/>
+                      <wp:docPr id="34" name="组合 34"/>
                       <wp:cNvGraphicFramePr/>
                       <a:graphic xmlns:a="http://schemas.openxmlformats.org/drawingml/2006/main">
                         <a:graphicData uri="http://schemas.microsoft.com/office/word/2010/wordprocessingGroup">
@@ -5141,25 +5135,25 @@
                             <wpg:grpSpPr>
                               <a:xfrm>
                                 <a:off x="0" y="0"/>
-                                <a:ext cx="3160395" cy="1441450"/>
-                                <a:chOff x="10964" y="3809"/>
-                                <a:chExt cx="4977" cy="2270"/>
+                                <a:ext cx="3080385" cy="1442720"/>
+                                <a:chOff x="17956" y="37747"/>
+                                <a:chExt cx="4851" cy="2272"/>
                               </a:xfrm>
                             </wpg:grpSpPr>
                             <wpg:grpSp>
-                              <wpg:cNvPr id="102" name="组合 6"/>
+                              <wpg:cNvPr id="35" name="组合 16"/>
                               <wpg:cNvGrpSpPr/>
                               <wpg:grpSpPr>
                                 <a:xfrm>
-                                  <a:off x="10964" y="4438"/>
-                                  <a:ext cx="4577" cy="734"/>
-                                  <a:chOff x="10964" y="4438"/>
-                                  <a:chExt cx="4577" cy="734"/>
+                                  <a:off x="17956" y="38313"/>
+                                  <a:ext cx="4049" cy="646"/>
+                                  <a:chOff x="17956" y="38313"/>
+                                  <a:chExt cx="4049" cy="646"/>
                                 </a:xfrm>
                               </wpg:grpSpPr>
                               <pic:pic xmlns:pic="http://schemas.openxmlformats.org/drawingml/2006/picture">
                                 <pic:nvPicPr>
-                                  <pic:cNvPr id="30" name="图片 30" descr="微信图片_20220215110121"/>
+                                  <pic:cNvPr id="12" name="图片 29" descr="IMG_256"/>
                                   <pic:cNvPicPr>
                                     <a:picLocks noChangeAspect="1"/>
                                   </pic:cNvPicPr>
@@ -5168,18 +5162,17 @@
                                   <a:blip r:embed="rId10">
                                     <a:clrChange>
                                       <a:clrFrom>
-                                        <a:srgbClr val="A09D98">
+                                        <a:srgbClr val="FFFFFF">
                                           <a:alpha val="100000"/>
                                         </a:srgbClr>
                                       </a:clrFrom>
                                       <a:clrTo>
-                                        <a:srgbClr val="A09D98">
+                                        <a:srgbClr val="FFFFFF">
                                           <a:alpha val="100000"/>
                                           <a:alpha val="0"/>
                                         </a:srgbClr>
                                       </a:clrTo>
                                     </a:clrChange>
-                                    <a:biLevel thresh="50000"/>
                                   </a:blip>
                                   <a:stretch>
                                     <a:fillRect/>
@@ -5187,57 +5180,46 @@
                                 </pic:blipFill>
                                 <pic:spPr>
                                   <a:xfrm>
-                                    <a:off x="10964" y="4458"/>
-                                    <a:ext cx="1234" cy="715"/>
+                                    <a:off x="21031" y="38313"/>
+                                    <a:ext cx="975" cy="570"/>
+                                  </a:xfrm>
+                                  <a:prstGeom prst="rect">
+                                    <a:avLst/>
+                                  </a:prstGeom>
+                                  <a:noFill/>
+                                  <a:ln w="9525">
+                                    <a:noFill/>
+                                  </a:ln>
+                                </pic:spPr>
+                              </pic:pic>
+                              <pic:pic xmlns:pic="http://schemas.openxmlformats.org/drawingml/2006/picture">
+                                <pic:nvPicPr>
+                                  <pic:cNvPr id="15" name="图片 15" descr="c9514d16fd70679bf0495aeebb03c72d_compress"/>
+                                  <pic:cNvPicPr>
+                                    <a:picLocks noChangeAspect="1"/>
+                                  </pic:cNvPicPr>
+                                </pic:nvPicPr>
+                                <pic:blipFill>
+                                  <a:blip r:embed="rId11"/>
+                                  <a:srcRect l="21003" t="56913" r="27176" b="26386"/>
+                                  <a:stretch>
+                                    <a:fillRect/>
+                                  </a:stretch>
+                                </pic:blipFill>
+                                <pic:spPr>
+                                  <a:xfrm>
+                                    <a:off x="17956" y="38485"/>
+                                    <a:ext cx="1550" cy="475"/>
                                   </a:xfrm>
                                   <a:prstGeom prst="rect">
                                     <a:avLst/>
                                   </a:prstGeom>
                                 </pic:spPr>
                               </pic:pic>
-                              <pic:pic xmlns:pic="http://schemas.openxmlformats.org/drawingml/2006/picture">
-                                <pic:nvPicPr>
-                                  <pic:cNvPr id="21" name="图片 34" descr="晓敏"/>
-                                  <pic:cNvPicPr>
-                                    <a:picLocks noChangeAspect="1"/>
-                                  </pic:cNvPicPr>
-                                </pic:nvPicPr>
-                                <pic:blipFill>
-                                  <a:blip r:embed="rId11">
-                                    <a:clrChange>
-                                      <a:clrFrom>
-                                        <a:srgbClr val="949FA1"/>
-                                      </a:clrFrom>
-                                      <a:clrTo>
-                                        <a:srgbClr val="949FA1">
-                                          <a:alpha val="0"/>
-                                        </a:srgbClr>
-                                      </a:clrTo>
-                                    </a:clrChange>
-                                  </a:blip>
-                                  <a:srcRect l="34062" t="26445" r="34097" b="9325"/>
-                                  <a:stretch>
-                                    <a:fillRect/>
-                                  </a:stretch>
-                                </pic:blipFill>
-                                <pic:spPr>
-                                  <a:xfrm rot="16200000">
-                                    <a:off x="14524" y="3981"/>
-                                    <a:ext cx="560" cy="1475"/>
-                                  </a:xfrm>
-                                  <a:prstGeom prst="rect">
-                                    <a:avLst/>
-                                  </a:prstGeom>
-                                  <a:noFill/>
-                                  <a:ln>
-                                    <a:noFill/>
-                                  </a:ln>
-                                </pic:spPr>
-                              </pic:pic>
                             </wpg:grpSp>
                             <pic:pic xmlns:pic="http://schemas.openxmlformats.org/drawingml/2006/picture">
                               <pic:nvPicPr>
-                                <pic:cNvPr id="18" name="图片 8"/>
+                                <pic:cNvPr id="18" name="图片 25"/>
                                 <pic:cNvPicPr>
                                   <a:picLocks noChangeAspect="1" noChangeArrowheads="1"/>
                                 </pic:cNvPicPr>
@@ -5257,8 +5239,8 @@
                               </pic:blipFill>
                               <pic:spPr>
                                 <a:xfrm>
-                                  <a:off x="13671" y="3809"/>
-                                  <a:ext cx="2271" cy="2271"/>
+                                  <a:off x="20535" y="37747"/>
+                                  <a:ext cx="2273" cy="2273"/>
                                 </a:xfrm>
                                 <a:prstGeom prst="rect">
                                   <a:avLst/>
@@ -5277,24 +5259,24 @@
                 </mc:Choice>
                 <mc:Fallback>
                   <w:pict>
-                    <v:group id="_x0000_s1026" o:spid="_x0000_s1026" o:spt="203" style="position:absolute;left:0pt;margin-left:2.45pt;margin-top:-43.1pt;height:113.5pt;width:248.85pt;z-index:251662336;mso-width-relative:page;mso-height-relative:page;" coordorigin="10964,3809" coordsize="4977,2270" o:gfxdata="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">
+                    <v:group id="_x0000_s1026" o:spid="_x0000_s1026" o:spt="203" style="position:absolute;left:0pt;margin-left:0pt;margin-top:-36.25pt;height:113.6pt;width:242.55pt;z-index:251664384;mso-width-relative:page;mso-height-relative:page;" coordorigin="17956,37747" coordsize="4851,2272" o:gfxdata="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">
                       <o:lock v:ext="edit" aspectratio="f"/>
-                      <v:group id="组合 6" o:spid="_x0000_s1026" o:spt="203" style="position:absolute;left:10964;top:4438;height:734;width:4577;" coordorigin="10964,4438" coordsize="4577,734" o:gfxdata="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">
+                      <v:group id="组合 16" o:spid="_x0000_s1026" o:spt="203" style="position:absolute;left:17956;top:38313;height:646;width:4049;" coordorigin="17956,38313" coordsize="4049,646" o:gfxdata="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">
                         <o:lock v:ext="edit" aspectratio="f"/>
-                        <v:shape id="_x0000_s1026" o:spid="_x0000_s1026" o:spt="75" alt="微信图片_20220215110121" type="#_x0000_t75" style="position:absolute;left:10964;top:4458;height:715;width:1234;" filled="f" o:preferrelative="t" stroked="f" coordsize="21600,21600" o:gfxdata="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">
+                        <v:shape id="图片 29" o:spid="_x0000_s1026" o:spt="75" alt="IMG_256" type="#_x0000_t75" style="position:absolute;left:21031;top:38313;height:570;width:975;" filled="f" o:preferrelative="t" stroked="f" coordsize="21600,21600" o:gfxdata="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">
                           <v:fill on="f" focussize="0,0"/>
                           <v:stroke on="f"/>
-                          <v:imagedata r:id="rId10" grayscale="t" bilevel="t" chromakey="#A09D98" o:title=""/>
+                          <v:imagedata r:id="rId10" chromakey="#FFFFFF" o:title=""/>
                           <o:lock v:ext="edit" aspectratio="t"/>
                         </v:shape>
-                        <v:shape id="图片 34" o:spid="_x0000_s1026" o:spt="75" alt="晓敏" type="#_x0000_t75" style="position:absolute;left:14524;top:3981;height:1475;width:560;rotation:-5898240f;" filled="f" o:preferrelative="t" stroked="f" coordsize="21600,21600" o:gfxdata="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">
+                        <v:shape id="_x0000_s1026" o:spid="_x0000_s1026" o:spt="75" alt="c9514d16fd70679bf0495aeebb03c72d_compress" type="#_x0000_t75" style="position:absolute;left:17956;top:38485;height:475;width:1550;" filled="f" o:preferrelative="t" stroked="f" coordsize="21600,21600" o:gfxdata="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">
                           <v:fill on="f" focussize="0,0"/>
                           <v:stroke on="f"/>
-                          <v:imagedata r:id="rId11" cropleft="22323f" croptop="17331f" cropright="22346f" cropbottom="6111f" chromakey="#949FA1" o:title=""/>
+                          <v:imagedata r:id="rId11" cropleft="13765f" croptop="37299f" cropright="17810f" cropbottom="17292f" o:title=""/>
                           <o:lock v:ext="edit" aspectratio="t"/>
                         </v:shape>
                       </v:group>
-                      <v:shape id="图片 8" o:spid="_x0000_s1026" o:spt="75" type="#_x0000_t75" style="position:absolute;left:13671;top:3809;height:2271;width:2271;" filled="f" o:preferrelative="t" stroked="f" coordsize="21600,21600" o:gfxdata="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">
+                      <v:shape id="图片 25" o:spid="_x0000_s1026" o:spt="75" type="#_x0000_t75" style="position:absolute;left:20535;top:37747;height:2273;width:2273;" filled="f" o:preferrelative="t" stroked="f" coordsize="21600,21600" o:gfxdata="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">
                         <v:fill on="f" focussize="0,0"/>
                         <v:stroke on="f"/>
                         <v:imagedata r:id="rId12" o:title=""/>
@@ -5591,8 +5573,9 @@
     <w:p>
       <w:pPr>
         <w:rPr>
+          <w:rFonts w:hint="default"/>
           <w:sz w:val="24"/>
-          <w:lang w:eastAsia="zh-CN"/>
+          <w:lang w:val="en-US" w:eastAsia="zh-CN"/>
         </w:rPr>
       </w:pPr>
     </w:p>
@@ -5682,6 +5665,185 @@
                 <w:szCs w:val="24"/>
               </w:rPr>
             </w:pPr>
+            <w:r>
+              <w:rPr>
+                <w:sz w:val="22"/>
+              </w:rPr>
+              <mc:AlternateContent>
+                <mc:Choice Requires="wpg">
+                  <w:drawing>
+                    <wp:anchor distT="0" distB="0" distL="114300" distR="114300" simplePos="0" relativeHeight="251665408" behindDoc="0" locked="0" layoutInCell="1" allowOverlap="1">
+                      <wp:simplePos x="0" y="0"/>
+                      <wp:positionH relativeFrom="column">
+                        <wp:posOffset>0</wp:posOffset>
+                      </wp:positionH>
+                      <wp:positionV relativeFrom="paragraph">
+                        <wp:posOffset>-490855</wp:posOffset>
+                      </wp:positionV>
+                      <wp:extent cx="3135630" cy="1442720"/>
+                      <wp:effectExtent l="0" t="0" r="3810" b="5080"/>
+                      <wp:wrapNone/>
+                      <wp:docPr id="36" name="组合 36"/>
+                      <wp:cNvGraphicFramePr/>
+                      <a:graphic xmlns:a="http://schemas.openxmlformats.org/drawingml/2006/main">
+                        <a:graphicData uri="http://schemas.microsoft.com/office/word/2010/wordprocessingGroup">
+                          <wpg:wgp>
+                            <wpg:cNvGrpSpPr/>
+                            <wpg:grpSpPr>
+                              <a:xfrm>
+                                <a:off x="0" y="0"/>
+                                <a:ext cx="3135630" cy="1442720"/>
+                                <a:chOff x="17956" y="39496"/>
+                                <a:chExt cx="4938" cy="2272"/>
+                              </a:xfrm>
+                            </wpg:grpSpPr>
+                            <wpg:grpSp>
+                              <wpg:cNvPr id="37" name="组合 30"/>
+                              <wpg:cNvGrpSpPr/>
+                              <wpg:grpSpPr>
+                                <a:xfrm>
+                                  <a:off x="17956" y="40098"/>
+                                  <a:ext cx="4213" cy="570"/>
+                                  <a:chOff x="17956" y="40098"/>
+                                  <a:chExt cx="4213" cy="570"/>
+                                </a:xfrm>
+                              </wpg:grpSpPr>
+                              <pic:pic xmlns:pic="http://schemas.openxmlformats.org/drawingml/2006/picture">
+                                <pic:nvPicPr>
+                                  <pic:cNvPr id="6" name="图片 1" descr="24f613a0-66be-430b-9e80-270d3393fac5"/>
+                                  <pic:cNvPicPr>
+                                    <a:picLocks noChangeAspect="1"/>
+                                  </pic:cNvPicPr>
+                                </pic:nvPicPr>
+                                <pic:blipFill>
+                                  <a:blip r:embed="rId13"/>
+                                  <a:srcRect l="43292" t="26660" r="21693" b="24394"/>
+                                  <a:stretch>
+                                    <a:fillRect/>
+                                  </a:stretch>
+                                </pic:blipFill>
+                                <pic:spPr>
+                                  <a:xfrm rot="16200000">
+                                    <a:off x="18366" y="39740"/>
+                                    <a:ext cx="506" cy="1327"/>
+                                  </a:xfrm>
+                                  <a:prstGeom prst="rect">
+                                    <a:avLst/>
+                                  </a:prstGeom>
+                                </pic:spPr>
+                              </pic:pic>
+                              <pic:pic xmlns:pic="http://schemas.openxmlformats.org/drawingml/2006/picture">
+                                <pic:nvPicPr>
+                                  <pic:cNvPr id="29" name="图片 29" descr="IMG_256"/>
+                                  <pic:cNvPicPr>
+                                    <a:picLocks noChangeAspect="1"/>
+                                  </pic:cNvPicPr>
+                                </pic:nvPicPr>
+                                <pic:blipFill>
+                                  <a:blip r:embed="rId10">
+                                    <a:clrChange>
+                                      <a:clrFrom>
+                                        <a:srgbClr val="FFFFFF">
+                                          <a:alpha val="100000"/>
+                                        </a:srgbClr>
+                                      </a:clrFrom>
+                                      <a:clrTo>
+                                        <a:srgbClr val="FFFFFF">
+                                          <a:alpha val="100000"/>
+                                          <a:alpha val="0"/>
+                                        </a:srgbClr>
+                                      </a:clrTo>
+                                    </a:clrChange>
+                                  </a:blip>
+                                  <a:stretch>
+                                    <a:fillRect/>
+                                  </a:stretch>
+                                </pic:blipFill>
+                                <pic:spPr>
+                                  <a:xfrm>
+                                    <a:off x="21195" y="40098"/>
+                                    <a:ext cx="975" cy="570"/>
+                                  </a:xfrm>
+                                  <a:prstGeom prst="rect">
+                                    <a:avLst/>
+                                  </a:prstGeom>
+                                  <a:noFill/>
+                                  <a:ln w="9525">
+                                    <a:noFill/>
+                                  </a:ln>
+                                </pic:spPr>
+                              </pic:pic>
+                            </wpg:grpSp>
+                            <pic:pic xmlns:pic="http://schemas.openxmlformats.org/drawingml/2006/picture">
+                              <pic:nvPicPr>
+                                <pic:cNvPr id="31" name="图片 25"/>
+                                <pic:cNvPicPr>
+                                  <a:picLocks noChangeAspect="1" noChangeArrowheads="1"/>
+                                </pic:cNvPicPr>
+                              </pic:nvPicPr>
+                              <pic:blipFill>
+                                <a:blip r:embed="rId12">
+                                  <a:extLst>
+                                    <a:ext uri="{28A0092B-C50C-407E-A947-70E740481C1C}">
+                                      <a14:useLocalDpi xmlns:a14="http://schemas.microsoft.com/office/drawing/2010/main" val="0"/>
+                                    </a:ext>
+                                  </a:extLst>
+                                </a:blip>
+                                <a:srcRect/>
+                                <a:stretch>
+                                  <a:fillRect/>
+                                </a:stretch>
+                              </pic:blipFill>
+                              <pic:spPr>
+                                <a:xfrm>
+                                  <a:off x="20622" y="39496"/>
+                                  <a:ext cx="2273" cy="2273"/>
+                                </a:xfrm>
+                                <a:prstGeom prst="rect">
+                                  <a:avLst/>
+                                </a:prstGeom>
+                                <a:noFill/>
+                                <a:ln>
+                                  <a:noFill/>
+                                </a:ln>
+                              </pic:spPr>
+                            </pic:pic>
+                          </wpg:wgp>
+                        </a:graphicData>
+                      </a:graphic>
+                    </wp:anchor>
+                  </w:drawing>
+                </mc:Choice>
+                <mc:Fallback>
+                  <w:pict>
+                    <v:group id="_x0000_s1026" o:spid="_x0000_s1026" o:spt="203" style="position:absolute;left:0pt;margin-left:0pt;margin-top:-38.65pt;height:113.6pt;width:246.9pt;z-index:251665408;mso-width-relative:page;mso-height-relative:page;" coordorigin="17956,39496" coordsize="4938,2272" o:gfxdata="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">
+                      <o:lock v:ext="edit" aspectratio="f"/>
+                      <v:group id="组合 30" o:spid="_x0000_s1026" o:spt="203" style="position:absolute;left:17956;top:40098;height:570;width:4213;" coordorigin="17956,40098" coordsize="4213,570" o:gfxdata="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">
+                        <o:lock v:ext="edit" aspectratio="f"/>
+                        <v:shape id="图片 1" o:spid="_x0000_s1026" o:spt="75" alt="24f613a0-66be-430b-9e80-270d3393fac5" type="#_x0000_t75" style="position:absolute;left:18366;top:39740;height:1327;width:506;rotation:-5898240f;" filled="f" o:preferrelative="t" stroked="f" coordsize="21600,21600" o:gfxdata="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">
+                          <v:fill on="f" focussize="0,0"/>
+                          <v:stroke on="f"/>
+                          <v:imagedata r:id="rId13" cropleft="28372f" croptop="17472f" cropright="14217f" cropbottom="15987f" o:title=""/>
+                          <o:lock v:ext="edit" aspectratio="t"/>
+                        </v:shape>
+                        <v:shape id="_x0000_s1026" o:spid="_x0000_s1026" o:spt="75" alt="IMG_256" type="#_x0000_t75" style="position:absolute;left:21195;top:40098;height:570;width:975;" filled="f" o:preferrelative="t" stroked="f" coordsize="21600,21600" o:gfxdata="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">
+                          <v:fill on="f" focussize="0,0"/>
+                          <v:stroke on="f"/>
+                          <v:imagedata r:id="rId10" chromakey="#FFFFFF" o:title=""/>
+                          <o:lock v:ext="edit" aspectratio="t"/>
+                        </v:shape>
+                      </v:group>
+                      <v:shape id="图片 25" o:spid="_x0000_s1026" o:spt="75" type="#_x0000_t75" style="position:absolute;left:20622;top:39496;height:2273;width:2273;" filled="f" o:preferrelative="t" stroked="f" coordsize="21600,21600" o:gfxdata="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">
+                        <v:fill on="f" focussize="0,0"/>
+                        <v:stroke on="f"/>
+                        <v:imagedata r:id="rId12" o:title=""/>
+                        <o:lock v:ext="edit" aspectratio="t"/>
+                      </v:shape>
+                    </v:group>
+                  </w:pict>
+                </mc:Fallback>
+              </mc:AlternateContent>
+            </w:r>
           </w:p>
         </w:tc>
         <w:tc>
@@ -6062,21 +6224,24 @@
               </w:rPr>
             </w:pPr>
             <w:r>
+              <w:rPr>
+                <w:sz w:val="24"/>
+              </w:rPr>
               <mc:AlternateContent>
                 <mc:Choice Requires="wpg">
                   <w:drawing>
-                    <wp:anchor distT="0" distB="0" distL="114300" distR="114300" simplePos="0" relativeHeight="251664384" behindDoc="0" locked="0" layoutInCell="1" allowOverlap="1">
+                    <wp:anchor distT="0" distB="0" distL="114300" distR="114300" simplePos="0" relativeHeight="251666432" behindDoc="0" locked="0" layoutInCell="1" allowOverlap="1">
                       <wp:simplePos x="0" y="0"/>
                       <wp:positionH relativeFrom="column">
-                        <wp:posOffset>-17780</wp:posOffset>
+                        <wp:posOffset>-59690</wp:posOffset>
                       </wp:positionH>
                       <wp:positionV relativeFrom="paragraph">
-                        <wp:posOffset>-485775</wp:posOffset>
+                        <wp:posOffset>-527685</wp:posOffset>
                       </wp:positionV>
-                      <wp:extent cx="3196590" cy="1442720"/>
-                      <wp:effectExtent l="0" t="0" r="3810" b="5080"/>
+                      <wp:extent cx="3114040" cy="1442720"/>
+                      <wp:effectExtent l="0" t="0" r="10160" b="5080"/>
                       <wp:wrapNone/>
-                      <wp:docPr id="105" name="组合 105"/>
+                      <wp:docPr id="38" name="组合 38"/>
                       <wp:cNvGraphicFramePr/>
                       <a:graphic xmlns:a="http://schemas.openxmlformats.org/drawingml/2006/main">
                         <a:graphicData uri="http://schemas.microsoft.com/office/word/2010/wordprocessingGroup">
@@ -6085,91 +6250,14 @@
                             <wpg:grpSpPr>
                               <a:xfrm>
                                 <a:off x="0" y="0"/>
-                                <a:ext cx="3196590" cy="1442720"/>
-                                <a:chOff x="19087" y="960"/>
-                                <a:chExt cx="5034" cy="2272"/>
+                                <a:ext cx="3114040" cy="1442720"/>
+                                <a:chOff x="17862" y="41199"/>
+                                <a:chExt cx="4904" cy="2272"/>
                               </a:xfrm>
                             </wpg:grpSpPr>
-                            <wpg:grpSp>
-                              <wpg:cNvPr id="106" name="组合 15"/>
-                              <wpg:cNvGrpSpPr/>
-                              <wpg:grpSpPr>
-                                <a:xfrm>
-                                  <a:off x="19087" y="1459"/>
-                                  <a:ext cx="4523" cy="714"/>
-                                  <a:chOff x="12357" y="7666"/>
-                                  <a:chExt cx="4523" cy="714"/>
-                                </a:xfrm>
-                              </wpg:grpSpPr>
-                              <pic:pic xmlns:pic="http://schemas.openxmlformats.org/drawingml/2006/picture">
-                                <pic:nvPicPr>
-                                  <pic:cNvPr id="22" name="图片 59" descr="图片1"/>
-                                  <pic:cNvPicPr>
-                                    <a:picLocks noChangeAspect="1"/>
-                                  </pic:cNvPicPr>
-                                </pic:nvPicPr>
-                                <pic:blipFill>
-                                  <a:blip r:embed="rId13">
-                                    <a:biLevel thresh="50000"/>
-                                  </a:blip>
-                                  <a:srcRect l="7865" t="11797" r="5322" b="19074"/>
-                                  <a:stretch>
-                                    <a:fillRect/>
-                                  </a:stretch>
-                                </pic:blipFill>
-                                <pic:spPr>
-                                  <a:xfrm>
-                                    <a:off x="12357" y="7738"/>
-                                    <a:ext cx="1468" cy="627"/>
-                                  </a:xfrm>
-                                  <a:prstGeom prst="rect">
-                                    <a:avLst/>
-                                  </a:prstGeom>
-                                  <a:noFill/>
-                                </pic:spPr>
-                              </pic:pic>
-                              <pic:pic xmlns:pic="http://schemas.openxmlformats.org/drawingml/2006/picture">
-                                <pic:nvPicPr>
-                                  <pic:cNvPr id="19" name="图片 14" descr="微信图片_20220215110121"/>
-                                  <pic:cNvPicPr>
-                                    <a:picLocks noChangeAspect="1"/>
-                                  </pic:cNvPicPr>
-                                </pic:nvPicPr>
-                                <pic:blipFill>
-                                  <a:blip r:embed="rId10">
-                                    <a:clrChange>
-                                      <a:clrFrom>
-                                        <a:srgbClr val="A09D98">
-                                          <a:alpha val="100000"/>
-                                        </a:srgbClr>
-                                      </a:clrFrom>
-                                      <a:clrTo>
-                                        <a:srgbClr val="A09D98">
-                                          <a:alpha val="100000"/>
-                                          <a:alpha val="0"/>
-                                        </a:srgbClr>
-                                      </a:clrTo>
-                                    </a:clrChange>
-                                    <a:biLevel thresh="50000"/>
-                                  </a:blip>
-                                  <a:stretch>
-                                    <a:fillRect/>
-                                  </a:stretch>
-                                </pic:blipFill>
-                                <pic:spPr>
-                                  <a:xfrm>
-                                    <a:off x="15646" y="7666"/>
-                                    <a:ext cx="1234" cy="715"/>
-                                  </a:xfrm>
-                                  <a:prstGeom prst="rect">
-                                    <a:avLst/>
-                                  </a:prstGeom>
-                                </pic:spPr>
-                              </pic:pic>
-                            </wpg:grpSp>
                             <pic:pic xmlns:pic="http://schemas.openxmlformats.org/drawingml/2006/picture">
                               <pic:nvPicPr>
-                                <pic:cNvPr id="107" name="图片 23"/>
+                                <pic:cNvPr id="7" name="图片 23"/>
                                 <pic:cNvPicPr>
                                   <a:picLocks noChangeAspect="1" noChangeArrowheads="1"/>
                                 </pic:cNvPicPr>
@@ -6189,7 +6277,7 @@
                               </pic:blipFill>
                               <pic:spPr>
                                 <a:xfrm>
-                                  <a:off x="21849" y="960"/>
+                                  <a:off x="20494" y="41199"/>
                                   <a:ext cx="2273" cy="2273"/>
                                 </a:xfrm>
                                 <a:prstGeom prst="rect">
@@ -6201,6 +6289,86 @@
                                 </a:ln>
                               </pic:spPr>
                             </pic:pic>
+                            <wpg:grpSp>
+                              <wpg:cNvPr id="39" name="组合 23"/>
+                              <wpg:cNvGrpSpPr/>
+                              <wpg:grpSpPr>
+                                <a:xfrm>
+                                  <a:off x="17862" y="41843"/>
+                                  <a:ext cx="4208" cy="652"/>
+                                  <a:chOff x="17862" y="41843"/>
+                                  <a:chExt cx="4208" cy="652"/>
+                                </a:xfrm>
+                              </wpg:grpSpPr>
+                              <pic:pic xmlns:pic="http://schemas.openxmlformats.org/drawingml/2006/picture">
+                                <pic:nvPicPr>
+                                  <pic:cNvPr id="22" name="图片 59" descr="图片1"/>
+                                  <pic:cNvPicPr>
+                                    <a:picLocks noChangeAspect="1"/>
+                                  </pic:cNvPicPr>
+                                </pic:nvPicPr>
+                                <pic:blipFill>
+                                  <a:blip r:embed="rId14">
+                                    <a:biLevel thresh="50000"/>
+                                  </a:blip>
+                                  <a:srcRect l="7865" t="11797" r="5322" b="19074"/>
+                                  <a:stretch>
+                                    <a:fillRect/>
+                                  </a:stretch>
+                                </pic:blipFill>
+                                <pic:spPr>
+                                  <a:xfrm>
+                                    <a:off x="17862" y="41869"/>
+                                    <a:ext cx="1468" cy="627"/>
+                                  </a:xfrm>
+                                  <a:prstGeom prst="rect">
+                                    <a:avLst/>
+                                  </a:prstGeom>
+                                  <a:noFill/>
+                                </pic:spPr>
+                              </pic:pic>
+                              <pic:pic xmlns:pic="http://schemas.openxmlformats.org/drawingml/2006/picture">
+                                <pic:nvPicPr>
+                                  <pic:cNvPr id="21" name="图片 29" descr="IMG_256"/>
+                                  <pic:cNvPicPr>
+                                    <a:picLocks noChangeAspect="1"/>
+                                  </pic:cNvPicPr>
+                                </pic:nvPicPr>
+                                <pic:blipFill>
+                                  <a:blip r:embed="rId10">
+                                    <a:clrChange>
+                                      <a:clrFrom>
+                                        <a:srgbClr val="FFFFFF">
+                                          <a:alpha val="100000"/>
+                                        </a:srgbClr>
+                                      </a:clrFrom>
+                                      <a:clrTo>
+                                        <a:srgbClr val="FFFFFF">
+                                          <a:alpha val="100000"/>
+                                          <a:alpha val="0"/>
+                                        </a:srgbClr>
+                                      </a:clrTo>
+                                    </a:clrChange>
+                                  </a:blip>
+                                  <a:stretch>
+                                    <a:fillRect/>
+                                  </a:stretch>
+                                </pic:blipFill>
+                                <pic:spPr>
+                                  <a:xfrm>
+                                    <a:off x="21096" y="41843"/>
+                                    <a:ext cx="975" cy="570"/>
+                                  </a:xfrm>
+                                  <a:prstGeom prst="rect">
+                                    <a:avLst/>
+                                  </a:prstGeom>
+                                  <a:noFill/>
+                                  <a:ln w="9525">
+                                    <a:noFill/>
+                                  </a:ln>
+                                </pic:spPr>
+                              </pic:pic>
+                            </wpg:grpSp>
                           </wpg:wgp>
                         </a:graphicData>
                       </a:graphic>
@@ -6209,29 +6377,29 @@
                 </mc:Choice>
                 <mc:Fallback>
                   <w:pict>
-                    <v:group id="_x0000_s1026" o:spid="_x0000_s1026" o:spt="203" style="position:absolute;left:0pt;margin-left:-1.4pt;margin-top:-38.25pt;height:113.6pt;width:251.7pt;z-index:251664384;mso-width-relative:page;mso-height-relative:page;" coordorigin="19087,960" coordsize="5034,2272" o:gfxdata="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">
+                    <v:group id="_x0000_s1026" o:spid="_x0000_s1026" o:spt="203" style="position:absolute;left:0pt;margin-left:-4.7pt;margin-top:-41.55pt;height:113.6pt;width:245.2pt;z-index:251666432;mso-width-relative:page;mso-height-relative:page;" coordorigin="17862,41199" coordsize="4904,2272" o:gfxdata="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">
                       <o:lock v:ext="edit" aspectratio="f"/>
-                      <v:group id="组合 15" o:spid="_x0000_s1026" o:spt="203" style="position:absolute;left:19087;top:1459;height:714;width:4523;" coordorigin="12357,7666" coordsize="4523,714" o:gfxdata="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">
-                        <o:lock v:ext="edit" aspectratio="f"/>
-                        <v:shape id="图片 59" o:spid="_x0000_s1026" o:spt="75" alt="图片1" type="#_x0000_t75" style="position:absolute;left:12357;top:7738;height:627;width:1468;" filled="f" o:preferrelative="t" stroked="f" coordsize="21600,21600" o:gfxdata="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">
-                          <v:fill on="f" focussize="0,0"/>
-                          <v:stroke on="f"/>
-                          <v:imagedata r:id="rId13" cropleft="5154f" croptop="7731f" cropright="3488f" cropbottom="12500f" grayscale="t" bilevel="t" o:title=""/>
-                          <o:lock v:ext="edit" aspectratio="t"/>
-                        </v:shape>
-                        <v:shape id="图片 14" o:spid="_x0000_s1026" o:spt="75" alt="微信图片_20220215110121" type="#_x0000_t75" style="position:absolute;left:15646;top:7666;height:715;width:1234;" filled="f" o:preferrelative="t" stroked="f" coordsize="21600,21600" o:gfxdata="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">
-                          <v:fill on="f" focussize="0,0"/>
-                          <v:stroke on="f"/>
-                          <v:imagedata r:id="rId10" grayscale="t" bilevel="t" chromakey="#A09D98" o:title=""/>
-                          <o:lock v:ext="edit" aspectratio="t"/>
-                        </v:shape>
-                      </v:group>
-                      <v:shape id="图片 23" o:spid="_x0000_s1026" o:spt="75" type="#_x0000_t75" style="position:absolute;left:21849;top:960;height:2273;width:2273;" filled="f" o:preferrelative="t" stroked="f" coordsize="21600,21600" o:gfxdata="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">
+                      <v:shape id="图片 23" o:spid="_x0000_s1026" o:spt="75" type="#_x0000_t75" style="position:absolute;left:20494;top:41199;height:2273;width:2273;" filled="f" o:preferrelative="t" stroked="f" coordsize="21600,21600" o:gfxdata="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">
                         <v:fill on="f" focussize="0,0"/>
                         <v:stroke on="f"/>
                         <v:imagedata r:id="rId12" o:title=""/>
                         <o:lock v:ext="edit" aspectratio="t"/>
                       </v:shape>
+                      <v:group id="组合 23" o:spid="_x0000_s1026" o:spt="203" style="position:absolute;left:17862;top:41843;height:652;width:4208;" coordorigin="17862,41843" coordsize="4208,652" o:gfxdata="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">
+                        <o:lock v:ext="edit" aspectratio="f"/>
+                        <v:shape id="图片 59" o:spid="_x0000_s1026" o:spt="75" alt="图片1" type="#_x0000_t75" style="position:absolute;left:17862;top:41869;height:627;width:1468;" filled="f" o:preferrelative="t" stroked="f" coordsize="21600,21600" o:gfxdata="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">
+                          <v:fill on="f" focussize="0,0"/>
+                          <v:stroke on="f"/>
+                          <v:imagedata r:id="rId14" cropleft="5154f" croptop="7731f" cropright="3488f" cropbottom="12500f" grayscale="t" bilevel="t" o:title=""/>
+                          <o:lock v:ext="edit" aspectratio="t"/>
+                        </v:shape>
+                        <v:shape id="图片 29" o:spid="_x0000_s1026" o:spt="75" alt="IMG_256" type="#_x0000_t75" style="position:absolute;left:21096;top:41843;height:570;width:975;" filled="f" o:preferrelative="t" stroked="f" coordsize="21600,21600" o:gfxdata="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">
+                          <v:fill on="f" focussize="0,0"/>
+                          <v:stroke on="f"/>
+                          <v:imagedata r:id="rId10" chromakey="#FFFFFF" o:title=""/>
+                          <o:lock v:ext="edit" aspectratio="t"/>
+                        </v:shape>
+                      </v:group>
                     </v:group>
                   </w:pict>
                 </mc:Fallback>
@@ -6619,10 +6787,13 @@
               </w:rPr>
             </w:pPr>
             <w:r>
+              <w:rPr>
+                <w:sz w:val="24"/>
+              </w:rPr>
               <mc:AlternateContent>
                 <mc:Choice Requires="wpg">
                   <w:drawing>
-                    <wp:anchor distT="0" distB="0" distL="114300" distR="114300" simplePos="0" relativeHeight="251665408" behindDoc="0" locked="0" layoutInCell="1" allowOverlap="1">
+                    <wp:anchor distT="0" distB="0" distL="114300" distR="114300" simplePos="0" relativeHeight="251667456" behindDoc="0" locked="0" layoutInCell="1" allowOverlap="1">
                       <wp:simplePos x="0" y="0"/>
                       <wp:positionH relativeFrom="column">
                         <wp:posOffset>12700</wp:posOffset>
@@ -6630,10 +6801,10 @@
                       <wp:positionV relativeFrom="paragraph">
                         <wp:posOffset>-514985</wp:posOffset>
                       </wp:positionV>
-                      <wp:extent cx="3143250" cy="1442720"/>
-                      <wp:effectExtent l="0" t="0" r="11430" b="5080"/>
+                      <wp:extent cx="3150235" cy="1442720"/>
+                      <wp:effectExtent l="0" t="0" r="4445" b="5080"/>
                       <wp:wrapNone/>
-                      <wp:docPr id="108" name="组合 108"/>
+                      <wp:docPr id="8" name="组合 8"/>
                       <wp:cNvGraphicFramePr/>
                       <a:graphic xmlns:a="http://schemas.openxmlformats.org/drawingml/2006/main">
                         <a:graphicData uri="http://schemas.microsoft.com/office/word/2010/wordprocessingGroup">
@@ -6642,31 +6813,65 @@
                             <wpg:grpSpPr>
                               <a:xfrm>
                                 <a:off x="0" y="0"/>
-                                <a:ext cx="3143250" cy="1442720"/>
-                                <a:chOff x="19315" y="2640"/>
-                                <a:chExt cx="4950" cy="2272"/>
+                                <a:ext cx="3150235" cy="1442720"/>
+                                <a:chOff x="17976" y="42945"/>
+                                <a:chExt cx="4961" cy="2272"/>
                               </a:xfrm>
                             </wpg:grpSpPr>
+                            <pic:pic xmlns:pic="http://schemas.openxmlformats.org/drawingml/2006/picture">
+                              <pic:nvPicPr>
+                                <pic:cNvPr id="9" name="图片 25"/>
+                                <pic:cNvPicPr>
+                                  <a:picLocks noChangeAspect="1" noChangeArrowheads="1"/>
+                                </pic:cNvPicPr>
+                              </pic:nvPicPr>
+                              <pic:blipFill>
+                                <a:blip r:embed="rId12">
+                                  <a:extLst>
+                                    <a:ext uri="{28A0092B-C50C-407E-A947-70E740481C1C}">
+                                      <a14:useLocalDpi xmlns:a14="http://schemas.microsoft.com/office/drawing/2010/main" val="0"/>
+                                    </a:ext>
+                                  </a:extLst>
+                                </a:blip>
+                                <a:srcRect/>
+                                <a:stretch>
+                                  <a:fillRect/>
+                                </a:stretch>
+                              </pic:blipFill>
+                              <pic:spPr>
+                                <a:xfrm>
+                                  <a:off x="20665" y="42945"/>
+                                  <a:ext cx="2273" cy="2273"/>
+                                </a:xfrm>
+                                <a:prstGeom prst="rect">
+                                  <a:avLst/>
+                                </a:prstGeom>
+                                <a:noFill/>
+                                <a:ln>
+                                  <a:noFill/>
+                                </a:ln>
+                              </pic:spPr>
+                            </pic:pic>
                             <wpg:grpSp>
-                              <wpg:cNvPr id="109" name="组合 22"/>
+                              <wpg:cNvPr id="41" name="组合 27"/>
                               <wpg:cNvGrpSpPr/>
                               <wpg:grpSpPr>
                                 <a:xfrm>
-                                  <a:off x="19315" y="3174"/>
-                                  <a:ext cx="4415" cy="714"/>
-                                  <a:chOff x="12525" y="9562"/>
-                                  <a:chExt cx="4415" cy="714"/>
+                                  <a:off x="17976" y="43614"/>
+                                  <a:ext cx="4551" cy="626"/>
+                                  <a:chOff x="17976" y="43614"/>
+                                  <a:chExt cx="4551" cy="626"/>
                                 </a:xfrm>
                               </wpg:grpSpPr>
                               <pic:pic xmlns:pic="http://schemas.openxmlformats.org/drawingml/2006/picture">
                                 <pic:nvPicPr>
-                                  <pic:cNvPr id="110" name="图片 29" descr="IMG_256"/>
+                                  <pic:cNvPr id="10" name="图片 29" descr="IMG_256"/>
                                   <pic:cNvPicPr>
                                     <a:picLocks noChangeAspect="1"/>
                                   </pic:cNvPicPr>
                                 </pic:nvPicPr>
                                 <pic:blipFill>
-                                  <a:blip r:embed="rId14">
+                                  <a:blip r:embed="rId10">
                                     <a:clrChange>
                                       <a:clrFrom>
                                         <a:srgbClr val="FFFFFF">
@@ -6687,7 +6892,7 @@
                                 </pic:blipFill>
                                 <pic:spPr>
                                   <a:xfrm>
-                                    <a:off x="12525" y="9698"/>
+                                    <a:off x="17976" y="43615"/>
                                     <a:ext cx="975" cy="570"/>
                                   </a:xfrm>
                                   <a:prstGeom prst="rect">
@@ -6701,77 +6906,32 @@
                               </pic:pic>
                               <pic:pic xmlns:pic="http://schemas.openxmlformats.org/drawingml/2006/picture">
                                 <pic:nvPicPr>
-                                  <pic:cNvPr id="29" name="图片 20" descr="微信图片_20220215110121"/>
+                                  <pic:cNvPr id="26" name="图片 59" descr="图片1"/>
                                   <pic:cNvPicPr>
                                     <a:picLocks noChangeAspect="1"/>
                                   </pic:cNvPicPr>
                                 </pic:nvPicPr>
                                 <pic:blipFill>
-                                  <a:blip r:embed="rId10">
-                                    <a:clrChange>
-                                      <a:clrFrom>
-                                        <a:srgbClr val="A09D98">
-                                          <a:alpha val="100000"/>
-                                        </a:srgbClr>
-                                      </a:clrFrom>
-                                      <a:clrTo>
-                                        <a:srgbClr val="A09D98">
-                                          <a:alpha val="100000"/>
-                                          <a:alpha val="0"/>
-                                        </a:srgbClr>
-                                      </a:clrTo>
-                                    </a:clrChange>
+                                  <a:blip r:embed="rId14">
                                     <a:biLevel thresh="50000"/>
                                   </a:blip>
+                                  <a:srcRect l="7865" t="11797" r="5322" b="19074"/>
                                   <a:stretch>
                                     <a:fillRect/>
                                   </a:stretch>
                                 </pic:blipFill>
                                 <pic:spPr>
                                   <a:xfrm>
-                                    <a:off x="15706" y="9562"/>
-                                    <a:ext cx="1234" cy="715"/>
+                                    <a:off x="21059" y="43614"/>
+                                    <a:ext cx="1468" cy="627"/>
                                   </a:xfrm>
                                   <a:prstGeom prst="rect">
                                     <a:avLst/>
                                   </a:prstGeom>
+                                  <a:noFill/>
                                 </pic:spPr>
                               </pic:pic>
                             </wpg:grpSp>
-                            <pic:pic xmlns:pic="http://schemas.openxmlformats.org/drawingml/2006/picture">
-                              <pic:nvPicPr>
-                                <pic:cNvPr id="8" name="图片 25"/>
-                                <pic:cNvPicPr>
-                                  <a:picLocks noChangeAspect="1" noChangeArrowheads="1"/>
-                                </pic:cNvPicPr>
-                              </pic:nvPicPr>
-                              <pic:blipFill>
-                                <a:blip r:embed="rId12">
-                                  <a:extLst>
-                                    <a:ext uri="{28A0092B-C50C-407E-A947-70E740481C1C}">
-                                      <a14:useLocalDpi xmlns:a14="http://schemas.microsoft.com/office/drawing/2010/main" val="0"/>
-                                    </a:ext>
-                                  </a:extLst>
-                                </a:blip>
-                                <a:srcRect/>
-                                <a:stretch>
-                                  <a:fillRect/>
-                                </a:stretch>
-                              </pic:blipFill>
-                              <pic:spPr>
-                                <a:xfrm>
-                                  <a:off x="21993" y="2640"/>
-                                  <a:ext cx="2273" cy="2273"/>
-                                </a:xfrm>
-                                <a:prstGeom prst="rect">
-                                  <a:avLst/>
-                                </a:prstGeom>
-                                <a:noFill/>
-                                <a:ln>
-                                  <a:noFill/>
-                                </a:ln>
-                              </pic:spPr>
-                            </pic:pic>
                           </wpg:wgp>
                         </a:graphicData>
                       </a:graphic>
@@ -6780,29 +6940,29 @@
                 </mc:Choice>
                 <mc:Fallback>
                   <w:pict>
-                    <v:group id="_x0000_s1026" o:spid="_x0000_s1026" o:spt="203" style="position:absolute;left:0pt;margin-left:1pt;margin-top:-40.55pt;height:113.6pt;width:247.5pt;z-index:251665408;mso-width-relative:page;mso-height-relative:page;" coordorigin="19315,2640" coordsize="4950,2272" o:gfxdata="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">
+                    <v:group id="_x0000_s1026" o:spid="_x0000_s1026" o:spt="203" style="position:absolute;left:0pt;margin-left:1pt;margin-top:-40.55pt;height:113.6pt;width:248.05pt;z-index:251667456;mso-width-relative:page;mso-height-relative:page;" coordorigin="17976,42945" coordsize="4961,2272" o:gfxdata="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">
                       <o:lock v:ext="edit" aspectratio="f"/>
-                      <v:group id="组合 22" o:spid="_x0000_s1026" o:spt="203" style="position:absolute;left:19315;top:3174;height:714;width:4415;" coordorigin="12525,9562" coordsize="4415,714" o:gfxdata="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">
-                        <o:lock v:ext="edit" aspectratio="f"/>
-                        <v:shape id="图片 29" o:spid="_x0000_s1026" o:spt="75" alt="IMG_256" type="#_x0000_t75" style="position:absolute;left:12525;top:9698;height:570;width:975;" filled="f" o:preferrelative="t" stroked="f" coordsize="21600,21600" o:gfxdata="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">
-                          <v:fill on="f" focussize="0,0"/>
-                          <v:stroke on="f"/>
-                          <v:imagedata r:id="rId14" chromakey="#FFFFFF" o:title=""/>
-                          <o:lock v:ext="edit" aspectratio="t"/>
-                        </v:shape>
-                        <v:shape id="图片 20" o:spid="_x0000_s1026" o:spt="75" alt="微信图片_20220215110121" type="#_x0000_t75" style="position:absolute;left:15706;top:9562;height:715;width:1234;" filled="f" o:preferrelative="t" stroked="f" coordsize="21600,21600" o:gfxdata="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">
-                          <v:fill on="f" focussize="0,0"/>
-                          <v:stroke on="f"/>
-                          <v:imagedata r:id="rId10" grayscale="t" bilevel="t" chromakey="#A09D98" o:title=""/>
-                          <o:lock v:ext="edit" aspectratio="t"/>
-                        </v:shape>
-                      </v:group>
-                      <v:shape id="图片 25" o:spid="_x0000_s1026" o:spt="75" type="#_x0000_t75" style="position:absolute;left:21993;top:2640;height:2273;width:2273;" filled="f" o:preferrelative="t" stroked="f" coordsize="21600,21600" o:gfxdata="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">
+                      <v:shape id="图片 25" o:spid="_x0000_s1026" o:spt="75" type="#_x0000_t75" style="position:absolute;left:20665;top:42945;height:2273;width:2273;" filled="f" o:preferrelative="t" stroked="f" coordsize="21600,21600" o:gfxdata="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">
                         <v:fill on="f" focussize="0,0"/>
                         <v:stroke on="f"/>
                         <v:imagedata r:id="rId12" o:title=""/>
                         <o:lock v:ext="edit" aspectratio="t"/>
                       </v:shape>
+                      <v:group id="组合 27" o:spid="_x0000_s1026" o:spt="203" style="position:absolute;left:17976;top:43614;height:626;width:4551;" coordorigin="17976,43614" coordsize="4551,626" o:gfxdata="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">
+                        <o:lock v:ext="edit" aspectratio="f"/>
+                        <v:shape id="图片 29" o:spid="_x0000_s1026" o:spt="75" alt="IMG_256" type="#_x0000_t75" style="position:absolute;left:17976;top:43615;height:570;width:975;" filled="f" o:preferrelative="t" stroked="f" coordsize="21600,21600" o:gfxdata="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">
+                          <v:fill on="f" focussize="0,0"/>
+                          <v:stroke on="f"/>
+                          <v:imagedata r:id="rId10" chromakey="#FFFFFF" o:title=""/>
+                          <o:lock v:ext="edit" aspectratio="t"/>
+                        </v:shape>
+                        <v:shape id="图片 59" o:spid="_x0000_s1026" o:spt="75" alt="图片1" type="#_x0000_t75" style="position:absolute;left:21059;top:43614;height:627;width:1468;" filled="f" o:preferrelative="t" stroked="f" coordsize="21600,21600" o:gfxdata="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">
+                          <v:fill on="f" focussize="0,0"/>
+                          <v:stroke on="f"/>
+                          <v:imagedata r:id="rId14" cropleft="5154f" croptop="7731f" cropright="3488f" cropbottom="12500f" grayscale="t" bilevel="t" o:title=""/>
+                          <o:lock v:ext="edit" aspectratio="t"/>
+                        </v:shape>
+                      </v:group>
                     </v:group>
                   </w:pict>
                 </mc:Fallback>
@@ -7564,197 +7724,6 @@
                 <w:szCs w:val="24"/>
               </w:rPr>
             </w:pPr>
-            <w:r>
-              <mc:AlternateContent>
-                <mc:Choice Requires="wpg">
-                  <w:drawing>
-                    <wp:anchor distT="0" distB="0" distL="114300" distR="114300" simplePos="0" relativeHeight="251666432" behindDoc="0" locked="0" layoutInCell="1" allowOverlap="1">
-                      <wp:simplePos x="0" y="0"/>
-                      <wp:positionH relativeFrom="column">
-                        <wp:posOffset>111760</wp:posOffset>
-                      </wp:positionH>
-                      <wp:positionV relativeFrom="paragraph">
-                        <wp:posOffset>-577215</wp:posOffset>
-                      </wp:positionV>
-                      <wp:extent cx="3059430" cy="1442720"/>
-                      <wp:effectExtent l="0" t="0" r="3810" b="5080"/>
-                      <wp:wrapNone/>
-                      <wp:docPr id="114" name="组合 114"/>
-                      <wp:cNvGraphicFramePr/>
-                      <a:graphic xmlns:a="http://schemas.openxmlformats.org/drawingml/2006/main">
-                        <a:graphicData uri="http://schemas.microsoft.com/office/word/2010/wordprocessingGroup">
-                          <wpg:wgp>
-                            <wpg:cNvGrpSpPr/>
-                            <wpg:grpSpPr>
-                              <a:xfrm>
-                                <a:off x="0" y="0"/>
-                                <a:ext cx="3059430" cy="1442720"/>
-                                <a:chOff x="19399" y="6180"/>
-                                <a:chExt cx="4818" cy="2272"/>
-                              </a:xfrm>
-                            </wpg:grpSpPr>
-                            <wpg:grpSp>
-                              <wpg:cNvPr id="115" name="组合 34"/>
-                              <wpg:cNvGrpSpPr/>
-                              <wpg:grpSpPr>
-                                <a:xfrm>
-                                  <a:off x="19399" y="6701"/>
-                                  <a:ext cx="4343" cy="988"/>
-                                  <a:chOff x="12609" y="13215"/>
-                                  <a:chExt cx="4343" cy="988"/>
-                                </a:xfrm>
-                              </wpg:grpSpPr>
-                              <pic:pic xmlns:pic="http://schemas.openxmlformats.org/drawingml/2006/picture">
-                                <pic:nvPicPr>
-                                  <pic:cNvPr id="50" name="图片 1" descr="IMG_256"/>
-                                  <pic:cNvPicPr>
-                                    <a:picLocks noChangeAspect="1"/>
-                                  </pic:cNvPicPr>
-                                </pic:nvPicPr>
-                                <pic:blipFill>
-                                  <a:blip r:embed="rId15">
-                                    <a:clrChange>
-                                      <a:clrFrom>
-                                        <a:srgbClr val="AAA9A5">
-                                          <a:alpha val="100000"/>
-                                        </a:srgbClr>
-                                      </a:clrFrom>
-                                      <a:clrTo>
-                                        <a:srgbClr val="AAA9A5">
-                                          <a:alpha val="100000"/>
-                                          <a:alpha val="0"/>
-                                        </a:srgbClr>
-                                      </a:clrTo>
-                                    </a:clrChange>
-                                  </a:blip>
-                                  <a:srcRect l="27431" t="30452" r="31962" b="18126"/>
-                                  <a:stretch>
-                                    <a:fillRect/>
-                                  </a:stretch>
-                                </pic:blipFill>
-                                <pic:spPr>
-                                  <a:xfrm>
-                                    <a:off x="12609" y="13215"/>
-                                    <a:ext cx="781" cy="989"/>
-                                  </a:xfrm>
-                                  <a:prstGeom prst="rect">
-                                    <a:avLst/>
-                                  </a:prstGeom>
-                                  <a:noFill/>
-                                  <a:ln w="9525">
-                                    <a:noFill/>
-                                  </a:ln>
-                                </pic:spPr>
-                              </pic:pic>
-                              <pic:pic xmlns:pic="http://schemas.openxmlformats.org/drawingml/2006/picture">
-                                <pic:nvPicPr>
-                                  <pic:cNvPr id="116" name="图片 31" descr="微信图片_20220215110121"/>
-                                  <pic:cNvPicPr>
-                                    <a:picLocks noChangeAspect="1"/>
-                                  </pic:cNvPicPr>
-                                </pic:nvPicPr>
-                                <pic:blipFill>
-                                  <a:blip r:embed="rId10">
-                                    <a:clrChange>
-                                      <a:clrFrom>
-                                        <a:srgbClr val="A09D98">
-                                          <a:alpha val="100000"/>
-                                        </a:srgbClr>
-                                      </a:clrFrom>
-                                      <a:clrTo>
-                                        <a:srgbClr val="A09D98">
-                                          <a:alpha val="100000"/>
-                                          <a:alpha val="0"/>
-                                        </a:srgbClr>
-                                      </a:clrTo>
-                                    </a:clrChange>
-                                    <a:biLevel thresh="50000"/>
-                                  </a:blip>
-                                  <a:stretch>
-                                    <a:fillRect/>
-                                  </a:stretch>
-                                </pic:blipFill>
-                                <pic:spPr>
-                                  <a:xfrm>
-                                    <a:off x="15718" y="13246"/>
-                                    <a:ext cx="1234" cy="715"/>
-                                  </a:xfrm>
-                                  <a:prstGeom prst="rect">
-                                    <a:avLst/>
-                                  </a:prstGeom>
-                                </pic:spPr>
-                              </pic:pic>
-                            </wpg:grpSp>
-                            <pic:pic xmlns:pic="http://schemas.openxmlformats.org/drawingml/2006/picture">
-                              <pic:nvPicPr>
-                                <pic:cNvPr id="117" name="图片 32"/>
-                                <pic:cNvPicPr>
-                                  <a:picLocks noChangeAspect="1" noChangeArrowheads="1"/>
-                                </pic:cNvPicPr>
-                              </pic:nvPicPr>
-                              <pic:blipFill>
-                                <a:blip r:embed="rId12">
-                                  <a:extLst>
-                                    <a:ext uri="{28A0092B-C50C-407E-A947-70E740481C1C}">
-                                      <a14:useLocalDpi xmlns:a14="http://schemas.microsoft.com/office/drawing/2010/main" val="0"/>
-                                    </a:ext>
-                                  </a:extLst>
-                                </a:blip>
-                                <a:srcRect/>
-                                <a:stretch>
-                                  <a:fillRect/>
-                                </a:stretch>
-                              </pic:blipFill>
-                              <pic:spPr>
-                                <a:xfrm>
-                                  <a:off x="21945" y="6180"/>
-                                  <a:ext cx="2273" cy="2273"/>
-                                </a:xfrm>
-                                <a:prstGeom prst="rect">
-                                  <a:avLst/>
-                                </a:prstGeom>
-                                <a:noFill/>
-                                <a:ln>
-                                  <a:noFill/>
-                                </a:ln>
-                              </pic:spPr>
-                            </pic:pic>
-                          </wpg:wgp>
-                        </a:graphicData>
-                      </a:graphic>
-                    </wp:anchor>
-                  </w:drawing>
-                </mc:Choice>
-                <mc:Fallback>
-                  <w:pict>
-                    <v:group id="_x0000_s1026" o:spid="_x0000_s1026" o:spt="203" style="position:absolute;left:0pt;margin-left:8.8pt;margin-top:-45.45pt;height:113.6pt;width:240.9pt;z-index:251666432;mso-width-relative:page;mso-height-relative:page;" coordorigin="19399,6180" coordsize="4818,2272" o:gfxdata="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">
-                      <o:lock v:ext="edit" aspectratio="f"/>
-                      <v:group id="组合 34" o:spid="_x0000_s1026" o:spt="203" style="position:absolute;left:19399;top:6701;height:988;width:4343;" coordorigin="12609,13215" coordsize="4343,988" o:gfxdata="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">
-                        <o:lock v:ext="edit" aspectratio="f"/>
-                        <v:shape id="图片 1" o:spid="_x0000_s1026" o:spt="75" alt="IMG_256" type="#_x0000_t75" style="position:absolute;left:12609;top:13215;height:989;width:781;" filled="f" o:preferrelative="t" stroked="f" coordsize="21600,21600" o:gfxdata="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">
-                          <v:fill on="f" focussize="0,0"/>
-                          <v:stroke on="f"/>
-                          <v:imagedata r:id="rId15" cropleft="17977f" croptop="19957f" cropright="20947f" cropbottom="11879f" chromakey="#AAA9A5" o:title=""/>
-                          <o:lock v:ext="edit" aspectratio="t"/>
-                        </v:shape>
-                        <v:shape id="图片 31" o:spid="_x0000_s1026" o:spt="75" alt="微信图片_20220215110121" type="#_x0000_t75" style="position:absolute;left:15718;top:13246;height:715;width:1234;" filled="f" o:preferrelative="t" stroked="f" coordsize="21600,21600" o:gfxdata="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">
-                          <v:fill on="f" focussize="0,0"/>
-                          <v:stroke on="f"/>
-                          <v:imagedata r:id="rId10" grayscale="t" bilevel="t" chromakey="#A09D98" o:title=""/>
-                          <o:lock v:ext="edit" aspectratio="t"/>
-                        </v:shape>
-                      </v:group>
-                      <v:shape id="图片 32" o:spid="_x0000_s1026" o:spt="75" type="#_x0000_t75" style="position:absolute;left:21945;top:6180;height:2273;width:2273;" filled="f" o:preferrelative="t" stroked="f" coordsize="21600,21600" o:gfxdata="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">
-                        <v:fill on="f" focussize="0,0"/>
-                        <v:stroke on="f"/>
-                        <v:imagedata r:id="rId12" o:title=""/>
-                        <o:lock v:ext="edit" aspectratio="t"/>
-                      </v:shape>
-                    </v:group>
-                  </w:pict>
-                </mc:Fallback>
-              </mc:AlternateContent>
-            </w:r>
           </w:p>
         </w:tc>
         <w:tc>
@@ -8029,6 +7998,8 @@
         </w:rPr>
         <w:t>检测合作单位：天津诺禾医学检验所</w:t>
       </w:r>
+      <w:bookmarkStart w:id="145" w:name="_GoBack"/>
+      <w:bookmarkEnd w:id="145"/>
       <w:r>
         <w:rPr>
           <w:sz w:val="21"/>
@@ -8051,25 +8022,25 @@
           <w:lang w:eastAsia="zh-CN"/>
         </w:rPr>
       </w:pPr>
-      <w:bookmarkStart w:id="37" w:name="_Toc18428"/>
+      <w:bookmarkStart w:id="37" w:name="_Toc149832729"/>
       <w:bookmarkStart w:id="38" w:name="_Toc31425"/>
-      <w:bookmarkStart w:id="39" w:name="_Toc149832729"/>
-      <w:bookmarkStart w:id="40" w:name="_Toc19898_WPSOffice_Level1"/>
-      <w:bookmarkStart w:id="41" w:name="_Toc20136_WPSOffice_Level1"/>
-      <w:bookmarkStart w:id="42" w:name="_Toc6237"/>
-      <w:bookmarkStart w:id="43" w:name="_Toc2781"/>
-      <w:bookmarkStart w:id="44" w:name="_Toc2866"/>
-      <w:bookmarkStart w:id="45" w:name="_Toc24235"/>
-      <w:bookmarkStart w:id="46" w:name="_Toc22132"/>
-      <w:bookmarkStart w:id="47" w:name="_Toc107825550"/>
-      <w:bookmarkStart w:id="48" w:name="_Toc18062_WPSOffice_Level2"/>
+      <w:bookmarkStart w:id="39" w:name="_Toc18428"/>
+      <w:bookmarkStart w:id="40" w:name="_Toc2866"/>
+      <w:bookmarkStart w:id="41" w:name="_Toc24235"/>
+      <w:bookmarkStart w:id="42" w:name="_Toc22132"/>
+      <w:bookmarkStart w:id="43" w:name="_Toc107825550"/>
+      <w:bookmarkStart w:id="44" w:name="_Toc19898_WPSOffice_Level1"/>
+      <w:bookmarkStart w:id="45" w:name="_Toc20136_WPSOffice_Level1"/>
+      <w:bookmarkStart w:id="46" w:name="_Toc6237"/>
+      <w:bookmarkStart w:id="47" w:name="_Toc2781"/>
+      <w:bookmarkStart w:id="48" w:name="_Toc9088"/>
       <w:bookmarkStart w:id="49" w:name="_Toc11015_WPSOffice_Level2"/>
-      <w:bookmarkStart w:id="50" w:name="_Toc9088"/>
-      <w:bookmarkStart w:id="51" w:name="_Toc23375"/>
-      <w:bookmarkStart w:id="52" w:name="_Toc107825552"/>
-      <w:bookmarkStart w:id="53" w:name="_Toc15063"/>
-      <w:bookmarkStart w:id="54" w:name="_Toc5728"/>
-      <w:bookmarkStart w:id="55" w:name="_Toc27379"/>
+      <w:bookmarkStart w:id="50" w:name="_Toc18062_WPSOffice_Level2"/>
+      <w:bookmarkStart w:id="51" w:name="_Toc5728"/>
+      <w:bookmarkStart w:id="52" w:name="_Toc27379"/>
+      <w:bookmarkStart w:id="53" w:name="_Toc23375"/>
+      <w:bookmarkStart w:id="54" w:name="_Toc107825552"/>
+      <w:bookmarkStart w:id="55" w:name="_Toc15063"/>
       <w:r>
         <w:rPr>
           <w:rFonts w:hint="eastAsia"/>
@@ -9780,8 +9751,8 @@
       </w:pPr>
       <w:bookmarkStart w:id="57" w:name="_Toc26774"/>
       <w:bookmarkStart w:id="58" w:name="_Toc149832732"/>
-      <w:bookmarkStart w:id="59" w:name="_Toc13052"/>
-      <w:bookmarkStart w:id="60" w:name="_Toc149826007"/>
+      <w:bookmarkStart w:id="59" w:name="_Toc149826007"/>
+      <w:bookmarkStart w:id="60" w:name="_Toc13052"/>
       <w:r>
         <w:rPr>
           <w:rFonts w:hint="eastAsia"/>
@@ -14603,10 +14574,10 @@
           <w:lang w:eastAsia="zh-CN"/>
         </w:rPr>
       </w:pPr>
-      <w:bookmarkStart w:id="61" w:name="_Toc22117"/>
-      <w:bookmarkStart w:id="62" w:name="_Toc149832733"/>
-      <w:bookmarkStart w:id="63" w:name="_Toc149826009"/>
-      <w:bookmarkStart w:id="64" w:name="_Toc8134"/>
+      <w:bookmarkStart w:id="61" w:name="_Toc8134"/>
+      <w:bookmarkStart w:id="62" w:name="_Toc149826009"/>
+      <w:bookmarkStart w:id="63" w:name="_Toc22117"/>
+      <w:bookmarkStart w:id="64" w:name="_Toc149832733"/>
       <w:r>
         <w:rPr>
           <w:rFonts w:hint="eastAsia"/>
@@ -15127,9 +15098,9 @@
         </w:rPr>
       </w:pPr>
       <w:bookmarkStart w:id="65" w:name="_Toc180"/>
-      <w:bookmarkStart w:id="66" w:name="_Toc23903"/>
-      <w:bookmarkStart w:id="67" w:name="_Toc107825555"/>
-      <w:bookmarkStart w:id="68" w:name="_Toc25727"/>
+      <w:bookmarkStart w:id="66" w:name="_Toc25727"/>
+      <w:bookmarkStart w:id="67" w:name="_Toc23903"/>
+      <w:bookmarkStart w:id="68" w:name="_Toc107825555"/>
       <w:bookmarkStart w:id="69" w:name="_Toc24960"/>
       <w:bookmarkStart w:id="70" w:name="_Toc32443_WPSOffice_Level1"/>
       <w:bookmarkStart w:id="71" w:name="_Toc23846_WPSOffice_Level1"/>
@@ -15195,10 +15166,10 @@
           <w:lang w:eastAsia="zh-CN"/>
         </w:rPr>
       </w:pPr>
-      <w:bookmarkStart w:id="75" w:name="_Toc17335"/>
-      <w:bookmarkStart w:id="76" w:name="_Toc106719764"/>
-      <w:bookmarkStart w:id="77" w:name="_Toc10223"/>
-      <w:bookmarkStart w:id="78" w:name="_Toc20034"/>
+      <w:bookmarkStart w:id="75" w:name="_Toc10223"/>
+      <w:bookmarkStart w:id="76" w:name="_Toc17335"/>
+      <w:bookmarkStart w:id="77" w:name="_Toc20034"/>
+      <w:bookmarkStart w:id="78" w:name="_Toc106719764"/>
       <w:r>
         <w:rPr>
           <w:rFonts w:hint="eastAsia"/>
@@ -18261,8 +18232,8 @@
           <w:lang w:eastAsia="zh-CN"/>
         </w:rPr>
       </w:pPr>
-      <w:bookmarkStart w:id="79" w:name="_Toc26760"/>
-      <w:bookmarkStart w:id="80" w:name="_Toc2667"/>
+      <w:bookmarkStart w:id="79" w:name="_Toc2667"/>
+      <w:bookmarkStart w:id="80" w:name="_Toc26760"/>
       <w:r>
         <w:rPr>
           <w:rFonts w:hint="eastAsia"/>
@@ -18327,6 +18298,7 @@
             <w:insideH w:val="dotted" w:color="A5A5A5" w:sz="4" w:space="0"/>
             <w:insideV w:val="dotted" w:color="A5A5A5" w:sz="4" w:space="0"/>
           </w:tblBorders>
+          <w:shd w:val="clear" w:color="auto" w:fill="auto"/>
           <w:tblCellMar>
             <w:top w:w="0" w:type="dxa"/>
             <w:left w:w="108" w:type="dxa"/>
@@ -19788,8 +19760,6 @@
           <w:lang w:eastAsia="zh-CN"/>
         </w:rPr>
       </w:pPr>
-      <w:bookmarkStart w:id="145" w:name="_GoBack"/>
-      <w:bookmarkEnd w:id="145"/>
       <w:r>
         <w:rPr>
           <w:rFonts w:ascii="Times New Roman" w:hAnsi="Times New Roman" w:eastAsia="微软雅黑" w:cs="Times New Roman"/>
@@ -28817,22 +28787,22 @@
         </w:numPr>
         <w:jc w:val="left"/>
       </w:pPr>
-      <w:bookmarkStart w:id="87" w:name="_Toc13196_WPSOffice_Level1"/>
-      <w:bookmarkStart w:id="88" w:name="_Toc20571"/>
+      <w:bookmarkStart w:id="87" w:name="_Toc20571"/>
+      <w:bookmarkStart w:id="88" w:name="_Toc13196_WPSOffice_Level1"/>
       <w:bookmarkStart w:id="89" w:name="_Toc28240"/>
-      <w:bookmarkStart w:id="90" w:name="_Toc21764_WPSOffice_Level1"/>
-      <w:bookmarkStart w:id="91" w:name="_Toc107825561"/>
-      <w:bookmarkStart w:id="92" w:name="_Toc11294"/>
-      <w:bookmarkStart w:id="93" w:name="_Toc13698"/>
-      <w:bookmarkStart w:id="94" w:name="_Toc27302"/>
-      <w:bookmarkStart w:id="95" w:name="_Toc1707_WPSOffice_Level1"/>
+      <w:bookmarkStart w:id="90" w:name="_Toc1707_WPSOffice_Level1"/>
+      <w:bookmarkStart w:id="91" w:name="_Toc21764_WPSOffice_Level1"/>
+      <w:bookmarkStart w:id="92" w:name="_Toc107825561"/>
+      <w:bookmarkStart w:id="93" w:name="_Toc27302"/>
+      <w:bookmarkStart w:id="94" w:name="_Toc13698"/>
+      <w:bookmarkStart w:id="95" w:name="_Toc11294"/>
       <w:bookmarkStart w:id="96" w:name="_Toc16835"/>
-      <w:bookmarkStart w:id="97" w:name="_Toc20303"/>
-      <w:bookmarkStart w:id="98" w:name="_Toc11812"/>
+      <w:bookmarkStart w:id="97" w:name="_Toc11812"/>
+      <w:bookmarkStart w:id="98" w:name="_Toc20303"/>
       <w:bookmarkStart w:id="99" w:name="_Toc11896_WPSOffice_Level1"/>
-      <w:bookmarkStart w:id="100" w:name="_Toc1779"/>
-      <w:bookmarkStart w:id="101" w:name="_Toc28810_WPSOffice_Level1"/>
-      <w:bookmarkStart w:id="102" w:name="_Toc11193_WPSOffice_Level1"/>
+      <w:bookmarkStart w:id="100" w:name="_Toc11193_WPSOffice_Level1"/>
+      <w:bookmarkStart w:id="101" w:name="_Toc1779"/>
+      <w:bookmarkStart w:id="102" w:name="_Toc28810_WPSOffice_Level1"/>
       <w:r>
         <w:rPr>
           <w:rFonts w:hint="eastAsia"/>
@@ -28866,12 +28836,12 @@
       <w:bookmarkStart w:id="103" w:name="_Toc3674"/>
       <w:bookmarkStart w:id="104" w:name="_Toc3853"/>
       <w:bookmarkStart w:id="105" w:name="_Toc9066"/>
-      <w:bookmarkStart w:id="106" w:name="_Toc28605"/>
-      <w:bookmarkStart w:id="107" w:name="_Toc32150"/>
-      <w:bookmarkStart w:id="108" w:name="_Toc27230"/>
+      <w:bookmarkStart w:id="106" w:name="_Toc27230"/>
+      <w:bookmarkStart w:id="107" w:name="_Toc14255_WPSOffice_Level1"/>
+      <w:bookmarkStart w:id="108" w:name="_Toc28605"/>
       <w:bookmarkStart w:id="109" w:name="_Toc24085_WPSOffice_Level1"/>
       <w:bookmarkStart w:id="110" w:name="_Toc15840_WPSOffice_Level1"/>
-      <w:bookmarkStart w:id="111" w:name="_Toc14255_WPSOffice_Level1"/>
+      <w:bookmarkStart w:id="111" w:name="_Toc32150"/>
       <w:r>
         <w:rPr>
           <w:rFonts w:hint="eastAsia"/>
@@ -31192,9 +31162,9 @@
           <w:lang w:eastAsia="zh-CN"/>
         </w:rPr>
       </w:pPr>
-      <w:bookmarkStart w:id="112" w:name="_Toc30346"/>
-      <w:bookmarkStart w:id="113" w:name="_Toc11406"/>
-      <w:bookmarkStart w:id="114" w:name="_Toc14871"/>
+      <w:bookmarkStart w:id="112" w:name="_Toc14871"/>
+      <w:bookmarkStart w:id="113" w:name="_Toc30346"/>
+      <w:bookmarkStart w:id="114" w:name="_Toc11406"/>
       <w:r>
         <w:rPr>
           <w:rFonts w:hint="eastAsia"/>
@@ -31766,25 +31736,25 @@
         </w:rPr>
       </w:pPr>
       <w:bookmarkStart w:id="115" w:name="_Toc3409"/>
-      <w:bookmarkStart w:id="116" w:name="_Toc2950"/>
-      <w:bookmarkStart w:id="117" w:name="_Toc15114"/>
-      <w:bookmarkStart w:id="118" w:name="_Toc13498"/>
-      <w:bookmarkStart w:id="119" w:name="_Toc5457"/>
-      <w:bookmarkStart w:id="120" w:name="_Toc29105"/>
-      <w:bookmarkStart w:id="121" w:name="_Toc8550"/>
-      <w:bookmarkStart w:id="122" w:name="_Toc16663"/>
-      <w:bookmarkStart w:id="123" w:name="_Toc24462"/>
-      <w:bookmarkStart w:id="124" w:name="_Toc11535"/>
-      <w:bookmarkStart w:id="125" w:name="_Toc32447"/>
-      <w:bookmarkStart w:id="126" w:name="_Toc10759"/>
-      <w:bookmarkStart w:id="127" w:name="_Toc30512"/>
-      <w:bookmarkStart w:id="128" w:name="_Toc18198"/>
-      <w:bookmarkStart w:id="129" w:name="_Toc699"/>
-      <w:bookmarkStart w:id="130" w:name="_Toc28557"/>
-      <w:bookmarkStart w:id="131" w:name="_Toc18811"/>
-      <w:bookmarkStart w:id="132" w:name="_Toc2482"/>
-      <w:bookmarkStart w:id="133" w:name="_Toc2699"/>
-      <w:bookmarkStart w:id="134" w:name="_Toc11925"/>
+      <w:bookmarkStart w:id="116" w:name="_Toc15114"/>
+      <w:bookmarkStart w:id="117" w:name="_Toc2950"/>
+      <w:bookmarkStart w:id="118" w:name="_Toc29105"/>
+      <w:bookmarkStart w:id="119" w:name="_Toc8550"/>
+      <w:bookmarkStart w:id="120" w:name="_Toc11535"/>
+      <w:bookmarkStart w:id="121" w:name="_Toc10759"/>
+      <w:bookmarkStart w:id="122" w:name="_Toc13498"/>
+      <w:bookmarkStart w:id="123" w:name="_Toc16663"/>
+      <w:bookmarkStart w:id="124" w:name="_Toc5457"/>
+      <w:bookmarkStart w:id="125" w:name="_Toc30512"/>
+      <w:bookmarkStart w:id="126" w:name="_Toc24462"/>
+      <w:bookmarkStart w:id="127" w:name="_Toc32447"/>
+      <w:bookmarkStart w:id="128" w:name="_Toc28557"/>
+      <w:bookmarkStart w:id="129" w:name="_Toc11925"/>
+      <w:bookmarkStart w:id="130" w:name="_Toc699"/>
+      <w:bookmarkStart w:id="131" w:name="_Toc2482"/>
+      <w:bookmarkStart w:id="132" w:name="_Toc18811"/>
+      <w:bookmarkStart w:id="133" w:name="_Toc18198"/>
+      <w:bookmarkStart w:id="134" w:name="_Toc2699"/>
       <w:r>
         <w:rPr>
           <w:rFonts w:hint="eastAsia"/>
@@ -32014,15 +31984,15 @@
         </w:rPr>
       </w:pPr>
       <w:bookmarkStart w:id="135" w:name="_Toc27809"/>
-      <w:bookmarkStart w:id="136" w:name="_Toc4503"/>
-      <w:bookmarkStart w:id="137" w:name="_Toc11901"/>
-      <w:bookmarkStart w:id="138" w:name="_Toc18372"/>
-      <w:bookmarkStart w:id="139" w:name="_Toc13275"/>
-      <w:bookmarkStart w:id="140" w:name="_Toc14611_WPSOffice_Level1"/>
-      <w:bookmarkStart w:id="141" w:name="_Toc22623"/>
-      <w:bookmarkStart w:id="142" w:name="_Toc22162_WPSOffice_Level1"/>
+      <w:bookmarkStart w:id="136" w:name="_Toc18372"/>
+      <w:bookmarkStart w:id="137" w:name="_Toc4503"/>
+      <w:bookmarkStart w:id="138" w:name="_Toc11901"/>
+      <w:bookmarkStart w:id="139" w:name="_Toc22623"/>
+      <w:bookmarkStart w:id="140" w:name="_Toc13275"/>
+      <w:bookmarkStart w:id="141" w:name="_Toc14611_WPSOffice_Level1"/>
+      <w:bookmarkStart w:id="142" w:name="_Toc19584_WPSOffice_Level1"/>
       <w:bookmarkStart w:id="143" w:name="_Toc17792_WPSOffice_Level2"/>
-      <w:bookmarkStart w:id="144" w:name="_Toc19584_WPSOffice_Level1"/>
+      <w:bookmarkStart w:id="144" w:name="_Toc22162_WPSOffice_Level1"/>
       <w:r>
         <w:rPr>
           <w:rFonts w:hint="eastAsia"/>
@@ -33845,7 +33815,7 @@
         <w:lang w:eastAsia="zh-CN"/>
       </w:rPr>
       <w:drawing>
-        <wp:anchor distT="0" distB="0" distL="0" distR="0" simplePos="0" relativeHeight="251663360" behindDoc="0" locked="0" layoutInCell="1" allowOverlap="1">
+        <wp:anchor distT="0" distB="0" distL="0" distR="0" simplePos="0" relativeHeight="251662336" behindDoc="0" locked="0" layoutInCell="1" allowOverlap="1">
           <wp:simplePos x="0" y="0"/>
           <wp:positionH relativeFrom="column">
             <wp:posOffset>4582160</wp:posOffset>
@@ -33952,7 +33922,7 @@
         <w:lang w:eastAsia="zh-CN"/>
       </w:rPr>
       <w:drawing>
-        <wp:anchor distT="0" distB="0" distL="0" distR="0" simplePos="0" relativeHeight="251664384" behindDoc="0" locked="0" layoutInCell="1" allowOverlap="1">
+        <wp:anchor distT="0" distB="0" distL="0" distR="0" simplePos="0" relativeHeight="251663360" behindDoc="0" locked="0" layoutInCell="1" allowOverlap="1">
           <wp:simplePos x="0" y="0"/>
           <wp:positionH relativeFrom="column">
             <wp:posOffset>4582160</wp:posOffset>
@@ -35508,7 +35478,7 @@
     </w:pPr>
     <w:rPr>
       <w:rFonts w:ascii="Times New Roman" w:hAnsi="Times New Roman" w:eastAsia="微软雅黑"/>
-      <w:color w:val="7F7F7F" w:themeColor="background1" w:themeShade="80"/>
+      <w:color w:val="808080" w:themeColor="background1" w:themeShade="80"/>
       <w:sz w:val="28"/>
       <w:szCs w:val="28"/>
     </w:rPr>
@@ -36266,7 +36236,6 @@
     <customSectPr/>
     <customSectPr/>
     <customSectPr/>
-    <customSectPr/>
   </customSectProps>
   <customShpExts>
     <customShpInfo spid="_x0000_s1026" textRotate="1"/>

--- a/WebContent/docx/肺癌11基因报告-苏州市立医院-本部&北区.docx
+++ b/WebContent/docx/肺癌11基因报告-苏州市立医院-本部&北区.docx
@@ -2466,17 +2466,17 @@
         <w:jc w:val="left"/>
       </w:pPr>
       <w:bookmarkStart w:id="0" w:name="_Toc20532"/>
-      <w:bookmarkStart w:id="1" w:name="_Toc6195"/>
-      <w:bookmarkStart w:id="2" w:name="_Toc15112"/>
-      <w:bookmarkStart w:id="3" w:name="_Toc10575"/>
-      <w:bookmarkStart w:id="4" w:name="_Toc30629"/>
-      <w:bookmarkStart w:id="5" w:name="_Toc13044"/>
-      <w:bookmarkStart w:id="6" w:name="_Toc16449"/>
-      <w:bookmarkStart w:id="7" w:name="_Toc23010"/>
-      <w:bookmarkStart w:id="8" w:name="_Toc15567"/>
-      <w:bookmarkStart w:id="9" w:name="_Toc28946"/>
-      <w:bookmarkStart w:id="10" w:name="_Toc21253"/>
-      <w:bookmarkStart w:id="11" w:name="_Toc24686"/>
+      <w:bookmarkStart w:id="1" w:name="_Toc15112"/>
+      <w:bookmarkStart w:id="2" w:name="_Toc30629"/>
+      <w:bookmarkStart w:id="3" w:name="_Toc23010"/>
+      <w:bookmarkStart w:id="4" w:name="_Toc6195"/>
+      <w:bookmarkStart w:id="5" w:name="_Toc10575"/>
+      <w:bookmarkStart w:id="6" w:name="_Toc13044"/>
+      <w:bookmarkStart w:id="7" w:name="_Toc28946"/>
+      <w:bookmarkStart w:id="8" w:name="_Toc16449"/>
+      <w:bookmarkStart w:id="9" w:name="_Toc24686"/>
+      <w:bookmarkStart w:id="10" w:name="_Toc15567"/>
+      <w:bookmarkStart w:id="11" w:name="_Toc21253"/>
       <w:r>
         <w:t>样本信息</w:t>
       </w:r>
@@ -2689,7 +2689,6 @@
             <w:insideH w:val="single" w:color="BEBEBE" w:themeColor="background1" w:themeShade="BF" w:sz="4" w:space="0"/>
             <w:insideV w:val="single" w:color="BEBEBE" w:themeColor="background1" w:themeShade="BF" w:sz="4" w:space="0"/>
           </w:tblBorders>
-          <w:shd w:val="clear" w:color="auto" w:fill="FFFFFF" w:themeFill="background1"/>
           <w:tblCellMar>
             <w:top w:w="0" w:type="dxa"/>
             <w:left w:w="108" w:type="dxa"/>
@@ -2833,6 +2832,163 @@
                 <w:lang w:eastAsia="zh-CN"/>
               </w:rPr>
               <w:t>{{ subbarcode }}</w:t>
+            </w:r>
+          </w:p>
+        </w:tc>
+      </w:tr>
+      <w:tr>
+        <w:tblPrEx>
+          <w:tblBorders>
+            <w:top w:val="single" w:color="5A9D46" w:sz="24" w:space="0"/>
+            <w:left w:val="none" w:color="auto" w:sz="0" w:space="0"/>
+            <w:bottom w:val="none" w:color="auto" w:sz="0" w:space="0"/>
+            <w:right w:val="none" w:color="auto" w:sz="0" w:space="0"/>
+            <w:insideH w:val="single" w:color="BEBEBE" w:themeColor="background1" w:themeShade="BF" w:sz="4" w:space="0"/>
+            <w:insideV w:val="single" w:color="BEBEBE" w:themeColor="background1" w:themeShade="BF" w:sz="4" w:space="0"/>
+          </w:tblBorders>
+          <w:tblCellMar>
+            <w:top w:w="0" w:type="dxa"/>
+            <w:left w:w="108" w:type="dxa"/>
+            <w:bottom w:w="0" w:type="dxa"/>
+            <w:right w:w="108" w:type="dxa"/>
+          </w:tblCellMar>
+        </w:tblPrEx>
+        <w:trPr>
+          <w:trHeight w:val="397" w:hRule="atLeast"/>
+          <w:jc w:val="center"/>
+        </w:trPr>
+        <w:tc>
+          <w:tcPr>
+            <w:tcW w:w="3231" w:type="dxa"/>
+            <w:tcBorders>
+              <w:tl2br w:val="nil"/>
+              <w:tr2bl w:val="nil"/>
+            </w:tcBorders>
+            <w:shd w:val="clear" w:color="auto" w:fill="auto"/>
+            <w:vAlign w:val="center"/>
+          </w:tcPr>
+          <w:p>
+            <w:pPr>
+              <w:jc w:val="both"/>
+              <w:rPr>
+                <w:rFonts w:ascii="Times New Roman" w:hAnsi="Times New Roman" w:eastAsia="微软雅黑" w:cs="Times New Roman"/>
+                <w:bCs/>
+                <w:color w:val="000000"/>
+                <w:sz w:val="21"/>
+                <w:szCs w:val="21"/>
+                <w:lang w:eastAsia="zh-CN"/>
+              </w:rPr>
+            </w:pPr>
+            <w:r>
+              <w:rPr>
+                <w:rFonts w:ascii="Times New Roman" w:hAnsi="Times New Roman" w:eastAsia="微软雅黑" w:cs="Times New Roman"/>
+                <w:bCs/>
+                <w:color w:val="000000"/>
+                <w:sz w:val="21"/>
+                <w:szCs w:val="21"/>
+                <w:lang w:eastAsia="zh-CN"/>
+              </w:rPr>
+              <w:t>年龄：</w:t>
+            </w:r>
+            <w:r>
+              <w:rPr>
+                <w:rFonts w:hint="eastAsia" w:ascii="Times New Roman" w:hAnsi="Times New Roman" w:eastAsia="微软雅黑" w:cs="Times New Roman"/>
+                <w:bCs/>
+                <w:color w:val="000000"/>
+                <w:sz w:val="21"/>
+                <w:szCs w:val="21"/>
+                <w:lang w:eastAsia="zh-CN"/>
+              </w:rPr>
+              <w:t>{{ age }}</w:t>
+            </w:r>
+          </w:p>
+        </w:tc>
+        <w:tc>
+          <w:tcPr>
+            <w:tcW w:w="3323" w:type="dxa"/>
+            <w:tcBorders>
+              <w:tl2br w:val="nil"/>
+              <w:tr2bl w:val="nil"/>
+            </w:tcBorders>
+            <w:shd w:val="clear" w:color="auto" w:fill="auto"/>
+            <w:vAlign w:val="center"/>
+          </w:tcPr>
+          <w:p>
+            <w:pPr>
+              <w:jc w:val="both"/>
+              <w:rPr>
+                <w:rFonts w:ascii="Times New Roman" w:hAnsi="Times New Roman" w:eastAsia="微软雅黑" w:cs="Times New Roman"/>
+                <w:color w:val="000000"/>
+                <w:sz w:val="21"/>
+                <w:szCs w:val="21"/>
+                <w:lang w:eastAsia="zh-CN"/>
+              </w:rPr>
+            </w:pPr>
+            <w:r>
+              <w:rPr>
+                <w:rFonts w:ascii="Times New Roman" w:hAnsi="Times New Roman" w:eastAsia="微软雅黑" w:cs="Times New Roman"/>
+                <w:color w:val="000000"/>
+                <w:sz w:val="21"/>
+                <w:szCs w:val="21"/>
+                <w:lang w:eastAsia="zh-CN"/>
+              </w:rPr>
+              <w:t>送检医生：</w:t>
+            </w:r>
+            <w:r>
+              <w:rPr>
+                <w:rFonts w:hint="eastAsia" w:ascii="Times New Roman" w:hAnsi="Times New Roman" w:eastAsia="微软雅黑" w:cs="Times New Roman"/>
+                <w:color w:val="000000"/>
+                <w:sz w:val="21"/>
+                <w:szCs w:val="21"/>
+                <w:lang w:eastAsia="zh-CN"/>
+              </w:rPr>
+              <w:t>{{ doctorname }}</w:t>
+            </w:r>
+          </w:p>
+        </w:tc>
+        <w:tc>
+          <w:tcPr>
+            <w:tcW w:w="3316" w:type="dxa"/>
+            <w:tcBorders>
+              <w:tl2br w:val="nil"/>
+              <w:tr2bl w:val="nil"/>
+            </w:tcBorders>
+            <w:shd w:val="clear" w:color="auto" w:fill="auto"/>
+            <w:vAlign w:val="center"/>
+          </w:tcPr>
+          <w:p>
+            <w:pPr>
+              <w:jc w:val="both"/>
+              <w:rPr>
+                <w:rFonts w:ascii="Times New Roman" w:hAnsi="Times New Roman" w:eastAsia="微软雅黑" w:cs="Times New Roman"/>
+                <w:bCs/>
+                <w:color w:val="000000"/>
+                <w:sz w:val="21"/>
+                <w:szCs w:val="21"/>
+                <w:lang w:eastAsia="zh-CN"/>
+              </w:rPr>
+            </w:pPr>
+            <w:r>
+              <w:rPr>
+                <w:rFonts w:ascii="Times New Roman" w:hAnsi="Times New Roman" w:eastAsia="微软雅黑" w:cs="Times New Roman"/>
+                <w:bCs/>
+                <w:color w:val="000000"/>
+                <w:sz w:val="21"/>
+                <w:szCs w:val="21"/>
+                <w:lang w:eastAsia="zh-CN"/>
+              </w:rPr>
+              <w:t>门诊/住院号：</w:t>
+            </w:r>
+            <w:r>
+              <w:rPr>
+                <w:rFonts w:hint="eastAsia" w:ascii="Times New Roman" w:hAnsi="Times New Roman" w:eastAsia="微软雅黑" w:cs="Times New Roman"/>
+                <w:bCs/>
+                <w:color w:val="000000"/>
+                <w:sz w:val="21"/>
+                <w:szCs w:val="21"/>
+                <w:lang w:eastAsia="zh-CN"/>
+              </w:rPr>
+              <w:t>{{ room }}</w:t>
             </w:r>
           </w:p>
         </w:tc>
@@ -2890,7 +3046,7 @@
                 <w:szCs w:val="21"/>
                 <w:lang w:eastAsia="zh-CN"/>
               </w:rPr>
-              <w:t>年龄：</w:t>
+              <w:t>联系电话：</w:t>
             </w:r>
             <w:r>
               <w:rPr>
@@ -2901,7 +3057,7 @@
                 <w:szCs w:val="21"/>
                 <w:lang w:eastAsia="zh-CN"/>
               </w:rPr>
-              <w:t>{{ age }}</w:t>
+              <w:t>{{ patient_phone }}</w:t>
             </w:r>
           </w:p>
         </w:tc>
@@ -2934,7 +3090,7 @@
                 <w:szCs w:val="21"/>
                 <w:lang w:eastAsia="zh-CN"/>
               </w:rPr>
-              <w:t>送检医生：</w:t>
+              <w:t>标本类型：</w:t>
             </w:r>
             <w:r>
               <w:rPr>
@@ -2944,7 +3100,7 @@
                 <w:szCs w:val="21"/>
                 <w:lang w:eastAsia="zh-CN"/>
               </w:rPr>
-              <w:t>{{ doctorname }}</w:t>
+              <w:t>{{ specimentype }}</w:t>
             </w:r>
           </w:p>
         </w:tc>
@@ -2979,7 +3135,7 @@
                 <w:szCs w:val="21"/>
                 <w:lang w:eastAsia="zh-CN"/>
               </w:rPr>
-              <w:t>门诊/住院号：</w:t>
+              <w:t>送检时间：</w:t>
             </w:r>
             <w:r>
               <w:rPr>
@@ -2990,7 +3146,7 @@
                 <w:szCs w:val="21"/>
                 <w:lang w:eastAsia="zh-CN"/>
               </w:rPr>
-              <w:t>{{ room }}</w:t>
+              <w:t>{{ commission_date }}</w:t>
             </w:r>
           </w:p>
         </w:tc>
@@ -3021,164 +3177,6 @@
           <w:tcPr>
             <w:tcW w:w="3231" w:type="dxa"/>
             <w:tcBorders>
-              <w:tl2br w:val="nil"/>
-              <w:tr2bl w:val="nil"/>
-            </w:tcBorders>
-            <w:shd w:val="clear" w:color="auto" w:fill="auto"/>
-            <w:vAlign w:val="center"/>
-          </w:tcPr>
-          <w:p>
-            <w:pPr>
-              <w:jc w:val="both"/>
-              <w:rPr>
-                <w:rFonts w:ascii="Times New Roman" w:hAnsi="Times New Roman" w:eastAsia="微软雅黑" w:cs="Times New Roman"/>
-                <w:bCs/>
-                <w:color w:val="000000"/>
-                <w:sz w:val="21"/>
-                <w:szCs w:val="21"/>
-                <w:lang w:eastAsia="zh-CN"/>
-              </w:rPr>
-            </w:pPr>
-            <w:r>
-              <w:rPr>
-                <w:rFonts w:ascii="Times New Roman" w:hAnsi="Times New Roman" w:eastAsia="微软雅黑" w:cs="Times New Roman"/>
-                <w:bCs/>
-                <w:color w:val="000000"/>
-                <w:sz w:val="21"/>
-                <w:szCs w:val="21"/>
-                <w:lang w:eastAsia="zh-CN"/>
-              </w:rPr>
-              <w:t>联系电话：</w:t>
-            </w:r>
-            <w:r>
-              <w:rPr>
-                <w:rFonts w:hint="eastAsia" w:ascii="Times New Roman" w:hAnsi="Times New Roman" w:eastAsia="微软雅黑" w:cs="Times New Roman"/>
-                <w:bCs/>
-                <w:color w:val="000000"/>
-                <w:sz w:val="21"/>
-                <w:szCs w:val="21"/>
-                <w:lang w:eastAsia="zh-CN"/>
-              </w:rPr>
-              <w:t>{{ patient_phone }}</w:t>
-            </w:r>
-          </w:p>
-        </w:tc>
-        <w:tc>
-          <w:tcPr>
-            <w:tcW w:w="3323" w:type="dxa"/>
-            <w:tcBorders>
-              <w:tl2br w:val="nil"/>
-              <w:tr2bl w:val="nil"/>
-            </w:tcBorders>
-            <w:shd w:val="clear" w:color="auto" w:fill="auto"/>
-            <w:vAlign w:val="center"/>
-          </w:tcPr>
-          <w:p>
-            <w:pPr>
-              <w:jc w:val="both"/>
-              <w:rPr>
-                <w:rFonts w:ascii="Times New Roman" w:hAnsi="Times New Roman" w:eastAsia="微软雅黑" w:cs="Times New Roman"/>
-                <w:color w:val="000000"/>
-                <w:sz w:val="21"/>
-                <w:szCs w:val="21"/>
-                <w:lang w:eastAsia="zh-CN"/>
-              </w:rPr>
-            </w:pPr>
-            <w:r>
-              <w:rPr>
-                <w:rFonts w:ascii="Times New Roman" w:hAnsi="Times New Roman" w:eastAsia="微软雅黑" w:cs="Times New Roman"/>
-                <w:color w:val="000000"/>
-                <w:sz w:val="21"/>
-                <w:szCs w:val="21"/>
-                <w:lang w:eastAsia="zh-CN"/>
-              </w:rPr>
-              <w:t>标本类型：</w:t>
-            </w:r>
-            <w:r>
-              <w:rPr>
-                <w:rFonts w:hint="eastAsia" w:ascii="Times New Roman" w:hAnsi="Times New Roman" w:eastAsia="微软雅黑" w:cs="Times New Roman"/>
-                <w:color w:val="000000"/>
-                <w:sz w:val="21"/>
-                <w:szCs w:val="21"/>
-                <w:lang w:eastAsia="zh-CN"/>
-              </w:rPr>
-              <w:t>{{ specimentype }}</w:t>
-            </w:r>
-          </w:p>
-        </w:tc>
-        <w:tc>
-          <w:tcPr>
-            <w:tcW w:w="3316" w:type="dxa"/>
-            <w:tcBorders>
-              <w:tl2br w:val="nil"/>
-              <w:tr2bl w:val="nil"/>
-            </w:tcBorders>
-            <w:shd w:val="clear" w:color="auto" w:fill="auto"/>
-            <w:vAlign w:val="center"/>
-          </w:tcPr>
-          <w:p>
-            <w:pPr>
-              <w:jc w:val="both"/>
-              <w:rPr>
-                <w:rFonts w:ascii="Times New Roman" w:hAnsi="Times New Roman" w:eastAsia="微软雅黑" w:cs="Times New Roman"/>
-                <w:bCs/>
-                <w:color w:val="000000"/>
-                <w:sz w:val="21"/>
-                <w:szCs w:val="21"/>
-                <w:lang w:eastAsia="zh-CN"/>
-              </w:rPr>
-            </w:pPr>
-            <w:r>
-              <w:rPr>
-                <w:rFonts w:ascii="Times New Roman" w:hAnsi="Times New Roman" w:eastAsia="微软雅黑" w:cs="Times New Roman"/>
-                <w:bCs/>
-                <w:color w:val="000000"/>
-                <w:sz w:val="21"/>
-                <w:szCs w:val="21"/>
-                <w:lang w:eastAsia="zh-CN"/>
-              </w:rPr>
-              <w:t>送检时间：</w:t>
-            </w:r>
-            <w:r>
-              <w:rPr>
-                <w:rFonts w:hint="eastAsia" w:ascii="Times New Roman" w:hAnsi="Times New Roman" w:eastAsia="微软雅黑" w:cs="Times New Roman"/>
-                <w:bCs/>
-                <w:color w:val="000000"/>
-                <w:sz w:val="21"/>
-                <w:szCs w:val="21"/>
-                <w:lang w:eastAsia="zh-CN"/>
-              </w:rPr>
-              <w:t>{{ commission_date }}</w:t>
-            </w:r>
-          </w:p>
-        </w:tc>
-      </w:tr>
-      <w:tr>
-        <w:tblPrEx>
-          <w:tblBorders>
-            <w:top w:val="single" w:color="5A9D46" w:sz="24" w:space="0"/>
-            <w:left w:val="none" w:color="auto" w:sz="0" w:space="0"/>
-            <w:bottom w:val="none" w:color="auto" w:sz="0" w:space="0"/>
-            <w:right w:val="none" w:color="auto" w:sz="0" w:space="0"/>
-            <w:insideH w:val="single" w:color="BEBEBE" w:themeColor="background1" w:themeShade="BF" w:sz="4" w:space="0"/>
-            <w:insideV w:val="single" w:color="BEBEBE" w:themeColor="background1" w:themeShade="BF" w:sz="4" w:space="0"/>
-          </w:tblBorders>
-          <w:shd w:val="clear" w:color="auto" w:fill="FFFFFF" w:themeFill="background1"/>
-          <w:tblCellMar>
-            <w:top w:w="0" w:type="dxa"/>
-            <w:left w:w="108" w:type="dxa"/>
-            <w:bottom w:w="0" w:type="dxa"/>
-            <w:right w:w="108" w:type="dxa"/>
-          </w:tblCellMar>
-        </w:tblPrEx>
-        <w:trPr>
-          <w:trHeight w:val="397" w:hRule="atLeast"/>
-          <w:jc w:val="center"/>
-        </w:trPr>
-        <w:tc>
-          <w:tcPr>
-            <w:tcW w:w="3231" w:type="dxa"/>
-            <w:tcBorders>
               <w:bottom w:val="single" w:color="A4A4A4" w:sz="4" w:space="0"/>
               <w:tl2br w:val="nil"/>
               <w:tr2bl w:val="nil"/>
@@ -3337,14 +3335,14 @@
         </w:numPr>
         <w:jc w:val="left"/>
       </w:pPr>
-      <w:bookmarkStart w:id="12" w:name="_Toc11015_WPSOffice_Level1"/>
-      <w:bookmarkStart w:id="13" w:name="_Toc17451"/>
-      <w:bookmarkStart w:id="14" w:name="_Toc11465"/>
-      <w:bookmarkStart w:id="15" w:name="_Toc10518"/>
-      <w:bookmarkStart w:id="16" w:name="_Toc25706"/>
+      <w:bookmarkStart w:id="12" w:name="_Toc7021_WPSOffice_Level1"/>
+      <w:bookmarkStart w:id="13" w:name="_Toc11465"/>
+      <w:bookmarkStart w:id="14" w:name="_Toc18062_WPSOffice_Level1"/>
+      <w:bookmarkStart w:id="15" w:name="_Toc11015_WPSOffice_Level1"/>
+      <w:bookmarkStart w:id="16" w:name="_Toc17451"/>
       <w:bookmarkStart w:id="17" w:name="_Toc19594"/>
-      <w:bookmarkStart w:id="18" w:name="_Toc7021_WPSOffice_Level1"/>
-      <w:bookmarkStart w:id="19" w:name="_Toc18062_WPSOffice_Level1"/>
+      <w:bookmarkStart w:id="18" w:name="_Toc25706"/>
+      <w:bookmarkStart w:id="19" w:name="_Toc10518"/>
       <w:r>
         <w:t>检测项目</w:t>
       </w:r>
@@ -3932,13 +3930,13 @@
       <w:bookmarkStart w:id="23" w:name="_Toc149832727"/>
       <w:bookmarkStart w:id="24" w:name="_Toc11859"/>
       <w:bookmarkStart w:id="25" w:name="_Toc11230"/>
-      <w:bookmarkStart w:id="26" w:name="_Toc1410"/>
-      <w:bookmarkStart w:id="27" w:name="_Toc3871"/>
-      <w:bookmarkStart w:id="28" w:name="_Toc4088"/>
-      <w:bookmarkStart w:id="29" w:name="_Toc18058"/>
-      <w:bookmarkStart w:id="30" w:name="_Toc25920"/>
-      <w:bookmarkStart w:id="31" w:name="_Toc6221_WPSOffice_Level1"/>
-      <w:bookmarkStart w:id="32" w:name="_Toc23369_WPSOffice_Level1"/>
+      <w:bookmarkStart w:id="26" w:name="_Toc25920"/>
+      <w:bookmarkStart w:id="27" w:name="_Toc4088"/>
+      <w:bookmarkStart w:id="28" w:name="_Toc3871"/>
+      <w:bookmarkStart w:id="29" w:name="_Toc23369_WPSOffice_Level1"/>
+      <w:bookmarkStart w:id="30" w:name="_Toc1410"/>
+      <w:bookmarkStart w:id="31" w:name="_Toc18058"/>
+      <w:bookmarkStart w:id="32" w:name="_Toc6221_WPSOffice_Level1"/>
       <w:r>
         <w:rPr>
           <w:rStyle w:val="45"/>
@@ -3991,8 +3989,8 @@
         </w:rPr>
       </w:pPr>
       <w:bookmarkStart w:id="33" w:name="_Toc149832728"/>
-      <w:bookmarkStart w:id="34" w:name="_Toc28467"/>
-      <w:bookmarkStart w:id="35" w:name="_Toc149826003"/>
+      <w:bookmarkStart w:id="34" w:name="_Toc149826003"/>
+      <w:bookmarkStart w:id="35" w:name="_Toc28467"/>
       <w:bookmarkStart w:id="36" w:name="_Toc11674"/>
       <w:r>
         <w:rPr>
@@ -5277,7 +5275,7 @@
                 </mc:Choice>
                 <mc:Fallback>
                   <w:pict>
-                    <v:group id="_x0000_s1026" o:spid="_x0000_s1026" o:spt="203" style="position:absolute;left:0pt;margin-left:2.45pt;margin-top:-43.1pt;height:113.5pt;width:248.85pt;z-index:251662336;mso-width-relative:page;mso-height-relative:page;" coordorigin="10964,3809" coordsize="4977,2270" o:gfxdata="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">
+                    <v:group id="_x0000_s1026" o:spid="_x0000_s1026" o:spt="203" style="position:absolute;left:0pt;margin-left:2.45pt;margin-top:-43.1pt;height:113.5pt;width:248.85pt;z-index:251662336;mso-width-relative:page;mso-height-relative:page;" coordorigin="10964,3809" coordsize="4977,2270" o:gfxdata="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">
                       <o:lock v:ext="edit" aspectratio="f"/>
                       <v:group id="组合 6" o:spid="_x0000_s1026" o:spt="203" style="position:absolute;left:10964;top:4438;height:734;width:4577;" coordorigin="10964,4438" coordsize="4577,734" o:gfxdata="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">
                         <o:lock v:ext="edit" aspectratio="f"/>
@@ -6209,7 +6207,7 @@
                 </mc:Choice>
                 <mc:Fallback>
                   <w:pict>
-                    <v:group id="_x0000_s1026" o:spid="_x0000_s1026" o:spt="203" style="position:absolute;left:0pt;margin-left:-1.4pt;margin-top:-38.25pt;height:113.6pt;width:251.7pt;z-index:251664384;mso-width-relative:page;mso-height-relative:page;" coordorigin="19087,960" coordsize="5034,2272" o:gfxdata="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">
+                    <v:group id="_x0000_s1026" o:spid="_x0000_s1026" o:spt="203" style="position:absolute;left:0pt;margin-left:-1.4pt;margin-top:-38.25pt;height:113.6pt;width:251.7pt;z-index:251664384;mso-width-relative:page;mso-height-relative:page;" coordorigin="19087,960" coordsize="5034,2272" o:gfxdata="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">
                       <o:lock v:ext="edit" aspectratio="f"/>
                       <v:group id="组合 15" o:spid="_x0000_s1026" o:spt="203" style="position:absolute;left:19087;top:1459;height:714;width:4523;" coordorigin="12357,7666" coordsize="4523,714" o:gfxdata="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">
                         <o:lock v:ext="edit" aspectratio="f"/>
@@ -6780,7 +6778,7 @@
                 </mc:Choice>
                 <mc:Fallback>
                   <w:pict>
-                    <v:group id="_x0000_s1026" o:spid="_x0000_s1026" o:spt="203" style="position:absolute;left:0pt;margin-left:1pt;margin-top:-40.55pt;height:113.6pt;width:247.5pt;z-index:251665408;mso-width-relative:page;mso-height-relative:page;" coordorigin="19315,2640" coordsize="4950,2272" o:gfxdata="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">
+                    <v:group id="_x0000_s1026" o:spid="_x0000_s1026" o:spt="203" style="position:absolute;left:0pt;margin-left:1pt;margin-top:-40.55pt;height:113.6pt;width:247.5pt;z-index:251665408;mso-width-relative:page;mso-height-relative:page;" coordorigin="19315,2640" coordsize="4950,2272" o:gfxdata="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">
                       <o:lock v:ext="edit" aspectratio="f"/>
                       <v:group id="组合 22" o:spid="_x0000_s1026" o:spt="203" style="position:absolute;left:19315;top:3174;height:714;width:4415;" coordorigin="12525,9562" coordsize="4415,714" o:gfxdata="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">
                         <o:lock v:ext="edit" aspectratio="f"/>
@@ -7245,14 +7243,6 @@
         </w:tc>
       </w:tr>
       <w:tr>
-        <w:tblPrEx>
-          <w:tblCellMar>
-            <w:top w:w="0" w:type="dxa"/>
-            <w:left w:w="0" w:type="dxa"/>
-            <w:bottom w:w="0" w:type="dxa"/>
-            <w:right w:w="0" w:type="dxa"/>
-          </w:tblCellMar>
-        </w:tblPrEx>
         <w:trPr>
           <w:trHeight w:val="457" w:hRule="exact"/>
           <w:jc w:val="right"/>
@@ -7727,7 +7717,7 @@
                 </mc:Choice>
                 <mc:Fallback>
                   <w:pict>
-                    <v:group id="_x0000_s1026" o:spid="_x0000_s1026" o:spt="203" style="position:absolute;left:0pt;margin-left:8.8pt;margin-top:-45.45pt;height:113.6pt;width:240.9pt;z-index:251666432;mso-width-relative:page;mso-height-relative:page;" coordorigin="19399,6180" coordsize="4818,2272" o:gfxdata="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">
+                    <v:group id="_x0000_s1026" o:spid="_x0000_s1026" o:spt="203" style="position:absolute;left:0pt;margin-left:8.8pt;margin-top:-45.45pt;height:113.6pt;width:240.9pt;z-index:251666432;mso-width-relative:page;mso-height-relative:page;" coordorigin="19399,6180" coordsize="4818,2272" o:gfxdata="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">
                       <o:lock v:ext="edit" aspectratio="f"/>
                       <v:group id="组合 34" o:spid="_x0000_s1026" o:spt="203" style="position:absolute;left:19399;top:6701;height:988;width:4343;" coordorigin="12609,13215" coordsize="4343,988" o:gfxdata="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">
                         <o:lock v:ext="edit" aspectratio="f"/>
@@ -8052,23 +8042,23 @@
         </w:rPr>
       </w:pPr>
       <w:bookmarkStart w:id="37" w:name="_Toc18428"/>
-      <w:bookmarkStart w:id="38" w:name="_Toc31425"/>
-      <w:bookmarkStart w:id="39" w:name="_Toc149832729"/>
-      <w:bookmarkStart w:id="40" w:name="_Toc19898_WPSOffice_Level1"/>
-      <w:bookmarkStart w:id="41" w:name="_Toc20136_WPSOffice_Level1"/>
-      <w:bookmarkStart w:id="42" w:name="_Toc6237"/>
+      <w:bookmarkStart w:id="38" w:name="_Toc149832729"/>
+      <w:bookmarkStart w:id="39" w:name="_Toc31425"/>
+      <w:bookmarkStart w:id="40" w:name="_Toc6237"/>
+      <w:bookmarkStart w:id="41" w:name="_Toc22132"/>
+      <w:bookmarkStart w:id="42" w:name="_Toc19898_WPSOffice_Level1"/>
       <w:bookmarkStart w:id="43" w:name="_Toc2781"/>
       <w:bookmarkStart w:id="44" w:name="_Toc2866"/>
       <w:bookmarkStart w:id="45" w:name="_Toc24235"/>
-      <w:bookmarkStart w:id="46" w:name="_Toc22132"/>
+      <w:bookmarkStart w:id="46" w:name="_Toc20136_WPSOffice_Level1"/>
       <w:bookmarkStart w:id="47" w:name="_Toc107825550"/>
-      <w:bookmarkStart w:id="48" w:name="_Toc18062_WPSOffice_Level2"/>
-      <w:bookmarkStart w:id="49" w:name="_Toc11015_WPSOffice_Level2"/>
+      <w:bookmarkStart w:id="48" w:name="_Toc11015_WPSOffice_Level2"/>
+      <w:bookmarkStart w:id="49" w:name="_Toc18062_WPSOffice_Level2"/>
       <w:bookmarkStart w:id="50" w:name="_Toc9088"/>
       <w:bookmarkStart w:id="51" w:name="_Toc23375"/>
-      <w:bookmarkStart w:id="52" w:name="_Toc107825552"/>
+      <w:bookmarkStart w:id="52" w:name="_Toc5728"/>
       <w:bookmarkStart w:id="53" w:name="_Toc15063"/>
-      <w:bookmarkStart w:id="54" w:name="_Toc5728"/>
+      <w:bookmarkStart w:id="54" w:name="_Toc107825552"/>
       <w:bookmarkStart w:id="55" w:name="_Toc27379"/>
       <w:r>
         <w:rPr>
@@ -9778,10 +9768,10 @@
           <w:lang w:eastAsia="zh-CN"/>
         </w:rPr>
       </w:pPr>
-      <w:bookmarkStart w:id="57" w:name="_Toc26774"/>
+      <w:bookmarkStart w:id="57" w:name="_Toc149826007"/>
       <w:bookmarkStart w:id="58" w:name="_Toc149832732"/>
       <w:bookmarkStart w:id="59" w:name="_Toc13052"/>
-      <w:bookmarkStart w:id="60" w:name="_Toc149826007"/>
+      <w:bookmarkStart w:id="60" w:name="_Toc26774"/>
       <w:r>
         <w:rPr>
           <w:rFonts w:hint="eastAsia"/>
@@ -15126,15 +15116,15 @@
           <w:lang w:eastAsia="zh-CN"/>
         </w:rPr>
       </w:pPr>
-      <w:bookmarkStart w:id="65" w:name="_Toc180"/>
-      <w:bookmarkStart w:id="66" w:name="_Toc23903"/>
-      <w:bookmarkStart w:id="67" w:name="_Toc107825555"/>
-      <w:bookmarkStart w:id="68" w:name="_Toc25727"/>
-      <w:bookmarkStart w:id="69" w:name="_Toc24960"/>
+      <w:bookmarkStart w:id="65" w:name="_Toc24960"/>
+      <w:bookmarkStart w:id="66" w:name="_Toc23846_WPSOffice_Level1"/>
+      <w:bookmarkStart w:id="67" w:name="_Toc25727"/>
+      <w:bookmarkStart w:id="68" w:name="_Toc23903"/>
+      <w:bookmarkStart w:id="69" w:name="_Toc29372"/>
       <w:bookmarkStart w:id="70" w:name="_Toc32443_WPSOffice_Level1"/>
-      <w:bookmarkStart w:id="71" w:name="_Toc23846_WPSOffice_Level1"/>
-      <w:bookmarkStart w:id="72" w:name="_Toc29372"/>
-      <w:bookmarkStart w:id="73" w:name="_Toc4331_WPSOffice_Level1"/>
+      <w:bookmarkStart w:id="71" w:name="_Toc180"/>
+      <w:bookmarkStart w:id="72" w:name="_Toc4331_WPSOffice_Level1"/>
+      <w:bookmarkStart w:id="73" w:name="_Toc107825555"/>
       <w:bookmarkStart w:id="74" w:name="_Toc2749"/>
       <w:r>
         <w:rPr>
@@ -15196,9 +15186,9 @@
         </w:rPr>
       </w:pPr>
       <w:bookmarkStart w:id="75" w:name="_Toc17335"/>
-      <w:bookmarkStart w:id="76" w:name="_Toc106719764"/>
+      <w:bookmarkStart w:id="76" w:name="_Toc20034"/>
       <w:bookmarkStart w:id="77" w:name="_Toc10223"/>
-      <w:bookmarkStart w:id="78" w:name="_Toc20034"/>
+      <w:bookmarkStart w:id="78" w:name="_Toc106719764"/>
       <w:r>
         <w:rPr>
           <w:rFonts w:hint="eastAsia"/>
@@ -15273,6 +15263,12 @@
             <w:insideH w:val="dotted" w:color="033F86" w:sz="4" w:space="0"/>
             <w:insideV w:val="dotted" w:color="033F86" w:sz="4" w:space="0"/>
           </w:tblBorders>
+          <w:tblCellMar>
+            <w:top w:w="0" w:type="dxa"/>
+            <w:left w:w="108" w:type="dxa"/>
+            <w:bottom w:w="0" w:type="dxa"/>
+            <w:right w:w="108" w:type="dxa"/>
+          </w:tblCellMar>
         </w:tblPrEx>
         <w:trPr>
           <w:jc w:val="center"/>
@@ -18327,6 +18323,7 @@
             <w:insideH w:val="dotted" w:color="A5A5A5" w:sz="4" w:space="0"/>
             <w:insideV w:val="dotted" w:color="A5A5A5" w:sz="4" w:space="0"/>
           </w:tblBorders>
+          <w:shd w:val="clear" w:color="auto" w:fill="auto"/>
           <w:tblCellMar>
             <w:top w:w="0" w:type="dxa"/>
             <w:left w:w="108" w:type="dxa"/>
@@ -19788,8 +19785,6 @@
           <w:lang w:eastAsia="zh-CN"/>
         </w:rPr>
       </w:pPr>
-      <w:bookmarkStart w:id="145" w:name="_GoBack"/>
-      <w:bookmarkEnd w:id="145"/>
       <w:r>
         <w:rPr>
           <w:rFonts w:ascii="Times New Roman" w:hAnsi="Times New Roman" w:eastAsia="微软雅黑" w:cs="Times New Roman"/>
@@ -19847,11 +19842,11 @@
           <w:lang w:eastAsia="zh-CN"/>
         </w:rPr>
       </w:pPr>
-      <w:bookmarkStart w:id="82" w:name="_Toc2837"/>
-      <w:bookmarkStart w:id="83" w:name="_Toc32302"/>
+      <w:bookmarkStart w:id="82" w:name="_Toc32302"/>
+      <w:bookmarkStart w:id="83" w:name="_Toc2837"/>
       <w:bookmarkStart w:id="84" w:name="_Toc149826013"/>
-      <w:bookmarkStart w:id="85" w:name="_Toc8516"/>
-      <w:bookmarkStart w:id="86" w:name="_Toc149832737"/>
+      <w:bookmarkStart w:id="85" w:name="_Toc149832737"/>
+      <w:bookmarkStart w:id="86" w:name="_Toc8516"/>
       <w:r>
         <w:rPr>
           <w:rFonts w:hint="eastAsia"/>
@@ -28817,22 +28812,22 @@
         </w:numPr>
         <w:jc w:val="left"/>
       </w:pPr>
-      <w:bookmarkStart w:id="87" w:name="_Toc13196_WPSOffice_Level1"/>
-      <w:bookmarkStart w:id="88" w:name="_Toc20571"/>
-      <w:bookmarkStart w:id="89" w:name="_Toc28240"/>
-      <w:bookmarkStart w:id="90" w:name="_Toc21764_WPSOffice_Level1"/>
-      <w:bookmarkStart w:id="91" w:name="_Toc107825561"/>
-      <w:bookmarkStart w:id="92" w:name="_Toc11294"/>
-      <w:bookmarkStart w:id="93" w:name="_Toc13698"/>
-      <w:bookmarkStart w:id="94" w:name="_Toc27302"/>
-      <w:bookmarkStart w:id="95" w:name="_Toc1707_WPSOffice_Level1"/>
+      <w:bookmarkStart w:id="87" w:name="_Toc21764_WPSOffice_Level1"/>
+      <w:bookmarkStart w:id="88" w:name="_Toc28240"/>
+      <w:bookmarkStart w:id="89" w:name="_Toc20571"/>
+      <w:bookmarkStart w:id="90" w:name="_Toc1707_WPSOffice_Level1"/>
+      <w:bookmarkStart w:id="91" w:name="_Toc13196_WPSOffice_Level1"/>
+      <w:bookmarkStart w:id="92" w:name="_Toc27302"/>
+      <w:bookmarkStart w:id="93" w:name="_Toc107825561"/>
+      <w:bookmarkStart w:id="94" w:name="_Toc11294"/>
+      <w:bookmarkStart w:id="95" w:name="_Toc13698"/>
       <w:bookmarkStart w:id="96" w:name="_Toc16835"/>
-      <w:bookmarkStart w:id="97" w:name="_Toc20303"/>
+      <w:bookmarkStart w:id="97" w:name="_Toc11193_WPSOffice_Level1"/>
       <w:bookmarkStart w:id="98" w:name="_Toc11812"/>
       <w:bookmarkStart w:id="99" w:name="_Toc11896_WPSOffice_Level1"/>
       <w:bookmarkStart w:id="100" w:name="_Toc1779"/>
       <w:bookmarkStart w:id="101" w:name="_Toc28810_WPSOffice_Level1"/>
-      <w:bookmarkStart w:id="102" w:name="_Toc11193_WPSOffice_Level1"/>
+      <w:bookmarkStart w:id="102" w:name="_Toc20303"/>
       <w:r>
         <w:rPr>
           <w:rFonts w:hint="eastAsia"/>
@@ -28863,15 +28858,15 @@
           <w:lang w:eastAsia="zh-CN"/>
         </w:rPr>
       </w:pPr>
-      <w:bookmarkStart w:id="103" w:name="_Toc3674"/>
-      <w:bookmarkStart w:id="104" w:name="_Toc3853"/>
-      <w:bookmarkStart w:id="105" w:name="_Toc9066"/>
-      <w:bookmarkStart w:id="106" w:name="_Toc28605"/>
-      <w:bookmarkStart w:id="107" w:name="_Toc32150"/>
-      <w:bookmarkStart w:id="108" w:name="_Toc27230"/>
-      <w:bookmarkStart w:id="109" w:name="_Toc24085_WPSOffice_Level1"/>
-      <w:bookmarkStart w:id="110" w:name="_Toc15840_WPSOffice_Level1"/>
-      <w:bookmarkStart w:id="111" w:name="_Toc14255_WPSOffice_Level1"/>
+      <w:bookmarkStart w:id="103" w:name="_Toc28605"/>
+      <w:bookmarkStart w:id="104" w:name="_Toc32150"/>
+      <w:bookmarkStart w:id="105" w:name="_Toc24085_WPSOffice_Level1"/>
+      <w:bookmarkStart w:id="106" w:name="_Toc3674"/>
+      <w:bookmarkStart w:id="107" w:name="_Toc15840_WPSOffice_Level1"/>
+      <w:bookmarkStart w:id="108" w:name="_Toc14255_WPSOffice_Level1"/>
+      <w:bookmarkStart w:id="109" w:name="_Toc9066"/>
+      <w:bookmarkStart w:id="110" w:name="_Toc27230"/>
+      <w:bookmarkStart w:id="111" w:name="_Toc3853"/>
       <w:r>
         <w:rPr>
           <w:rFonts w:hint="eastAsia"/>
@@ -31137,7 +31132,19 @@
           <w:szCs w:val="18"/>
           <w:lang w:eastAsia="zh-CN"/>
         </w:rPr>
-        <w:t>总体质量评估：总体质量评估：根据DNA平均测序深度进行评估，分为“合格”、“警戒“、”不合格”三个等级。总体质量评估为“警戒“或者“不合格”时，均会影响检测的准确性和敏感性。</w:t>
+        <w:t>总体质量评估：</w:t>
+      </w:r>
+      <w:bookmarkStart w:id="145" w:name="_GoBack"/>
+      <w:bookmarkEnd w:id="145"/>
+      <w:r>
+        <w:rPr>
+          <w:rFonts w:hint="eastAsia" w:ascii="Times New Roman" w:hAnsi="Times New Roman" w:eastAsia="微软雅黑" w:cs="Times New Roman"/>
+          <w:bCs/>
+          <w:sz w:val="18"/>
+          <w:szCs w:val="18"/>
+          <w:lang w:eastAsia="zh-CN"/>
+        </w:rPr>
+        <w:t>根据DNA平均测序深度进行评估，分为“合格”、“警戒“、”不合格”三个等级。总体质量评估为“警戒“或者“不合格”时，均会影响检测的准确性和敏感性。</w:t>
       </w:r>
     </w:p>
     <w:p>
@@ -31193,8 +31200,8 @@
         </w:rPr>
       </w:pPr>
       <w:bookmarkStart w:id="112" w:name="_Toc30346"/>
-      <w:bookmarkStart w:id="113" w:name="_Toc11406"/>
-      <w:bookmarkStart w:id="114" w:name="_Toc14871"/>
+      <w:bookmarkStart w:id="113" w:name="_Toc14871"/>
+      <w:bookmarkStart w:id="114" w:name="_Toc11406"/>
       <w:r>
         <w:rPr>
           <w:rFonts w:hint="eastAsia"/>
@@ -31771,20 +31778,20 @@
       <w:bookmarkStart w:id="118" w:name="_Toc13498"/>
       <w:bookmarkStart w:id="119" w:name="_Toc5457"/>
       <w:bookmarkStart w:id="120" w:name="_Toc29105"/>
-      <w:bookmarkStart w:id="121" w:name="_Toc8550"/>
-      <w:bookmarkStart w:id="122" w:name="_Toc16663"/>
-      <w:bookmarkStart w:id="123" w:name="_Toc24462"/>
-      <w:bookmarkStart w:id="124" w:name="_Toc11535"/>
+      <w:bookmarkStart w:id="121" w:name="_Toc16663"/>
+      <w:bookmarkStart w:id="122" w:name="_Toc24462"/>
+      <w:bookmarkStart w:id="123" w:name="_Toc11535"/>
+      <w:bookmarkStart w:id="124" w:name="_Toc8550"/>
       <w:bookmarkStart w:id="125" w:name="_Toc32447"/>
       <w:bookmarkStart w:id="126" w:name="_Toc10759"/>
-      <w:bookmarkStart w:id="127" w:name="_Toc30512"/>
-      <w:bookmarkStart w:id="128" w:name="_Toc18198"/>
-      <w:bookmarkStart w:id="129" w:name="_Toc699"/>
-      <w:bookmarkStart w:id="130" w:name="_Toc28557"/>
-      <w:bookmarkStart w:id="131" w:name="_Toc18811"/>
-      <w:bookmarkStart w:id="132" w:name="_Toc2482"/>
+      <w:bookmarkStart w:id="127" w:name="_Toc2482"/>
+      <w:bookmarkStart w:id="128" w:name="_Toc11925"/>
+      <w:bookmarkStart w:id="129" w:name="_Toc30512"/>
+      <w:bookmarkStart w:id="130" w:name="_Toc18811"/>
+      <w:bookmarkStart w:id="131" w:name="_Toc699"/>
+      <w:bookmarkStart w:id="132" w:name="_Toc28557"/>
       <w:bookmarkStart w:id="133" w:name="_Toc2699"/>
-      <w:bookmarkStart w:id="134" w:name="_Toc11925"/>
+      <w:bookmarkStart w:id="134" w:name="_Toc18198"/>
       <w:r>
         <w:rPr>
           <w:rFonts w:hint="eastAsia"/>
@@ -32013,15 +32020,15 @@
           <w:lang w:eastAsia="zh-CN"/>
         </w:rPr>
       </w:pPr>
-      <w:bookmarkStart w:id="135" w:name="_Toc27809"/>
-      <w:bookmarkStart w:id="136" w:name="_Toc4503"/>
+      <w:bookmarkStart w:id="135" w:name="_Toc18372"/>
+      <w:bookmarkStart w:id="136" w:name="_Toc27809"/>
       <w:bookmarkStart w:id="137" w:name="_Toc11901"/>
-      <w:bookmarkStart w:id="138" w:name="_Toc18372"/>
-      <w:bookmarkStart w:id="139" w:name="_Toc13275"/>
-      <w:bookmarkStart w:id="140" w:name="_Toc14611_WPSOffice_Level1"/>
+      <w:bookmarkStart w:id="138" w:name="_Toc4503"/>
+      <w:bookmarkStart w:id="139" w:name="_Toc22162_WPSOffice_Level1"/>
+      <w:bookmarkStart w:id="140" w:name="_Toc17792_WPSOffice_Level2"/>
       <w:bookmarkStart w:id="141" w:name="_Toc22623"/>
-      <w:bookmarkStart w:id="142" w:name="_Toc22162_WPSOffice_Level1"/>
-      <w:bookmarkStart w:id="143" w:name="_Toc17792_WPSOffice_Level2"/>
+      <w:bookmarkStart w:id="142" w:name="_Toc14611_WPSOffice_Level1"/>
+      <w:bookmarkStart w:id="143" w:name="_Toc13275"/>
       <w:bookmarkStart w:id="144" w:name="_Toc19584_WPSOffice_Level1"/>
       <w:r>
         <w:rPr>
@@ -35508,7 +35515,7 @@
     </w:pPr>
     <w:rPr>
       <w:rFonts w:ascii="Times New Roman" w:hAnsi="Times New Roman" w:eastAsia="微软雅黑"/>
-      <w:color w:val="7F7F7F" w:themeColor="background1" w:themeShade="80"/>
+      <w:color w:val="808080" w:themeColor="background1" w:themeShade="80"/>
       <w:sz w:val="28"/>
       <w:szCs w:val="28"/>
     </w:rPr>
@@ -36266,7 +36273,6 @@
     <customSectPr/>
     <customSectPr/>
     <customSectPr/>
-    <customSectPr/>
   </customSectProps>
   <customShpExts>
     <customShpInfo spid="_x0000_s1026" textRotate="1"/>

--- a/WebContent/docx/肺癌11基因报告-苏州市立医院-本部&北区.docx
+++ b/WebContent/docx/肺癌11基因报告-苏州市立医院-本部&北区.docx
@@ -2465,18 +2465,18 @@
         </w:numPr>
         <w:jc w:val="left"/>
       </w:pPr>
-      <w:bookmarkStart w:id="0" w:name="_Toc21253"/>
-      <w:bookmarkStart w:id="1" w:name="_Toc16449"/>
-      <w:bookmarkStart w:id="2" w:name="_Toc15567"/>
+      <w:bookmarkStart w:id="0" w:name="_Toc20532"/>
+      <w:bookmarkStart w:id="1" w:name="_Toc15112"/>
+      <w:bookmarkStart w:id="2" w:name="_Toc30629"/>
       <w:bookmarkStart w:id="3" w:name="_Toc23010"/>
-      <w:bookmarkStart w:id="4" w:name="_Toc28946"/>
-      <w:bookmarkStart w:id="5" w:name="_Toc15112"/>
+      <w:bookmarkStart w:id="4" w:name="_Toc6195"/>
+      <w:bookmarkStart w:id="5" w:name="_Toc10575"/>
       <w:bookmarkStart w:id="6" w:name="_Toc13044"/>
-      <w:bookmarkStart w:id="7" w:name="_Toc20532"/>
-      <w:bookmarkStart w:id="8" w:name="_Toc10575"/>
-      <w:bookmarkStart w:id="9" w:name="_Toc6195"/>
-      <w:bookmarkStart w:id="10" w:name="_Toc24686"/>
-      <w:bookmarkStart w:id="11" w:name="_Toc30629"/>
+      <w:bookmarkStart w:id="7" w:name="_Toc28946"/>
+      <w:bookmarkStart w:id="8" w:name="_Toc16449"/>
+      <w:bookmarkStart w:id="9" w:name="_Toc24686"/>
+      <w:bookmarkStart w:id="10" w:name="_Toc15567"/>
+      <w:bookmarkStart w:id="11" w:name="_Toc21253"/>
       <w:r>
         <w:t>样本信息</w:t>
       </w:r>
@@ -3003,6 +3003,7 @@
             <w:insideH w:val="single" w:color="BEBEBE" w:themeColor="background1" w:themeShade="BF" w:sz="4" w:space="0"/>
             <w:insideV w:val="single" w:color="BEBEBE" w:themeColor="background1" w:themeShade="BF" w:sz="4" w:space="0"/>
           </w:tblBorders>
+          <w:shd w:val="clear" w:color="auto" w:fill="FFFFFF" w:themeFill="background1"/>
           <w:tblCellMar>
             <w:top w:w="0" w:type="dxa"/>
             <w:left w:w="108" w:type="dxa"/>
@@ -3160,6 +3161,7 @@
             <w:insideH w:val="single" w:color="BEBEBE" w:themeColor="background1" w:themeShade="BF" w:sz="4" w:space="0"/>
             <w:insideV w:val="single" w:color="BEBEBE" w:themeColor="background1" w:themeShade="BF" w:sz="4" w:space="0"/>
           </w:tblBorders>
+          <w:shd w:val="clear" w:color="auto" w:fill="FFFFFF" w:themeFill="background1"/>
           <w:tblCellMar>
             <w:top w:w="0" w:type="dxa"/>
             <w:left w:w="108" w:type="dxa"/>
@@ -3333,14 +3335,14 @@
         </w:numPr>
         <w:jc w:val="left"/>
       </w:pPr>
-      <w:bookmarkStart w:id="12" w:name="_Toc19594"/>
-      <w:bookmarkStart w:id="13" w:name="_Toc7021_WPSOffice_Level1"/>
-      <w:bookmarkStart w:id="14" w:name="_Toc25706"/>
-      <w:bookmarkStart w:id="15" w:name="_Toc17451"/>
-      <w:bookmarkStart w:id="16" w:name="_Toc10518"/>
-      <w:bookmarkStart w:id="17" w:name="_Toc11015_WPSOffice_Level1"/>
-      <w:bookmarkStart w:id="18" w:name="_Toc18062_WPSOffice_Level1"/>
-      <w:bookmarkStart w:id="19" w:name="_Toc11465"/>
+      <w:bookmarkStart w:id="12" w:name="_Toc7021_WPSOffice_Level1"/>
+      <w:bookmarkStart w:id="13" w:name="_Toc11465"/>
+      <w:bookmarkStart w:id="14" w:name="_Toc18062_WPSOffice_Level1"/>
+      <w:bookmarkStart w:id="15" w:name="_Toc11015_WPSOffice_Level1"/>
+      <w:bookmarkStart w:id="16" w:name="_Toc17451"/>
+      <w:bookmarkStart w:id="17" w:name="_Toc19594"/>
+      <w:bookmarkStart w:id="18" w:name="_Toc25706"/>
+      <w:bookmarkStart w:id="19" w:name="_Toc10518"/>
       <w:r>
         <w:t>检测项目</w:t>
       </w:r>
@@ -3924,17 +3926,17 @@
         </w:rPr>
       </w:pPr>
       <w:bookmarkStart w:id="21" w:name="_Toc16576"/>
-      <w:bookmarkStart w:id="22" w:name="_Toc149832727"/>
-      <w:bookmarkStart w:id="23" w:name="_Toc149826002"/>
+      <w:bookmarkStart w:id="22" w:name="_Toc149826002"/>
+      <w:bookmarkStart w:id="23" w:name="_Toc149832727"/>
       <w:bookmarkStart w:id="24" w:name="_Toc11859"/>
       <w:bookmarkStart w:id="25" w:name="_Toc11230"/>
-      <w:bookmarkStart w:id="26" w:name="_Toc4088"/>
-      <w:bookmarkStart w:id="27" w:name="_Toc25920"/>
-      <w:bookmarkStart w:id="28" w:name="_Toc6221_WPSOffice_Level1"/>
+      <w:bookmarkStart w:id="26" w:name="_Toc25920"/>
+      <w:bookmarkStart w:id="27" w:name="_Toc4088"/>
+      <w:bookmarkStart w:id="28" w:name="_Toc3871"/>
       <w:bookmarkStart w:id="29" w:name="_Toc23369_WPSOffice_Level1"/>
-      <w:bookmarkStart w:id="30" w:name="_Toc3871"/>
-      <w:bookmarkStart w:id="31" w:name="_Toc1410"/>
-      <w:bookmarkStart w:id="32" w:name="_Toc18058"/>
+      <w:bookmarkStart w:id="30" w:name="_Toc1410"/>
+      <w:bookmarkStart w:id="31" w:name="_Toc18058"/>
+      <w:bookmarkStart w:id="32" w:name="_Toc6221_WPSOffice_Level1"/>
       <w:r>
         <w:rPr>
           <w:rStyle w:val="45"/>
@@ -3986,10 +3988,10 @@
           <w:lang w:eastAsia="zh-CN"/>
         </w:rPr>
       </w:pPr>
-      <w:bookmarkStart w:id="33" w:name="_Toc28467"/>
-      <w:bookmarkStart w:id="34" w:name="_Toc11674"/>
-      <w:bookmarkStart w:id="35" w:name="_Toc149832728"/>
-      <w:bookmarkStart w:id="36" w:name="_Toc149826003"/>
+      <w:bookmarkStart w:id="33" w:name="_Toc149832728"/>
+      <w:bookmarkStart w:id="34" w:name="_Toc149826003"/>
+      <w:bookmarkStart w:id="35" w:name="_Toc28467"/>
+      <w:bookmarkStart w:id="36" w:name="_Toc11674"/>
       <w:r>
         <w:rPr>
           <w:rFonts w:hint="eastAsia"/>
@@ -4963,11 +4965,16 @@
     </w:p>
     <w:p>
       <w:pPr>
-        <w:rPr>
-          <w:rFonts w:hint="default" w:ascii="Times New Roman" w:hAnsi="Times New Roman" w:eastAsia="微软雅黑" w:cs="Times New Roman"/>
+        <w:numPr>
+          <w:ilvl w:val="0"/>
+          <w:numId w:val="0"/>
+        </w:numPr>
+        <w:ind w:leftChars="0"/>
+        <w:rPr>
+          <w:rFonts w:ascii="Times New Roman" w:hAnsi="Times New Roman" w:eastAsia="微软雅黑" w:cs="Times New Roman"/>
           <w:sz w:val="24"/>
           <w:szCs w:val="24"/>
-          <w:lang w:val="en-US" w:eastAsia="zh-CN"/>
+          <w:lang w:eastAsia="zh-CN"/>
         </w:rPr>
       </w:pPr>
       <w:r>
@@ -5109,24 +5116,21 @@
               </w:rPr>
             </w:pPr>
             <w:r>
-              <w:rPr>
-                <w:sz w:val="22"/>
-              </w:rPr>
               <mc:AlternateContent>
                 <mc:Choice Requires="wpg">
                   <w:drawing>
-                    <wp:anchor distT="0" distB="0" distL="114300" distR="114300" simplePos="0" relativeHeight="251664384" behindDoc="0" locked="0" layoutInCell="1" allowOverlap="1">
+                    <wp:anchor distT="0" distB="0" distL="114300" distR="114300" simplePos="0" relativeHeight="251662336" behindDoc="0" locked="0" layoutInCell="1" allowOverlap="1">
                       <wp:simplePos x="0" y="0"/>
                       <wp:positionH relativeFrom="column">
-                        <wp:posOffset>0</wp:posOffset>
+                        <wp:posOffset>31115</wp:posOffset>
                       </wp:positionH>
                       <wp:positionV relativeFrom="paragraph">
-                        <wp:posOffset>-460375</wp:posOffset>
+                        <wp:posOffset>-547370</wp:posOffset>
                       </wp:positionV>
-                      <wp:extent cx="3080385" cy="1442720"/>
-                      <wp:effectExtent l="0" t="0" r="13335" b="5080"/>
+                      <wp:extent cx="3160395" cy="1441450"/>
+                      <wp:effectExtent l="0" t="0" r="9525" b="6350"/>
                       <wp:wrapNone/>
-                      <wp:docPr id="34" name="组合 34"/>
+                      <wp:docPr id="101" name="组合 101"/>
                       <wp:cNvGraphicFramePr/>
                       <a:graphic xmlns:a="http://schemas.openxmlformats.org/drawingml/2006/main">
                         <a:graphicData uri="http://schemas.microsoft.com/office/word/2010/wordprocessingGroup">
@@ -5135,25 +5139,25 @@
                             <wpg:grpSpPr>
                               <a:xfrm>
                                 <a:off x="0" y="0"/>
-                                <a:ext cx="3080385" cy="1442720"/>
-                                <a:chOff x="17956" y="37747"/>
-                                <a:chExt cx="4851" cy="2272"/>
+                                <a:ext cx="3160395" cy="1441450"/>
+                                <a:chOff x="10964" y="3809"/>
+                                <a:chExt cx="4977" cy="2270"/>
                               </a:xfrm>
                             </wpg:grpSpPr>
                             <wpg:grpSp>
-                              <wpg:cNvPr id="35" name="组合 16"/>
+                              <wpg:cNvPr id="102" name="组合 6"/>
                               <wpg:cNvGrpSpPr/>
                               <wpg:grpSpPr>
                                 <a:xfrm>
-                                  <a:off x="17956" y="38313"/>
-                                  <a:ext cx="4049" cy="646"/>
-                                  <a:chOff x="17956" y="38313"/>
-                                  <a:chExt cx="4049" cy="646"/>
+                                  <a:off x="10964" y="4438"/>
+                                  <a:ext cx="4577" cy="734"/>
+                                  <a:chOff x="10964" y="4438"/>
+                                  <a:chExt cx="4577" cy="734"/>
                                 </a:xfrm>
                               </wpg:grpSpPr>
                               <pic:pic xmlns:pic="http://schemas.openxmlformats.org/drawingml/2006/picture">
                                 <pic:nvPicPr>
-                                  <pic:cNvPr id="12" name="图片 29" descr="IMG_256"/>
+                                  <pic:cNvPr id="30" name="图片 30" descr="微信图片_20220215110121"/>
                                   <pic:cNvPicPr>
                                     <a:picLocks noChangeAspect="1"/>
                                   </pic:cNvPicPr>
@@ -5162,17 +5166,18 @@
                                   <a:blip r:embed="rId10">
                                     <a:clrChange>
                                       <a:clrFrom>
-                                        <a:srgbClr val="FFFFFF">
+                                        <a:srgbClr val="A09D98">
                                           <a:alpha val="100000"/>
                                         </a:srgbClr>
                                       </a:clrFrom>
                                       <a:clrTo>
-                                        <a:srgbClr val="FFFFFF">
+                                        <a:srgbClr val="A09D98">
                                           <a:alpha val="100000"/>
                                           <a:alpha val="0"/>
                                         </a:srgbClr>
                                       </a:clrTo>
                                     </a:clrChange>
+                                    <a:biLevel thresh="50000"/>
                                   </a:blip>
                                   <a:stretch>
                                     <a:fillRect/>
@@ -5180,46 +5185,57 @@
                                 </pic:blipFill>
                                 <pic:spPr>
                                   <a:xfrm>
-                                    <a:off x="21031" y="38313"/>
-                                    <a:ext cx="975" cy="570"/>
-                                  </a:xfrm>
-                                  <a:prstGeom prst="rect">
-                                    <a:avLst/>
-                                  </a:prstGeom>
-                                  <a:noFill/>
-                                  <a:ln w="9525">
-                                    <a:noFill/>
-                                  </a:ln>
-                                </pic:spPr>
-                              </pic:pic>
-                              <pic:pic xmlns:pic="http://schemas.openxmlformats.org/drawingml/2006/picture">
-                                <pic:nvPicPr>
-                                  <pic:cNvPr id="15" name="图片 15" descr="c9514d16fd70679bf0495aeebb03c72d_compress"/>
-                                  <pic:cNvPicPr>
-                                    <a:picLocks noChangeAspect="1"/>
-                                  </pic:cNvPicPr>
-                                </pic:nvPicPr>
-                                <pic:blipFill>
-                                  <a:blip r:embed="rId11"/>
-                                  <a:srcRect l="21003" t="56913" r="27176" b="26386"/>
-                                  <a:stretch>
-                                    <a:fillRect/>
-                                  </a:stretch>
-                                </pic:blipFill>
-                                <pic:spPr>
-                                  <a:xfrm>
-                                    <a:off x="17956" y="38485"/>
-                                    <a:ext cx="1550" cy="475"/>
+                                    <a:off x="10964" y="4458"/>
+                                    <a:ext cx="1234" cy="715"/>
                                   </a:xfrm>
                                   <a:prstGeom prst="rect">
                                     <a:avLst/>
                                   </a:prstGeom>
                                 </pic:spPr>
                               </pic:pic>
+                              <pic:pic xmlns:pic="http://schemas.openxmlformats.org/drawingml/2006/picture">
+                                <pic:nvPicPr>
+                                  <pic:cNvPr id="21" name="图片 34" descr="晓敏"/>
+                                  <pic:cNvPicPr>
+                                    <a:picLocks noChangeAspect="1"/>
+                                  </pic:cNvPicPr>
+                                </pic:nvPicPr>
+                                <pic:blipFill>
+                                  <a:blip r:embed="rId11">
+                                    <a:clrChange>
+                                      <a:clrFrom>
+                                        <a:srgbClr val="949FA1"/>
+                                      </a:clrFrom>
+                                      <a:clrTo>
+                                        <a:srgbClr val="949FA1">
+                                          <a:alpha val="0"/>
+                                        </a:srgbClr>
+                                      </a:clrTo>
+                                    </a:clrChange>
+                                  </a:blip>
+                                  <a:srcRect l="34062" t="26445" r="34097" b="9325"/>
+                                  <a:stretch>
+                                    <a:fillRect/>
+                                  </a:stretch>
+                                </pic:blipFill>
+                                <pic:spPr>
+                                  <a:xfrm rot="16200000">
+                                    <a:off x="14524" y="3981"/>
+                                    <a:ext cx="560" cy="1475"/>
+                                  </a:xfrm>
+                                  <a:prstGeom prst="rect">
+                                    <a:avLst/>
+                                  </a:prstGeom>
+                                  <a:noFill/>
+                                  <a:ln>
+                                    <a:noFill/>
+                                  </a:ln>
+                                </pic:spPr>
+                              </pic:pic>
                             </wpg:grpSp>
                             <pic:pic xmlns:pic="http://schemas.openxmlformats.org/drawingml/2006/picture">
                               <pic:nvPicPr>
-                                <pic:cNvPr id="18" name="图片 25"/>
+                                <pic:cNvPr id="18" name="图片 8"/>
                                 <pic:cNvPicPr>
                                   <a:picLocks noChangeAspect="1" noChangeArrowheads="1"/>
                                 </pic:cNvPicPr>
@@ -5239,8 +5255,8 @@
                               </pic:blipFill>
                               <pic:spPr>
                                 <a:xfrm>
-                                  <a:off x="20535" y="37747"/>
-                                  <a:ext cx="2273" cy="2273"/>
+                                  <a:off x="13671" y="3809"/>
+                                  <a:ext cx="2271" cy="2271"/>
                                 </a:xfrm>
                                 <a:prstGeom prst="rect">
                                   <a:avLst/>
@@ -5259,24 +5275,24 @@
                 </mc:Choice>
                 <mc:Fallback>
                   <w:pict>
-                    <v:group id="_x0000_s1026" o:spid="_x0000_s1026" o:spt="203" style="position:absolute;left:0pt;margin-left:0pt;margin-top:-36.25pt;height:113.6pt;width:242.55pt;z-index:251664384;mso-width-relative:page;mso-height-relative:page;" coordorigin="17956,37747" coordsize="4851,2272" o:gfxdata="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">
+                    <v:group id="_x0000_s1026" o:spid="_x0000_s1026" o:spt="203" style="position:absolute;left:0pt;margin-left:2.45pt;margin-top:-43.1pt;height:113.5pt;width:248.85pt;z-index:251662336;mso-width-relative:page;mso-height-relative:page;" coordorigin="10964,3809" coordsize="4977,2270" o:gfxdata="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">
                       <o:lock v:ext="edit" aspectratio="f"/>
-                      <v:group id="组合 16" o:spid="_x0000_s1026" o:spt="203" style="position:absolute;left:17956;top:38313;height:646;width:4049;" coordorigin="17956,38313" coordsize="4049,646" o:gfxdata="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">
+                      <v:group id="组合 6" o:spid="_x0000_s1026" o:spt="203" style="position:absolute;left:10964;top:4438;height:734;width:4577;" coordorigin="10964,4438" coordsize="4577,734" o:gfxdata="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">
                         <o:lock v:ext="edit" aspectratio="f"/>
-                        <v:shape id="图片 29" o:spid="_x0000_s1026" o:spt="75" alt="IMG_256" type="#_x0000_t75" style="position:absolute;left:21031;top:38313;height:570;width:975;" filled="f" o:preferrelative="t" stroked="f" coordsize="21600,21600" o:gfxdata="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">
+                        <v:shape id="_x0000_s1026" o:spid="_x0000_s1026" o:spt="75" alt="微信图片_20220215110121" type="#_x0000_t75" style="position:absolute;left:10964;top:4458;height:715;width:1234;" filled="f" o:preferrelative="t" stroked="f" coordsize="21600,21600" o:gfxdata="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">
                           <v:fill on="f" focussize="0,0"/>
                           <v:stroke on="f"/>
-                          <v:imagedata r:id="rId10" chromakey="#FFFFFF" o:title=""/>
+                          <v:imagedata r:id="rId10" grayscale="t" bilevel="t" chromakey="#A09D98" o:title=""/>
                           <o:lock v:ext="edit" aspectratio="t"/>
                         </v:shape>
-                        <v:shape id="_x0000_s1026" o:spid="_x0000_s1026" o:spt="75" alt="c9514d16fd70679bf0495aeebb03c72d_compress" type="#_x0000_t75" style="position:absolute;left:17956;top:38485;height:475;width:1550;" filled="f" o:preferrelative="t" stroked="f" coordsize="21600,21600" o:gfxdata="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">
+                        <v:shape id="图片 34" o:spid="_x0000_s1026" o:spt="75" alt="晓敏" type="#_x0000_t75" style="position:absolute;left:14524;top:3981;height:1475;width:560;rotation:-5898240f;" filled="f" o:preferrelative="t" stroked="f" coordsize="21600,21600" o:gfxdata="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">
                           <v:fill on="f" focussize="0,0"/>
                           <v:stroke on="f"/>
-                          <v:imagedata r:id="rId11" cropleft="13765f" croptop="37299f" cropright="17810f" cropbottom="17292f" o:title=""/>
+                          <v:imagedata r:id="rId11" cropleft="22323f" croptop="17331f" cropright="22346f" cropbottom="6111f" chromakey="#949FA1" o:title=""/>
                           <o:lock v:ext="edit" aspectratio="t"/>
                         </v:shape>
                       </v:group>
-                      <v:shape id="图片 25" o:spid="_x0000_s1026" o:spt="75" type="#_x0000_t75" style="position:absolute;left:20535;top:37747;height:2273;width:2273;" filled="f" o:preferrelative="t" stroked="f" coordsize="21600,21600" o:gfxdata="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">
+                      <v:shape id="图片 8" o:spid="_x0000_s1026" o:spt="75" type="#_x0000_t75" style="position:absolute;left:13671;top:3809;height:2271;width:2271;" filled="f" o:preferrelative="t" stroked="f" coordsize="21600,21600" o:gfxdata="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">
                         <v:fill on="f" focussize="0,0"/>
                         <v:stroke on="f"/>
                         <v:imagedata r:id="rId12" o:title=""/>
@@ -5573,9 +5589,8 @@
     <w:p>
       <w:pPr>
         <w:rPr>
-          <w:rFonts w:hint="default"/>
           <w:sz w:val="24"/>
-          <w:lang w:val="en-US" w:eastAsia="zh-CN"/>
+          <w:lang w:eastAsia="zh-CN"/>
         </w:rPr>
       </w:pPr>
     </w:p>
@@ -5665,185 +5680,6 @@
                 <w:szCs w:val="24"/>
               </w:rPr>
             </w:pPr>
-            <w:r>
-              <w:rPr>
-                <w:sz w:val="22"/>
-              </w:rPr>
-              <mc:AlternateContent>
-                <mc:Choice Requires="wpg">
-                  <w:drawing>
-                    <wp:anchor distT="0" distB="0" distL="114300" distR="114300" simplePos="0" relativeHeight="251665408" behindDoc="0" locked="0" layoutInCell="1" allowOverlap="1">
-                      <wp:simplePos x="0" y="0"/>
-                      <wp:positionH relativeFrom="column">
-                        <wp:posOffset>0</wp:posOffset>
-                      </wp:positionH>
-                      <wp:positionV relativeFrom="paragraph">
-                        <wp:posOffset>-490855</wp:posOffset>
-                      </wp:positionV>
-                      <wp:extent cx="3135630" cy="1442720"/>
-                      <wp:effectExtent l="0" t="0" r="3810" b="5080"/>
-                      <wp:wrapNone/>
-                      <wp:docPr id="36" name="组合 36"/>
-                      <wp:cNvGraphicFramePr/>
-                      <a:graphic xmlns:a="http://schemas.openxmlformats.org/drawingml/2006/main">
-                        <a:graphicData uri="http://schemas.microsoft.com/office/word/2010/wordprocessingGroup">
-                          <wpg:wgp>
-                            <wpg:cNvGrpSpPr/>
-                            <wpg:grpSpPr>
-                              <a:xfrm>
-                                <a:off x="0" y="0"/>
-                                <a:ext cx="3135630" cy="1442720"/>
-                                <a:chOff x="17956" y="39496"/>
-                                <a:chExt cx="4938" cy="2272"/>
-                              </a:xfrm>
-                            </wpg:grpSpPr>
-                            <wpg:grpSp>
-                              <wpg:cNvPr id="37" name="组合 30"/>
-                              <wpg:cNvGrpSpPr/>
-                              <wpg:grpSpPr>
-                                <a:xfrm>
-                                  <a:off x="17956" y="40098"/>
-                                  <a:ext cx="4213" cy="570"/>
-                                  <a:chOff x="17956" y="40098"/>
-                                  <a:chExt cx="4213" cy="570"/>
-                                </a:xfrm>
-                              </wpg:grpSpPr>
-                              <pic:pic xmlns:pic="http://schemas.openxmlformats.org/drawingml/2006/picture">
-                                <pic:nvPicPr>
-                                  <pic:cNvPr id="6" name="图片 1" descr="24f613a0-66be-430b-9e80-270d3393fac5"/>
-                                  <pic:cNvPicPr>
-                                    <a:picLocks noChangeAspect="1"/>
-                                  </pic:cNvPicPr>
-                                </pic:nvPicPr>
-                                <pic:blipFill>
-                                  <a:blip r:embed="rId13"/>
-                                  <a:srcRect l="43292" t="26660" r="21693" b="24394"/>
-                                  <a:stretch>
-                                    <a:fillRect/>
-                                  </a:stretch>
-                                </pic:blipFill>
-                                <pic:spPr>
-                                  <a:xfrm rot="16200000">
-                                    <a:off x="18366" y="39740"/>
-                                    <a:ext cx="506" cy="1327"/>
-                                  </a:xfrm>
-                                  <a:prstGeom prst="rect">
-                                    <a:avLst/>
-                                  </a:prstGeom>
-                                </pic:spPr>
-                              </pic:pic>
-                              <pic:pic xmlns:pic="http://schemas.openxmlformats.org/drawingml/2006/picture">
-                                <pic:nvPicPr>
-                                  <pic:cNvPr id="29" name="图片 29" descr="IMG_256"/>
-                                  <pic:cNvPicPr>
-                                    <a:picLocks noChangeAspect="1"/>
-                                  </pic:cNvPicPr>
-                                </pic:nvPicPr>
-                                <pic:blipFill>
-                                  <a:blip r:embed="rId10">
-                                    <a:clrChange>
-                                      <a:clrFrom>
-                                        <a:srgbClr val="FFFFFF">
-                                          <a:alpha val="100000"/>
-                                        </a:srgbClr>
-                                      </a:clrFrom>
-                                      <a:clrTo>
-                                        <a:srgbClr val="FFFFFF">
-                                          <a:alpha val="100000"/>
-                                          <a:alpha val="0"/>
-                                        </a:srgbClr>
-                                      </a:clrTo>
-                                    </a:clrChange>
-                                  </a:blip>
-                                  <a:stretch>
-                                    <a:fillRect/>
-                                  </a:stretch>
-                                </pic:blipFill>
-                                <pic:spPr>
-                                  <a:xfrm>
-                                    <a:off x="21195" y="40098"/>
-                                    <a:ext cx="975" cy="570"/>
-                                  </a:xfrm>
-                                  <a:prstGeom prst="rect">
-                                    <a:avLst/>
-                                  </a:prstGeom>
-                                  <a:noFill/>
-                                  <a:ln w="9525">
-                                    <a:noFill/>
-                                  </a:ln>
-                                </pic:spPr>
-                              </pic:pic>
-                            </wpg:grpSp>
-                            <pic:pic xmlns:pic="http://schemas.openxmlformats.org/drawingml/2006/picture">
-                              <pic:nvPicPr>
-                                <pic:cNvPr id="31" name="图片 25"/>
-                                <pic:cNvPicPr>
-                                  <a:picLocks noChangeAspect="1" noChangeArrowheads="1"/>
-                                </pic:cNvPicPr>
-                              </pic:nvPicPr>
-                              <pic:blipFill>
-                                <a:blip r:embed="rId12">
-                                  <a:extLst>
-                                    <a:ext uri="{28A0092B-C50C-407E-A947-70E740481C1C}">
-                                      <a14:useLocalDpi xmlns:a14="http://schemas.microsoft.com/office/drawing/2010/main" val="0"/>
-                                    </a:ext>
-                                  </a:extLst>
-                                </a:blip>
-                                <a:srcRect/>
-                                <a:stretch>
-                                  <a:fillRect/>
-                                </a:stretch>
-                              </pic:blipFill>
-                              <pic:spPr>
-                                <a:xfrm>
-                                  <a:off x="20622" y="39496"/>
-                                  <a:ext cx="2273" cy="2273"/>
-                                </a:xfrm>
-                                <a:prstGeom prst="rect">
-                                  <a:avLst/>
-                                </a:prstGeom>
-                                <a:noFill/>
-                                <a:ln>
-                                  <a:noFill/>
-                                </a:ln>
-                              </pic:spPr>
-                            </pic:pic>
-                          </wpg:wgp>
-                        </a:graphicData>
-                      </a:graphic>
-                    </wp:anchor>
-                  </w:drawing>
-                </mc:Choice>
-                <mc:Fallback>
-                  <w:pict>
-                    <v:group id="_x0000_s1026" o:spid="_x0000_s1026" o:spt="203" style="position:absolute;left:0pt;margin-left:0pt;margin-top:-38.65pt;height:113.6pt;width:246.9pt;z-index:251665408;mso-width-relative:page;mso-height-relative:page;" coordorigin="17956,39496" coordsize="4938,2272" o:gfxdata="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">
-                      <o:lock v:ext="edit" aspectratio="f"/>
-                      <v:group id="组合 30" o:spid="_x0000_s1026" o:spt="203" style="position:absolute;left:17956;top:40098;height:570;width:4213;" coordorigin="17956,40098" coordsize="4213,570" o:gfxdata="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">
-                        <o:lock v:ext="edit" aspectratio="f"/>
-                        <v:shape id="图片 1" o:spid="_x0000_s1026" o:spt="75" alt="24f613a0-66be-430b-9e80-270d3393fac5" type="#_x0000_t75" style="position:absolute;left:18366;top:39740;height:1327;width:506;rotation:-5898240f;" filled="f" o:preferrelative="t" stroked="f" coordsize="21600,21600" o:gfxdata="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">
-                          <v:fill on="f" focussize="0,0"/>
-                          <v:stroke on="f"/>
-                          <v:imagedata r:id="rId13" cropleft="28372f" croptop="17472f" cropright="14217f" cropbottom="15987f" o:title=""/>
-                          <o:lock v:ext="edit" aspectratio="t"/>
-                        </v:shape>
-                        <v:shape id="_x0000_s1026" o:spid="_x0000_s1026" o:spt="75" alt="IMG_256" type="#_x0000_t75" style="position:absolute;left:21195;top:40098;height:570;width:975;" filled="f" o:preferrelative="t" stroked="f" coordsize="21600,21600" o:gfxdata="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">
-                          <v:fill on="f" focussize="0,0"/>
-                          <v:stroke on="f"/>
-                          <v:imagedata r:id="rId10" chromakey="#FFFFFF" o:title=""/>
-                          <o:lock v:ext="edit" aspectratio="t"/>
-                        </v:shape>
-                      </v:group>
-                      <v:shape id="图片 25" o:spid="_x0000_s1026" o:spt="75" type="#_x0000_t75" style="position:absolute;left:20622;top:39496;height:2273;width:2273;" filled="f" o:preferrelative="t" stroked="f" coordsize="21600,21600" o:gfxdata="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">
-                        <v:fill on="f" focussize="0,0"/>
-                        <v:stroke on="f"/>
-                        <v:imagedata r:id="rId12" o:title=""/>
-                        <o:lock v:ext="edit" aspectratio="t"/>
-                      </v:shape>
-                    </v:group>
-                  </w:pict>
-                </mc:Fallback>
-              </mc:AlternateContent>
-            </w:r>
           </w:p>
         </w:tc>
         <w:tc>
@@ -6224,24 +6060,21 @@
               </w:rPr>
             </w:pPr>
             <w:r>
-              <w:rPr>
-                <w:sz w:val="24"/>
-              </w:rPr>
               <mc:AlternateContent>
                 <mc:Choice Requires="wpg">
                   <w:drawing>
-                    <wp:anchor distT="0" distB="0" distL="114300" distR="114300" simplePos="0" relativeHeight="251666432" behindDoc="0" locked="0" layoutInCell="1" allowOverlap="1">
+                    <wp:anchor distT="0" distB="0" distL="114300" distR="114300" simplePos="0" relativeHeight="251664384" behindDoc="0" locked="0" layoutInCell="1" allowOverlap="1">
                       <wp:simplePos x="0" y="0"/>
                       <wp:positionH relativeFrom="column">
-                        <wp:posOffset>-59690</wp:posOffset>
+                        <wp:posOffset>-17780</wp:posOffset>
                       </wp:positionH>
                       <wp:positionV relativeFrom="paragraph">
-                        <wp:posOffset>-527685</wp:posOffset>
+                        <wp:posOffset>-485775</wp:posOffset>
                       </wp:positionV>
-                      <wp:extent cx="3114040" cy="1442720"/>
-                      <wp:effectExtent l="0" t="0" r="10160" b="5080"/>
+                      <wp:extent cx="3196590" cy="1442720"/>
+                      <wp:effectExtent l="0" t="0" r="3810" b="5080"/>
                       <wp:wrapNone/>
-                      <wp:docPr id="38" name="组合 38"/>
+                      <wp:docPr id="105" name="组合 105"/>
                       <wp:cNvGraphicFramePr/>
                       <a:graphic xmlns:a="http://schemas.openxmlformats.org/drawingml/2006/main">
                         <a:graphicData uri="http://schemas.microsoft.com/office/word/2010/wordprocessingGroup">
@@ -6250,14 +6083,91 @@
                             <wpg:grpSpPr>
                               <a:xfrm>
                                 <a:off x="0" y="0"/>
-                                <a:ext cx="3114040" cy="1442720"/>
-                                <a:chOff x="17862" y="41199"/>
-                                <a:chExt cx="4904" cy="2272"/>
+                                <a:ext cx="3196590" cy="1442720"/>
+                                <a:chOff x="19087" y="960"/>
+                                <a:chExt cx="5034" cy="2272"/>
                               </a:xfrm>
                             </wpg:grpSpPr>
+                            <wpg:grpSp>
+                              <wpg:cNvPr id="106" name="组合 15"/>
+                              <wpg:cNvGrpSpPr/>
+                              <wpg:grpSpPr>
+                                <a:xfrm>
+                                  <a:off x="19087" y="1459"/>
+                                  <a:ext cx="4523" cy="714"/>
+                                  <a:chOff x="12357" y="7666"/>
+                                  <a:chExt cx="4523" cy="714"/>
+                                </a:xfrm>
+                              </wpg:grpSpPr>
+                              <pic:pic xmlns:pic="http://schemas.openxmlformats.org/drawingml/2006/picture">
+                                <pic:nvPicPr>
+                                  <pic:cNvPr id="22" name="图片 59" descr="图片1"/>
+                                  <pic:cNvPicPr>
+                                    <a:picLocks noChangeAspect="1"/>
+                                  </pic:cNvPicPr>
+                                </pic:nvPicPr>
+                                <pic:blipFill>
+                                  <a:blip r:embed="rId13">
+                                    <a:biLevel thresh="50000"/>
+                                  </a:blip>
+                                  <a:srcRect l="7865" t="11797" r="5322" b="19074"/>
+                                  <a:stretch>
+                                    <a:fillRect/>
+                                  </a:stretch>
+                                </pic:blipFill>
+                                <pic:spPr>
+                                  <a:xfrm>
+                                    <a:off x="12357" y="7738"/>
+                                    <a:ext cx="1468" cy="627"/>
+                                  </a:xfrm>
+                                  <a:prstGeom prst="rect">
+                                    <a:avLst/>
+                                  </a:prstGeom>
+                                  <a:noFill/>
+                                </pic:spPr>
+                              </pic:pic>
+                              <pic:pic xmlns:pic="http://schemas.openxmlformats.org/drawingml/2006/picture">
+                                <pic:nvPicPr>
+                                  <pic:cNvPr id="19" name="图片 14" descr="微信图片_20220215110121"/>
+                                  <pic:cNvPicPr>
+                                    <a:picLocks noChangeAspect="1"/>
+                                  </pic:cNvPicPr>
+                                </pic:nvPicPr>
+                                <pic:blipFill>
+                                  <a:blip r:embed="rId10">
+                                    <a:clrChange>
+                                      <a:clrFrom>
+                                        <a:srgbClr val="A09D98">
+                                          <a:alpha val="100000"/>
+                                        </a:srgbClr>
+                                      </a:clrFrom>
+                                      <a:clrTo>
+                                        <a:srgbClr val="A09D98">
+                                          <a:alpha val="100000"/>
+                                          <a:alpha val="0"/>
+                                        </a:srgbClr>
+                                      </a:clrTo>
+                                    </a:clrChange>
+                                    <a:biLevel thresh="50000"/>
+                                  </a:blip>
+                                  <a:stretch>
+                                    <a:fillRect/>
+                                  </a:stretch>
+                                </pic:blipFill>
+                                <pic:spPr>
+                                  <a:xfrm>
+                                    <a:off x="15646" y="7666"/>
+                                    <a:ext cx="1234" cy="715"/>
+                                  </a:xfrm>
+                                  <a:prstGeom prst="rect">
+                                    <a:avLst/>
+                                  </a:prstGeom>
+                                </pic:spPr>
+                              </pic:pic>
+                            </wpg:grpSp>
                             <pic:pic xmlns:pic="http://schemas.openxmlformats.org/drawingml/2006/picture">
                               <pic:nvPicPr>
-                                <pic:cNvPr id="7" name="图片 23"/>
+                                <pic:cNvPr id="107" name="图片 23"/>
                                 <pic:cNvPicPr>
                                   <a:picLocks noChangeAspect="1" noChangeArrowheads="1"/>
                                 </pic:cNvPicPr>
@@ -6277,7 +6187,7 @@
                               </pic:blipFill>
                               <pic:spPr>
                                 <a:xfrm>
-                                  <a:off x="20494" y="41199"/>
+                                  <a:off x="21849" y="960"/>
                                   <a:ext cx="2273" cy="2273"/>
                                 </a:xfrm>
                                 <a:prstGeom prst="rect">
@@ -6289,86 +6199,6 @@
                                 </a:ln>
                               </pic:spPr>
                             </pic:pic>
-                            <wpg:grpSp>
-                              <wpg:cNvPr id="39" name="组合 23"/>
-                              <wpg:cNvGrpSpPr/>
-                              <wpg:grpSpPr>
-                                <a:xfrm>
-                                  <a:off x="17862" y="41843"/>
-                                  <a:ext cx="4208" cy="652"/>
-                                  <a:chOff x="17862" y="41843"/>
-                                  <a:chExt cx="4208" cy="652"/>
-                                </a:xfrm>
-                              </wpg:grpSpPr>
-                              <pic:pic xmlns:pic="http://schemas.openxmlformats.org/drawingml/2006/picture">
-                                <pic:nvPicPr>
-                                  <pic:cNvPr id="22" name="图片 59" descr="图片1"/>
-                                  <pic:cNvPicPr>
-                                    <a:picLocks noChangeAspect="1"/>
-                                  </pic:cNvPicPr>
-                                </pic:nvPicPr>
-                                <pic:blipFill>
-                                  <a:blip r:embed="rId14">
-                                    <a:biLevel thresh="50000"/>
-                                  </a:blip>
-                                  <a:srcRect l="7865" t="11797" r="5322" b="19074"/>
-                                  <a:stretch>
-                                    <a:fillRect/>
-                                  </a:stretch>
-                                </pic:blipFill>
-                                <pic:spPr>
-                                  <a:xfrm>
-                                    <a:off x="17862" y="41869"/>
-                                    <a:ext cx="1468" cy="627"/>
-                                  </a:xfrm>
-                                  <a:prstGeom prst="rect">
-                                    <a:avLst/>
-                                  </a:prstGeom>
-                                  <a:noFill/>
-                                </pic:spPr>
-                              </pic:pic>
-                              <pic:pic xmlns:pic="http://schemas.openxmlformats.org/drawingml/2006/picture">
-                                <pic:nvPicPr>
-                                  <pic:cNvPr id="21" name="图片 29" descr="IMG_256"/>
-                                  <pic:cNvPicPr>
-                                    <a:picLocks noChangeAspect="1"/>
-                                  </pic:cNvPicPr>
-                                </pic:nvPicPr>
-                                <pic:blipFill>
-                                  <a:blip r:embed="rId10">
-                                    <a:clrChange>
-                                      <a:clrFrom>
-                                        <a:srgbClr val="FFFFFF">
-                                          <a:alpha val="100000"/>
-                                        </a:srgbClr>
-                                      </a:clrFrom>
-                                      <a:clrTo>
-                                        <a:srgbClr val="FFFFFF">
-                                          <a:alpha val="100000"/>
-                                          <a:alpha val="0"/>
-                                        </a:srgbClr>
-                                      </a:clrTo>
-                                    </a:clrChange>
-                                  </a:blip>
-                                  <a:stretch>
-                                    <a:fillRect/>
-                                  </a:stretch>
-                                </pic:blipFill>
-                                <pic:spPr>
-                                  <a:xfrm>
-                                    <a:off x="21096" y="41843"/>
-                                    <a:ext cx="975" cy="570"/>
-                                  </a:xfrm>
-                                  <a:prstGeom prst="rect">
-                                    <a:avLst/>
-                                  </a:prstGeom>
-                                  <a:noFill/>
-                                  <a:ln w="9525">
-                                    <a:noFill/>
-                                  </a:ln>
-                                </pic:spPr>
-                              </pic:pic>
-                            </wpg:grpSp>
                           </wpg:wgp>
                         </a:graphicData>
                       </a:graphic>
@@ -6377,29 +6207,29 @@
                 </mc:Choice>
                 <mc:Fallback>
                   <w:pict>
-                    <v:group id="_x0000_s1026" o:spid="_x0000_s1026" o:spt="203" style="position:absolute;left:0pt;margin-left:-4.7pt;margin-top:-41.55pt;height:113.6pt;width:245.2pt;z-index:251666432;mso-width-relative:page;mso-height-relative:page;" coordorigin="17862,41199" coordsize="4904,2272" o:gfxdata="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">
+                    <v:group id="_x0000_s1026" o:spid="_x0000_s1026" o:spt="203" style="position:absolute;left:0pt;margin-left:-1.4pt;margin-top:-38.25pt;height:113.6pt;width:251.7pt;z-index:251664384;mso-width-relative:page;mso-height-relative:page;" coordorigin="19087,960" coordsize="5034,2272" o:gfxdata="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">
                       <o:lock v:ext="edit" aspectratio="f"/>
-                      <v:shape id="图片 23" o:spid="_x0000_s1026" o:spt="75" type="#_x0000_t75" style="position:absolute;left:20494;top:41199;height:2273;width:2273;" filled="f" o:preferrelative="t" stroked="f" coordsize="21600,21600" o:gfxdata="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">
+                      <v:group id="组合 15" o:spid="_x0000_s1026" o:spt="203" style="position:absolute;left:19087;top:1459;height:714;width:4523;" coordorigin="12357,7666" coordsize="4523,714" o:gfxdata="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">
+                        <o:lock v:ext="edit" aspectratio="f"/>
+                        <v:shape id="图片 59" o:spid="_x0000_s1026" o:spt="75" alt="图片1" type="#_x0000_t75" style="position:absolute;left:12357;top:7738;height:627;width:1468;" filled="f" o:preferrelative="t" stroked="f" coordsize="21600,21600" o:gfxdata="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">
+                          <v:fill on="f" focussize="0,0"/>
+                          <v:stroke on="f"/>
+                          <v:imagedata r:id="rId13" cropleft="5154f" croptop="7731f" cropright="3488f" cropbottom="12500f" grayscale="t" bilevel="t" o:title=""/>
+                          <o:lock v:ext="edit" aspectratio="t"/>
+                        </v:shape>
+                        <v:shape id="图片 14" o:spid="_x0000_s1026" o:spt="75" alt="微信图片_20220215110121" type="#_x0000_t75" style="position:absolute;left:15646;top:7666;height:715;width:1234;" filled="f" o:preferrelative="t" stroked="f" coordsize="21600,21600" o:gfxdata="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">
+                          <v:fill on="f" focussize="0,0"/>
+                          <v:stroke on="f"/>
+                          <v:imagedata r:id="rId10" grayscale="t" bilevel="t" chromakey="#A09D98" o:title=""/>
+                          <o:lock v:ext="edit" aspectratio="t"/>
+                        </v:shape>
+                      </v:group>
+                      <v:shape id="图片 23" o:spid="_x0000_s1026" o:spt="75" type="#_x0000_t75" style="position:absolute;left:21849;top:960;height:2273;width:2273;" filled="f" o:preferrelative="t" stroked="f" coordsize="21600,21600" o:gfxdata="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">
                         <v:fill on="f" focussize="0,0"/>
                         <v:stroke on="f"/>
                         <v:imagedata r:id="rId12" o:title=""/>
                         <o:lock v:ext="edit" aspectratio="t"/>
                       </v:shape>
-                      <v:group id="组合 23" o:spid="_x0000_s1026" o:spt="203" style="position:absolute;left:17862;top:41843;height:652;width:4208;" coordorigin="17862,41843" coordsize="4208,652" o:gfxdata="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">
-                        <o:lock v:ext="edit" aspectratio="f"/>
-                        <v:shape id="图片 59" o:spid="_x0000_s1026" o:spt="75" alt="图片1" type="#_x0000_t75" style="position:absolute;left:17862;top:41869;height:627;width:1468;" filled="f" o:preferrelative="t" stroked="f" coordsize="21600,21600" o:gfxdata="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">
-                          <v:fill on="f" focussize="0,0"/>
-                          <v:stroke on="f"/>
-                          <v:imagedata r:id="rId14" cropleft="5154f" croptop="7731f" cropright="3488f" cropbottom="12500f" grayscale="t" bilevel="t" o:title=""/>
-                          <o:lock v:ext="edit" aspectratio="t"/>
-                        </v:shape>
-                        <v:shape id="图片 29" o:spid="_x0000_s1026" o:spt="75" alt="IMG_256" type="#_x0000_t75" style="position:absolute;left:21096;top:41843;height:570;width:975;" filled="f" o:preferrelative="t" stroked="f" coordsize="21600,21600" o:gfxdata="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">
-                          <v:fill on="f" focussize="0,0"/>
-                          <v:stroke on="f"/>
-                          <v:imagedata r:id="rId10" chromakey="#FFFFFF" o:title=""/>
-                          <o:lock v:ext="edit" aspectratio="t"/>
-                        </v:shape>
-                      </v:group>
                     </v:group>
                   </w:pict>
                 </mc:Fallback>
@@ -6787,13 +6617,10 @@
               </w:rPr>
             </w:pPr>
             <w:r>
-              <w:rPr>
-                <w:sz w:val="24"/>
-              </w:rPr>
               <mc:AlternateContent>
                 <mc:Choice Requires="wpg">
                   <w:drawing>
-                    <wp:anchor distT="0" distB="0" distL="114300" distR="114300" simplePos="0" relativeHeight="251667456" behindDoc="0" locked="0" layoutInCell="1" allowOverlap="1">
+                    <wp:anchor distT="0" distB="0" distL="114300" distR="114300" simplePos="0" relativeHeight="251665408" behindDoc="0" locked="0" layoutInCell="1" allowOverlap="1">
                       <wp:simplePos x="0" y="0"/>
                       <wp:positionH relativeFrom="column">
                         <wp:posOffset>12700</wp:posOffset>
@@ -6801,10 +6628,10 @@
                       <wp:positionV relativeFrom="paragraph">
                         <wp:posOffset>-514985</wp:posOffset>
                       </wp:positionV>
-                      <wp:extent cx="3150235" cy="1442720"/>
-                      <wp:effectExtent l="0" t="0" r="4445" b="5080"/>
+                      <wp:extent cx="3143250" cy="1442720"/>
+                      <wp:effectExtent l="0" t="0" r="11430" b="5080"/>
                       <wp:wrapNone/>
-                      <wp:docPr id="8" name="组合 8"/>
+                      <wp:docPr id="108" name="组合 108"/>
                       <wp:cNvGraphicFramePr/>
                       <a:graphic xmlns:a="http://schemas.openxmlformats.org/drawingml/2006/main">
                         <a:graphicData uri="http://schemas.microsoft.com/office/word/2010/wordprocessingGroup">
@@ -6813,65 +6640,31 @@
                             <wpg:grpSpPr>
                               <a:xfrm>
                                 <a:off x="0" y="0"/>
-                                <a:ext cx="3150235" cy="1442720"/>
-                                <a:chOff x="17976" y="42945"/>
-                                <a:chExt cx="4961" cy="2272"/>
+                                <a:ext cx="3143250" cy="1442720"/>
+                                <a:chOff x="19315" y="2640"/>
+                                <a:chExt cx="4950" cy="2272"/>
                               </a:xfrm>
                             </wpg:grpSpPr>
-                            <pic:pic xmlns:pic="http://schemas.openxmlformats.org/drawingml/2006/picture">
-                              <pic:nvPicPr>
-                                <pic:cNvPr id="9" name="图片 25"/>
-                                <pic:cNvPicPr>
-                                  <a:picLocks noChangeAspect="1" noChangeArrowheads="1"/>
-                                </pic:cNvPicPr>
-                              </pic:nvPicPr>
-                              <pic:blipFill>
-                                <a:blip r:embed="rId12">
-                                  <a:extLst>
-                                    <a:ext uri="{28A0092B-C50C-407E-A947-70E740481C1C}">
-                                      <a14:useLocalDpi xmlns:a14="http://schemas.microsoft.com/office/drawing/2010/main" val="0"/>
-                                    </a:ext>
-                                  </a:extLst>
-                                </a:blip>
-                                <a:srcRect/>
-                                <a:stretch>
-                                  <a:fillRect/>
-                                </a:stretch>
-                              </pic:blipFill>
-                              <pic:spPr>
-                                <a:xfrm>
-                                  <a:off x="20665" y="42945"/>
-                                  <a:ext cx="2273" cy="2273"/>
-                                </a:xfrm>
-                                <a:prstGeom prst="rect">
-                                  <a:avLst/>
-                                </a:prstGeom>
-                                <a:noFill/>
-                                <a:ln>
-                                  <a:noFill/>
-                                </a:ln>
-                              </pic:spPr>
-                            </pic:pic>
                             <wpg:grpSp>
-                              <wpg:cNvPr id="41" name="组合 27"/>
+                              <wpg:cNvPr id="109" name="组合 22"/>
                               <wpg:cNvGrpSpPr/>
                               <wpg:grpSpPr>
                                 <a:xfrm>
-                                  <a:off x="17976" y="43614"/>
-                                  <a:ext cx="4551" cy="626"/>
-                                  <a:chOff x="17976" y="43614"/>
-                                  <a:chExt cx="4551" cy="626"/>
+                                  <a:off x="19315" y="3174"/>
+                                  <a:ext cx="4415" cy="714"/>
+                                  <a:chOff x="12525" y="9562"/>
+                                  <a:chExt cx="4415" cy="714"/>
                                 </a:xfrm>
                               </wpg:grpSpPr>
                               <pic:pic xmlns:pic="http://schemas.openxmlformats.org/drawingml/2006/picture">
                                 <pic:nvPicPr>
-                                  <pic:cNvPr id="10" name="图片 29" descr="IMG_256"/>
+                                  <pic:cNvPr id="110" name="图片 29" descr="IMG_256"/>
                                   <pic:cNvPicPr>
                                     <a:picLocks noChangeAspect="1"/>
                                   </pic:cNvPicPr>
                                 </pic:nvPicPr>
                                 <pic:blipFill>
-                                  <a:blip r:embed="rId10">
+                                  <a:blip r:embed="rId14">
                                     <a:clrChange>
                                       <a:clrFrom>
                                         <a:srgbClr val="FFFFFF">
@@ -6892,7 +6685,7 @@
                                 </pic:blipFill>
                                 <pic:spPr>
                                   <a:xfrm>
-                                    <a:off x="17976" y="43615"/>
+                                    <a:off x="12525" y="9698"/>
                                     <a:ext cx="975" cy="570"/>
                                   </a:xfrm>
                                   <a:prstGeom prst="rect">
@@ -6906,32 +6699,77 @@
                               </pic:pic>
                               <pic:pic xmlns:pic="http://schemas.openxmlformats.org/drawingml/2006/picture">
                                 <pic:nvPicPr>
-                                  <pic:cNvPr id="26" name="图片 59" descr="图片1"/>
+                                  <pic:cNvPr id="29" name="图片 20" descr="微信图片_20220215110121"/>
                                   <pic:cNvPicPr>
                                     <a:picLocks noChangeAspect="1"/>
                                   </pic:cNvPicPr>
                                 </pic:nvPicPr>
                                 <pic:blipFill>
-                                  <a:blip r:embed="rId14">
+                                  <a:blip r:embed="rId10">
+                                    <a:clrChange>
+                                      <a:clrFrom>
+                                        <a:srgbClr val="A09D98">
+                                          <a:alpha val="100000"/>
+                                        </a:srgbClr>
+                                      </a:clrFrom>
+                                      <a:clrTo>
+                                        <a:srgbClr val="A09D98">
+                                          <a:alpha val="100000"/>
+                                          <a:alpha val="0"/>
+                                        </a:srgbClr>
+                                      </a:clrTo>
+                                    </a:clrChange>
                                     <a:biLevel thresh="50000"/>
                                   </a:blip>
-                                  <a:srcRect l="7865" t="11797" r="5322" b="19074"/>
                                   <a:stretch>
                                     <a:fillRect/>
                                   </a:stretch>
                                 </pic:blipFill>
                                 <pic:spPr>
                                   <a:xfrm>
-                                    <a:off x="21059" y="43614"/>
-                                    <a:ext cx="1468" cy="627"/>
+                                    <a:off x="15706" y="9562"/>
+                                    <a:ext cx="1234" cy="715"/>
                                   </a:xfrm>
                                   <a:prstGeom prst="rect">
                                     <a:avLst/>
                                   </a:prstGeom>
-                                  <a:noFill/>
                                 </pic:spPr>
                               </pic:pic>
                             </wpg:grpSp>
+                            <pic:pic xmlns:pic="http://schemas.openxmlformats.org/drawingml/2006/picture">
+                              <pic:nvPicPr>
+                                <pic:cNvPr id="8" name="图片 25"/>
+                                <pic:cNvPicPr>
+                                  <a:picLocks noChangeAspect="1" noChangeArrowheads="1"/>
+                                </pic:cNvPicPr>
+                              </pic:nvPicPr>
+                              <pic:blipFill>
+                                <a:blip r:embed="rId12">
+                                  <a:extLst>
+                                    <a:ext uri="{28A0092B-C50C-407E-A947-70E740481C1C}">
+                                      <a14:useLocalDpi xmlns:a14="http://schemas.microsoft.com/office/drawing/2010/main" val="0"/>
+                                    </a:ext>
+                                  </a:extLst>
+                                </a:blip>
+                                <a:srcRect/>
+                                <a:stretch>
+                                  <a:fillRect/>
+                                </a:stretch>
+                              </pic:blipFill>
+                              <pic:spPr>
+                                <a:xfrm>
+                                  <a:off x="21993" y="2640"/>
+                                  <a:ext cx="2273" cy="2273"/>
+                                </a:xfrm>
+                                <a:prstGeom prst="rect">
+                                  <a:avLst/>
+                                </a:prstGeom>
+                                <a:noFill/>
+                                <a:ln>
+                                  <a:noFill/>
+                                </a:ln>
+                              </pic:spPr>
+                            </pic:pic>
                           </wpg:wgp>
                         </a:graphicData>
                       </a:graphic>
@@ -6940,29 +6778,29 @@
                 </mc:Choice>
                 <mc:Fallback>
                   <w:pict>
-                    <v:group id="_x0000_s1026" o:spid="_x0000_s1026" o:spt="203" style="position:absolute;left:0pt;margin-left:1pt;margin-top:-40.55pt;height:113.6pt;width:248.05pt;z-index:251667456;mso-width-relative:page;mso-height-relative:page;" coordorigin="17976,42945" coordsize="4961,2272" o:gfxdata="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">
+                    <v:group id="_x0000_s1026" o:spid="_x0000_s1026" o:spt="203" style="position:absolute;left:0pt;margin-left:1pt;margin-top:-40.55pt;height:113.6pt;width:247.5pt;z-index:251665408;mso-width-relative:page;mso-height-relative:page;" coordorigin="19315,2640" coordsize="4950,2272" o:gfxdata="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">
                       <o:lock v:ext="edit" aspectratio="f"/>
-                      <v:shape id="图片 25" o:spid="_x0000_s1026" o:spt="75" type="#_x0000_t75" style="position:absolute;left:20665;top:42945;height:2273;width:2273;" filled="f" o:preferrelative="t" stroked="f" coordsize="21600,21600" o:gfxdata="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">
+                      <v:group id="组合 22" o:spid="_x0000_s1026" o:spt="203" style="position:absolute;left:19315;top:3174;height:714;width:4415;" coordorigin="12525,9562" coordsize="4415,714" o:gfxdata="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">
+                        <o:lock v:ext="edit" aspectratio="f"/>
+                        <v:shape id="图片 29" o:spid="_x0000_s1026" o:spt="75" alt="IMG_256" type="#_x0000_t75" style="position:absolute;left:12525;top:9698;height:570;width:975;" filled="f" o:preferrelative="t" stroked="f" coordsize="21600,21600" o:gfxdata="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">
+                          <v:fill on="f" focussize="0,0"/>
+                          <v:stroke on="f"/>
+                          <v:imagedata r:id="rId14" chromakey="#FFFFFF" o:title=""/>
+                          <o:lock v:ext="edit" aspectratio="t"/>
+                        </v:shape>
+                        <v:shape id="图片 20" o:spid="_x0000_s1026" o:spt="75" alt="微信图片_20220215110121" type="#_x0000_t75" style="position:absolute;left:15706;top:9562;height:715;width:1234;" filled="f" o:preferrelative="t" stroked="f" coordsize="21600,21600" o:gfxdata="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">
+                          <v:fill on="f" focussize="0,0"/>
+                          <v:stroke on="f"/>
+                          <v:imagedata r:id="rId10" grayscale="t" bilevel="t" chromakey="#A09D98" o:title=""/>
+                          <o:lock v:ext="edit" aspectratio="t"/>
+                        </v:shape>
+                      </v:group>
+                      <v:shape id="图片 25" o:spid="_x0000_s1026" o:spt="75" type="#_x0000_t75" style="position:absolute;left:21993;top:2640;height:2273;width:2273;" filled="f" o:preferrelative="t" stroked="f" coordsize="21600,21600" o:gfxdata="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">
                         <v:fill on="f" focussize="0,0"/>
                         <v:stroke on="f"/>
                         <v:imagedata r:id="rId12" o:title=""/>
                         <o:lock v:ext="edit" aspectratio="t"/>
                       </v:shape>
-                      <v:group id="组合 27" o:spid="_x0000_s1026" o:spt="203" style="position:absolute;left:17976;top:43614;height:626;width:4551;" coordorigin="17976,43614" coordsize="4551,626" o:gfxdata="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">
-                        <o:lock v:ext="edit" aspectratio="f"/>
-                        <v:shape id="图片 29" o:spid="_x0000_s1026" o:spt="75" alt="IMG_256" type="#_x0000_t75" style="position:absolute;left:17976;top:43615;height:570;width:975;" filled="f" o:preferrelative="t" stroked="f" coordsize="21600,21600" o:gfxdata="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">
-                          <v:fill on="f" focussize="0,0"/>
-                          <v:stroke on="f"/>
-                          <v:imagedata r:id="rId10" chromakey="#FFFFFF" o:title=""/>
-                          <o:lock v:ext="edit" aspectratio="t"/>
-                        </v:shape>
-                        <v:shape id="图片 59" o:spid="_x0000_s1026" o:spt="75" alt="图片1" type="#_x0000_t75" style="position:absolute;left:21059;top:43614;height:627;width:1468;" filled="f" o:preferrelative="t" stroked="f" coordsize="21600,21600" o:gfxdata="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">
-                          <v:fill on="f" focussize="0,0"/>
-                          <v:stroke on="f"/>
-                          <v:imagedata r:id="rId14" cropleft="5154f" croptop="7731f" cropright="3488f" cropbottom="12500f" grayscale="t" bilevel="t" o:title=""/>
-                          <o:lock v:ext="edit" aspectratio="t"/>
-                        </v:shape>
-                      </v:group>
                     </v:group>
                   </w:pict>
                 </mc:Fallback>
@@ -7405,14 +7243,6 @@
         </w:tc>
       </w:tr>
       <w:tr>
-        <w:tblPrEx>
-          <w:tblCellMar>
-            <w:top w:w="0" w:type="dxa"/>
-            <w:left w:w="0" w:type="dxa"/>
-            <w:bottom w:w="0" w:type="dxa"/>
-            <w:right w:w="0" w:type="dxa"/>
-          </w:tblCellMar>
-        </w:tblPrEx>
         <w:trPr>
           <w:trHeight w:val="457" w:hRule="exact"/>
           <w:jc w:val="right"/>
@@ -7724,6 +7554,197 @@
                 <w:szCs w:val="24"/>
               </w:rPr>
             </w:pPr>
+            <w:r>
+              <mc:AlternateContent>
+                <mc:Choice Requires="wpg">
+                  <w:drawing>
+                    <wp:anchor distT="0" distB="0" distL="114300" distR="114300" simplePos="0" relativeHeight="251666432" behindDoc="0" locked="0" layoutInCell="1" allowOverlap="1">
+                      <wp:simplePos x="0" y="0"/>
+                      <wp:positionH relativeFrom="column">
+                        <wp:posOffset>111760</wp:posOffset>
+                      </wp:positionH>
+                      <wp:positionV relativeFrom="paragraph">
+                        <wp:posOffset>-577215</wp:posOffset>
+                      </wp:positionV>
+                      <wp:extent cx="3059430" cy="1442720"/>
+                      <wp:effectExtent l="0" t="0" r="3810" b="5080"/>
+                      <wp:wrapNone/>
+                      <wp:docPr id="114" name="组合 114"/>
+                      <wp:cNvGraphicFramePr/>
+                      <a:graphic xmlns:a="http://schemas.openxmlformats.org/drawingml/2006/main">
+                        <a:graphicData uri="http://schemas.microsoft.com/office/word/2010/wordprocessingGroup">
+                          <wpg:wgp>
+                            <wpg:cNvGrpSpPr/>
+                            <wpg:grpSpPr>
+                              <a:xfrm>
+                                <a:off x="0" y="0"/>
+                                <a:ext cx="3059430" cy="1442720"/>
+                                <a:chOff x="19399" y="6180"/>
+                                <a:chExt cx="4818" cy="2272"/>
+                              </a:xfrm>
+                            </wpg:grpSpPr>
+                            <wpg:grpSp>
+                              <wpg:cNvPr id="115" name="组合 34"/>
+                              <wpg:cNvGrpSpPr/>
+                              <wpg:grpSpPr>
+                                <a:xfrm>
+                                  <a:off x="19399" y="6701"/>
+                                  <a:ext cx="4343" cy="988"/>
+                                  <a:chOff x="12609" y="13215"/>
+                                  <a:chExt cx="4343" cy="988"/>
+                                </a:xfrm>
+                              </wpg:grpSpPr>
+                              <pic:pic xmlns:pic="http://schemas.openxmlformats.org/drawingml/2006/picture">
+                                <pic:nvPicPr>
+                                  <pic:cNvPr id="50" name="图片 1" descr="IMG_256"/>
+                                  <pic:cNvPicPr>
+                                    <a:picLocks noChangeAspect="1"/>
+                                  </pic:cNvPicPr>
+                                </pic:nvPicPr>
+                                <pic:blipFill>
+                                  <a:blip r:embed="rId15">
+                                    <a:clrChange>
+                                      <a:clrFrom>
+                                        <a:srgbClr val="AAA9A5">
+                                          <a:alpha val="100000"/>
+                                        </a:srgbClr>
+                                      </a:clrFrom>
+                                      <a:clrTo>
+                                        <a:srgbClr val="AAA9A5">
+                                          <a:alpha val="100000"/>
+                                          <a:alpha val="0"/>
+                                        </a:srgbClr>
+                                      </a:clrTo>
+                                    </a:clrChange>
+                                  </a:blip>
+                                  <a:srcRect l="27431" t="30452" r="31962" b="18126"/>
+                                  <a:stretch>
+                                    <a:fillRect/>
+                                  </a:stretch>
+                                </pic:blipFill>
+                                <pic:spPr>
+                                  <a:xfrm>
+                                    <a:off x="12609" y="13215"/>
+                                    <a:ext cx="781" cy="989"/>
+                                  </a:xfrm>
+                                  <a:prstGeom prst="rect">
+                                    <a:avLst/>
+                                  </a:prstGeom>
+                                  <a:noFill/>
+                                  <a:ln w="9525">
+                                    <a:noFill/>
+                                  </a:ln>
+                                </pic:spPr>
+                              </pic:pic>
+                              <pic:pic xmlns:pic="http://schemas.openxmlformats.org/drawingml/2006/picture">
+                                <pic:nvPicPr>
+                                  <pic:cNvPr id="116" name="图片 31" descr="微信图片_20220215110121"/>
+                                  <pic:cNvPicPr>
+                                    <a:picLocks noChangeAspect="1"/>
+                                  </pic:cNvPicPr>
+                                </pic:nvPicPr>
+                                <pic:blipFill>
+                                  <a:blip r:embed="rId10">
+                                    <a:clrChange>
+                                      <a:clrFrom>
+                                        <a:srgbClr val="A09D98">
+                                          <a:alpha val="100000"/>
+                                        </a:srgbClr>
+                                      </a:clrFrom>
+                                      <a:clrTo>
+                                        <a:srgbClr val="A09D98">
+                                          <a:alpha val="100000"/>
+                                          <a:alpha val="0"/>
+                                        </a:srgbClr>
+                                      </a:clrTo>
+                                    </a:clrChange>
+                                    <a:biLevel thresh="50000"/>
+                                  </a:blip>
+                                  <a:stretch>
+                                    <a:fillRect/>
+                                  </a:stretch>
+                                </pic:blipFill>
+                                <pic:spPr>
+                                  <a:xfrm>
+                                    <a:off x="15718" y="13246"/>
+                                    <a:ext cx="1234" cy="715"/>
+                                  </a:xfrm>
+                                  <a:prstGeom prst="rect">
+                                    <a:avLst/>
+                                  </a:prstGeom>
+                                </pic:spPr>
+                              </pic:pic>
+                            </wpg:grpSp>
+                            <pic:pic xmlns:pic="http://schemas.openxmlformats.org/drawingml/2006/picture">
+                              <pic:nvPicPr>
+                                <pic:cNvPr id="117" name="图片 32"/>
+                                <pic:cNvPicPr>
+                                  <a:picLocks noChangeAspect="1" noChangeArrowheads="1"/>
+                                </pic:cNvPicPr>
+                              </pic:nvPicPr>
+                              <pic:blipFill>
+                                <a:blip r:embed="rId12">
+                                  <a:extLst>
+                                    <a:ext uri="{28A0092B-C50C-407E-A947-70E740481C1C}">
+                                      <a14:useLocalDpi xmlns:a14="http://schemas.microsoft.com/office/drawing/2010/main" val="0"/>
+                                    </a:ext>
+                                  </a:extLst>
+                                </a:blip>
+                                <a:srcRect/>
+                                <a:stretch>
+                                  <a:fillRect/>
+                                </a:stretch>
+                              </pic:blipFill>
+                              <pic:spPr>
+                                <a:xfrm>
+                                  <a:off x="21945" y="6180"/>
+                                  <a:ext cx="2273" cy="2273"/>
+                                </a:xfrm>
+                                <a:prstGeom prst="rect">
+                                  <a:avLst/>
+                                </a:prstGeom>
+                                <a:noFill/>
+                                <a:ln>
+                                  <a:noFill/>
+                                </a:ln>
+                              </pic:spPr>
+                            </pic:pic>
+                          </wpg:wgp>
+                        </a:graphicData>
+                      </a:graphic>
+                    </wp:anchor>
+                  </w:drawing>
+                </mc:Choice>
+                <mc:Fallback>
+                  <w:pict>
+                    <v:group id="_x0000_s1026" o:spid="_x0000_s1026" o:spt="203" style="position:absolute;left:0pt;margin-left:8.8pt;margin-top:-45.45pt;height:113.6pt;width:240.9pt;z-index:251666432;mso-width-relative:page;mso-height-relative:page;" coordorigin="19399,6180" coordsize="4818,2272" o:gfxdata="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">
+                      <o:lock v:ext="edit" aspectratio="f"/>
+                      <v:group id="组合 34" o:spid="_x0000_s1026" o:spt="203" style="position:absolute;left:19399;top:6701;height:988;width:4343;" coordorigin="12609,13215" coordsize="4343,988" o:gfxdata="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">
+                        <o:lock v:ext="edit" aspectratio="f"/>
+                        <v:shape id="图片 1" o:spid="_x0000_s1026" o:spt="75" alt="IMG_256" type="#_x0000_t75" style="position:absolute;left:12609;top:13215;height:989;width:781;" filled="f" o:preferrelative="t" stroked="f" coordsize="21600,21600" o:gfxdata="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">
+                          <v:fill on="f" focussize="0,0"/>
+                          <v:stroke on="f"/>
+                          <v:imagedata r:id="rId15" cropleft="17977f" croptop="19957f" cropright="20947f" cropbottom="11879f" chromakey="#AAA9A5" o:title=""/>
+                          <o:lock v:ext="edit" aspectratio="t"/>
+                        </v:shape>
+                        <v:shape id="图片 31" o:spid="_x0000_s1026" o:spt="75" alt="微信图片_20220215110121" type="#_x0000_t75" style="position:absolute;left:15718;top:13246;height:715;width:1234;" filled="f" o:preferrelative="t" stroked="f" coordsize="21600,21600" o:gfxdata="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">
+                          <v:fill on="f" focussize="0,0"/>
+                          <v:stroke on="f"/>
+                          <v:imagedata r:id="rId10" grayscale="t" bilevel="t" chromakey="#A09D98" o:title=""/>
+                          <o:lock v:ext="edit" aspectratio="t"/>
+                        </v:shape>
+                      </v:group>
+                      <v:shape id="图片 32" o:spid="_x0000_s1026" o:spt="75" type="#_x0000_t75" style="position:absolute;left:21945;top:6180;height:2273;width:2273;" filled="f" o:preferrelative="t" stroked="f" coordsize="21600,21600" o:gfxdata="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">
+                        <v:fill on="f" focussize="0,0"/>
+                        <v:stroke on="f"/>
+                        <v:imagedata r:id="rId12" o:title=""/>
+                        <o:lock v:ext="edit" aspectratio="t"/>
+                      </v:shape>
+                    </v:group>
+                  </w:pict>
+                </mc:Fallback>
+              </mc:AlternateContent>
+            </w:r>
           </w:p>
         </w:tc>
         <w:tc>
@@ -7998,8 +8019,6 @@
         </w:rPr>
         <w:t>检测合作单位：天津诺禾医学检验所</w:t>
       </w:r>
-      <w:bookmarkStart w:id="145" w:name="_GoBack"/>
-      <w:bookmarkEnd w:id="145"/>
       <w:r>
         <w:rPr>
           <w:sz w:val="21"/>
@@ -8022,25 +8041,25 @@
           <w:lang w:eastAsia="zh-CN"/>
         </w:rPr>
       </w:pPr>
-      <w:bookmarkStart w:id="37" w:name="_Toc149832729"/>
-      <w:bookmarkStart w:id="38" w:name="_Toc31425"/>
-      <w:bookmarkStart w:id="39" w:name="_Toc18428"/>
-      <w:bookmarkStart w:id="40" w:name="_Toc2866"/>
-      <w:bookmarkStart w:id="41" w:name="_Toc24235"/>
-      <w:bookmarkStart w:id="42" w:name="_Toc22132"/>
-      <w:bookmarkStart w:id="43" w:name="_Toc107825550"/>
-      <w:bookmarkStart w:id="44" w:name="_Toc19898_WPSOffice_Level1"/>
-      <w:bookmarkStart w:id="45" w:name="_Toc20136_WPSOffice_Level1"/>
-      <w:bookmarkStart w:id="46" w:name="_Toc6237"/>
-      <w:bookmarkStart w:id="47" w:name="_Toc2781"/>
-      <w:bookmarkStart w:id="48" w:name="_Toc9088"/>
-      <w:bookmarkStart w:id="49" w:name="_Toc11015_WPSOffice_Level2"/>
-      <w:bookmarkStart w:id="50" w:name="_Toc18062_WPSOffice_Level2"/>
-      <w:bookmarkStart w:id="51" w:name="_Toc5728"/>
-      <w:bookmarkStart w:id="52" w:name="_Toc27379"/>
-      <w:bookmarkStart w:id="53" w:name="_Toc23375"/>
+      <w:bookmarkStart w:id="37" w:name="_Toc18428"/>
+      <w:bookmarkStart w:id="38" w:name="_Toc149832729"/>
+      <w:bookmarkStart w:id="39" w:name="_Toc31425"/>
+      <w:bookmarkStart w:id="40" w:name="_Toc6237"/>
+      <w:bookmarkStart w:id="41" w:name="_Toc22132"/>
+      <w:bookmarkStart w:id="42" w:name="_Toc19898_WPSOffice_Level1"/>
+      <w:bookmarkStart w:id="43" w:name="_Toc2781"/>
+      <w:bookmarkStart w:id="44" w:name="_Toc2866"/>
+      <w:bookmarkStart w:id="45" w:name="_Toc24235"/>
+      <w:bookmarkStart w:id="46" w:name="_Toc20136_WPSOffice_Level1"/>
+      <w:bookmarkStart w:id="47" w:name="_Toc107825550"/>
+      <w:bookmarkStart w:id="48" w:name="_Toc11015_WPSOffice_Level2"/>
+      <w:bookmarkStart w:id="49" w:name="_Toc18062_WPSOffice_Level2"/>
+      <w:bookmarkStart w:id="50" w:name="_Toc9088"/>
+      <w:bookmarkStart w:id="51" w:name="_Toc23375"/>
+      <w:bookmarkStart w:id="52" w:name="_Toc5728"/>
+      <w:bookmarkStart w:id="53" w:name="_Toc15063"/>
       <w:bookmarkStart w:id="54" w:name="_Toc107825552"/>
-      <w:bookmarkStart w:id="55" w:name="_Toc15063"/>
+      <w:bookmarkStart w:id="55" w:name="_Toc27379"/>
       <w:r>
         <w:rPr>
           <w:rFonts w:hint="eastAsia"/>
@@ -9749,10 +9768,10 @@
           <w:lang w:eastAsia="zh-CN"/>
         </w:rPr>
       </w:pPr>
-      <w:bookmarkStart w:id="57" w:name="_Toc26774"/>
+      <w:bookmarkStart w:id="57" w:name="_Toc149826007"/>
       <w:bookmarkStart w:id="58" w:name="_Toc149832732"/>
-      <w:bookmarkStart w:id="59" w:name="_Toc149826007"/>
-      <w:bookmarkStart w:id="60" w:name="_Toc13052"/>
+      <w:bookmarkStart w:id="59" w:name="_Toc13052"/>
+      <w:bookmarkStart w:id="60" w:name="_Toc26774"/>
       <w:r>
         <w:rPr>
           <w:rFonts w:hint="eastAsia"/>
@@ -14574,10 +14593,10 @@
           <w:lang w:eastAsia="zh-CN"/>
         </w:rPr>
       </w:pPr>
-      <w:bookmarkStart w:id="61" w:name="_Toc8134"/>
-      <w:bookmarkStart w:id="62" w:name="_Toc149826009"/>
-      <w:bookmarkStart w:id="63" w:name="_Toc22117"/>
-      <w:bookmarkStart w:id="64" w:name="_Toc149832733"/>
+      <w:bookmarkStart w:id="61" w:name="_Toc22117"/>
+      <w:bookmarkStart w:id="62" w:name="_Toc149832733"/>
+      <w:bookmarkStart w:id="63" w:name="_Toc149826009"/>
+      <w:bookmarkStart w:id="64" w:name="_Toc8134"/>
       <w:r>
         <w:rPr>
           <w:rFonts w:hint="eastAsia"/>
@@ -15097,15 +15116,15 @@
           <w:lang w:eastAsia="zh-CN"/>
         </w:rPr>
       </w:pPr>
-      <w:bookmarkStart w:id="65" w:name="_Toc180"/>
-      <w:bookmarkStart w:id="66" w:name="_Toc25727"/>
-      <w:bookmarkStart w:id="67" w:name="_Toc23903"/>
-      <w:bookmarkStart w:id="68" w:name="_Toc107825555"/>
-      <w:bookmarkStart w:id="69" w:name="_Toc24960"/>
+      <w:bookmarkStart w:id="65" w:name="_Toc24960"/>
+      <w:bookmarkStart w:id="66" w:name="_Toc23846_WPSOffice_Level1"/>
+      <w:bookmarkStart w:id="67" w:name="_Toc25727"/>
+      <w:bookmarkStart w:id="68" w:name="_Toc23903"/>
+      <w:bookmarkStart w:id="69" w:name="_Toc29372"/>
       <w:bookmarkStart w:id="70" w:name="_Toc32443_WPSOffice_Level1"/>
-      <w:bookmarkStart w:id="71" w:name="_Toc23846_WPSOffice_Level1"/>
-      <w:bookmarkStart w:id="72" w:name="_Toc29372"/>
-      <w:bookmarkStart w:id="73" w:name="_Toc4331_WPSOffice_Level1"/>
+      <w:bookmarkStart w:id="71" w:name="_Toc180"/>
+      <w:bookmarkStart w:id="72" w:name="_Toc4331_WPSOffice_Level1"/>
+      <w:bookmarkStart w:id="73" w:name="_Toc107825555"/>
       <w:bookmarkStart w:id="74" w:name="_Toc2749"/>
       <w:r>
         <w:rPr>
@@ -15166,9 +15185,9 @@
           <w:lang w:eastAsia="zh-CN"/>
         </w:rPr>
       </w:pPr>
-      <w:bookmarkStart w:id="75" w:name="_Toc10223"/>
-      <w:bookmarkStart w:id="76" w:name="_Toc17335"/>
-      <w:bookmarkStart w:id="77" w:name="_Toc20034"/>
+      <w:bookmarkStart w:id="75" w:name="_Toc17335"/>
+      <w:bookmarkStart w:id="76" w:name="_Toc20034"/>
+      <w:bookmarkStart w:id="77" w:name="_Toc10223"/>
       <w:bookmarkStart w:id="78" w:name="_Toc106719764"/>
       <w:r>
         <w:rPr>
@@ -15244,6 +15263,12 @@
             <w:insideH w:val="dotted" w:color="033F86" w:sz="4" w:space="0"/>
             <w:insideV w:val="dotted" w:color="033F86" w:sz="4" w:space="0"/>
           </w:tblBorders>
+          <w:tblCellMar>
+            <w:top w:w="0" w:type="dxa"/>
+            <w:left w:w="108" w:type="dxa"/>
+            <w:bottom w:w="0" w:type="dxa"/>
+            <w:right w:w="108" w:type="dxa"/>
+          </w:tblCellMar>
         </w:tblPrEx>
         <w:trPr>
           <w:jc w:val="center"/>
@@ -18232,8 +18257,8 @@
           <w:lang w:eastAsia="zh-CN"/>
         </w:rPr>
       </w:pPr>
-      <w:bookmarkStart w:id="79" w:name="_Toc2667"/>
-      <w:bookmarkStart w:id="80" w:name="_Toc26760"/>
+      <w:bookmarkStart w:id="79" w:name="_Toc26760"/>
+      <w:bookmarkStart w:id="80" w:name="_Toc2667"/>
       <w:r>
         <w:rPr>
           <w:rFonts w:hint="eastAsia"/>
@@ -19817,11 +19842,11 @@
           <w:lang w:eastAsia="zh-CN"/>
         </w:rPr>
       </w:pPr>
-      <w:bookmarkStart w:id="82" w:name="_Toc2837"/>
-      <w:bookmarkStart w:id="83" w:name="_Toc32302"/>
+      <w:bookmarkStart w:id="82" w:name="_Toc32302"/>
+      <w:bookmarkStart w:id="83" w:name="_Toc2837"/>
       <w:bookmarkStart w:id="84" w:name="_Toc149826013"/>
-      <w:bookmarkStart w:id="85" w:name="_Toc8516"/>
-      <w:bookmarkStart w:id="86" w:name="_Toc149832737"/>
+      <w:bookmarkStart w:id="85" w:name="_Toc149832737"/>
+      <w:bookmarkStart w:id="86" w:name="_Toc8516"/>
       <w:r>
         <w:rPr>
           <w:rFonts w:hint="eastAsia"/>
@@ -28787,22 +28812,22 @@
         </w:numPr>
         <w:jc w:val="left"/>
       </w:pPr>
-      <w:bookmarkStart w:id="87" w:name="_Toc20571"/>
-      <w:bookmarkStart w:id="88" w:name="_Toc13196_WPSOffice_Level1"/>
-      <w:bookmarkStart w:id="89" w:name="_Toc28240"/>
+      <w:bookmarkStart w:id="87" w:name="_Toc21764_WPSOffice_Level1"/>
+      <w:bookmarkStart w:id="88" w:name="_Toc28240"/>
+      <w:bookmarkStart w:id="89" w:name="_Toc20571"/>
       <w:bookmarkStart w:id="90" w:name="_Toc1707_WPSOffice_Level1"/>
-      <w:bookmarkStart w:id="91" w:name="_Toc21764_WPSOffice_Level1"/>
-      <w:bookmarkStart w:id="92" w:name="_Toc107825561"/>
-      <w:bookmarkStart w:id="93" w:name="_Toc27302"/>
-      <w:bookmarkStart w:id="94" w:name="_Toc13698"/>
-      <w:bookmarkStart w:id="95" w:name="_Toc11294"/>
+      <w:bookmarkStart w:id="91" w:name="_Toc13196_WPSOffice_Level1"/>
+      <w:bookmarkStart w:id="92" w:name="_Toc27302"/>
+      <w:bookmarkStart w:id="93" w:name="_Toc107825561"/>
+      <w:bookmarkStart w:id="94" w:name="_Toc11294"/>
+      <w:bookmarkStart w:id="95" w:name="_Toc13698"/>
       <w:bookmarkStart w:id="96" w:name="_Toc16835"/>
-      <w:bookmarkStart w:id="97" w:name="_Toc11812"/>
-      <w:bookmarkStart w:id="98" w:name="_Toc20303"/>
+      <w:bookmarkStart w:id="97" w:name="_Toc11193_WPSOffice_Level1"/>
+      <w:bookmarkStart w:id="98" w:name="_Toc11812"/>
       <w:bookmarkStart w:id="99" w:name="_Toc11896_WPSOffice_Level1"/>
-      <w:bookmarkStart w:id="100" w:name="_Toc11193_WPSOffice_Level1"/>
-      <w:bookmarkStart w:id="101" w:name="_Toc1779"/>
-      <w:bookmarkStart w:id="102" w:name="_Toc28810_WPSOffice_Level1"/>
+      <w:bookmarkStart w:id="100" w:name="_Toc1779"/>
+      <w:bookmarkStart w:id="101" w:name="_Toc28810_WPSOffice_Level1"/>
+      <w:bookmarkStart w:id="102" w:name="_Toc20303"/>
       <w:r>
         <w:rPr>
           <w:rFonts w:hint="eastAsia"/>
@@ -28833,15 +28858,15 @@
           <w:lang w:eastAsia="zh-CN"/>
         </w:rPr>
       </w:pPr>
-      <w:bookmarkStart w:id="103" w:name="_Toc3674"/>
-      <w:bookmarkStart w:id="104" w:name="_Toc3853"/>
-      <w:bookmarkStart w:id="105" w:name="_Toc9066"/>
-      <w:bookmarkStart w:id="106" w:name="_Toc27230"/>
-      <w:bookmarkStart w:id="107" w:name="_Toc14255_WPSOffice_Level1"/>
-      <w:bookmarkStart w:id="108" w:name="_Toc28605"/>
-      <w:bookmarkStart w:id="109" w:name="_Toc24085_WPSOffice_Level1"/>
-      <w:bookmarkStart w:id="110" w:name="_Toc15840_WPSOffice_Level1"/>
-      <w:bookmarkStart w:id="111" w:name="_Toc32150"/>
+      <w:bookmarkStart w:id="103" w:name="_Toc28605"/>
+      <w:bookmarkStart w:id="104" w:name="_Toc32150"/>
+      <w:bookmarkStart w:id="105" w:name="_Toc24085_WPSOffice_Level1"/>
+      <w:bookmarkStart w:id="106" w:name="_Toc3674"/>
+      <w:bookmarkStart w:id="107" w:name="_Toc15840_WPSOffice_Level1"/>
+      <w:bookmarkStart w:id="108" w:name="_Toc14255_WPSOffice_Level1"/>
+      <w:bookmarkStart w:id="109" w:name="_Toc9066"/>
+      <w:bookmarkStart w:id="110" w:name="_Toc27230"/>
+      <w:bookmarkStart w:id="111" w:name="_Toc3853"/>
       <w:r>
         <w:rPr>
           <w:rFonts w:hint="eastAsia"/>
@@ -31107,7 +31132,19 @@
           <w:szCs w:val="18"/>
           <w:lang w:eastAsia="zh-CN"/>
         </w:rPr>
-        <w:t>总体质量评估：总体质量评估：根据DNA平均测序深度进行评估，分为“合格”、“警戒“、”不合格”三个等级。总体质量评估为“警戒“或者“不合格”时，均会影响检测的准确性和敏感性。</w:t>
+        <w:t>总体质量评估：</w:t>
+      </w:r>
+      <w:bookmarkStart w:id="145" w:name="_GoBack"/>
+      <w:bookmarkEnd w:id="145"/>
+      <w:r>
+        <w:rPr>
+          <w:rFonts w:hint="eastAsia" w:ascii="Times New Roman" w:hAnsi="Times New Roman" w:eastAsia="微软雅黑" w:cs="Times New Roman"/>
+          <w:bCs/>
+          <w:sz w:val="18"/>
+          <w:szCs w:val="18"/>
+          <w:lang w:eastAsia="zh-CN"/>
+        </w:rPr>
+        <w:t>根据DNA平均测序深度进行评估，分为“合格”、“警戒“、”不合格”三个等级。总体质量评估为“警戒“或者“不合格”时，均会影响检测的准确性和敏感性。</w:t>
       </w:r>
     </w:p>
     <w:p>
@@ -31162,8 +31199,8 @@
           <w:lang w:eastAsia="zh-CN"/>
         </w:rPr>
       </w:pPr>
-      <w:bookmarkStart w:id="112" w:name="_Toc14871"/>
-      <w:bookmarkStart w:id="113" w:name="_Toc30346"/>
+      <w:bookmarkStart w:id="112" w:name="_Toc30346"/>
+      <w:bookmarkStart w:id="113" w:name="_Toc14871"/>
       <w:bookmarkStart w:id="114" w:name="_Toc11406"/>
       <w:r>
         <w:rPr>
@@ -31736,25 +31773,25 @@
         </w:rPr>
       </w:pPr>
       <w:bookmarkStart w:id="115" w:name="_Toc3409"/>
-      <w:bookmarkStart w:id="116" w:name="_Toc15114"/>
-      <w:bookmarkStart w:id="117" w:name="_Toc2950"/>
-      <w:bookmarkStart w:id="118" w:name="_Toc29105"/>
-      <w:bookmarkStart w:id="119" w:name="_Toc8550"/>
-      <w:bookmarkStart w:id="120" w:name="_Toc11535"/>
-      <w:bookmarkStart w:id="121" w:name="_Toc10759"/>
-      <w:bookmarkStart w:id="122" w:name="_Toc13498"/>
-      <w:bookmarkStart w:id="123" w:name="_Toc16663"/>
-      <w:bookmarkStart w:id="124" w:name="_Toc5457"/>
-      <w:bookmarkStart w:id="125" w:name="_Toc30512"/>
-      <w:bookmarkStart w:id="126" w:name="_Toc24462"/>
-      <w:bookmarkStart w:id="127" w:name="_Toc32447"/>
-      <w:bookmarkStart w:id="128" w:name="_Toc28557"/>
-      <w:bookmarkStart w:id="129" w:name="_Toc11925"/>
-      <w:bookmarkStart w:id="130" w:name="_Toc699"/>
-      <w:bookmarkStart w:id="131" w:name="_Toc2482"/>
-      <w:bookmarkStart w:id="132" w:name="_Toc18811"/>
-      <w:bookmarkStart w:id="133" w:name="_Toc18198"/>
-      <w:bookmarkStart w:id="134" w:name="_Toc2699"/>
+      <w:bookmarkStart w:id="116" w:name="_Toc2950"/>
+      <w:bookmarkStart w:id="117" w:name="_Toc15114"/>
+      <w:bookmarkStart w:id="118" w:name="_Toc13498"/>
+      <w:bookmarkStart w:id="119" w:name="_Toc5457"/>
+      <w:bookmarkStart w:id="120" w:name="_Toc29105"/>
+      <w:bookmarkStart w:id="121" w:name="_Toc16663"/>
+      <w:bookmarkStart w:id="122" w:name="_Toc24462"/>
+      <w:bookmarkStart w:id="123" w:name="_Toc11535"/>
+      <w:bookmarkStart w:id="124" w:name="_Toc8550"/>
+      <w:bookmarkStart w:id="125" w:name="_Toc32447"/>
+      <w:bookmarkStart w:id="126" w:name="_Toc10759"/>
+      <w:bookmarkStart w:id="127" w:name="_Toc2482"/>
+      <w:bookmarkStart w:id="128" w:name="_Toc11925"/>
+      <w:bookmarkStart w:id="129" w:name="_Toc30512"/>
+      <w:bookmarkStart w:id="130" w:name="_Toc18811"/>
+      <w:bookmarkStart w:id="131" w:name="_Toc699"/>
+      <w:bookmarkStart w:id="132" w:name="_Toc28557"/>
+      <w:bookmarkStart w:id="133" w:name="_Toc2699"/>
+      <w:bookmarkStart w:id="134" w:name="_Toc18198"/>
       <w:r>
         <w:rPr>
           <w:rFonts w:hint="eastAsia"/>
@@ -31983,16 +32020,16 @@
           <w:lang w:eastAsia="zh-CN"/>
         </w:rPr>
       </w:pPr>
-      <w:bookmarkStart w:id="135" w:name="_Toc27809"/>
-      <w:bookmarkStart w:id="136" w:name="_Toc18372"/>
-      <w:bookmarkStart w:id="137" w:name="_Toc4503"/>
-      <w:bookmarkStart w:id="138" w:name="_Toc11901"/>
-      <w:bookmarkStart w:id="139" w:name="_Toc22623"/>
-      <w:bookmarkStart w:id="140" w:name="_Toc13275"/>
-      <w:bookmarkStart w:id="141" w:name="_Toc14611_WPSOffice_Level1"/>
-      <w:bookmarkStart w:id="142" w:name="_Toc19584_WPSOffice_Level1"/>
-      <w:bookmarkStart w:id="143" w:name="_Toc17792_WPSOffice_Level2"/>
-      <w:bookmarkStart w:id="144" w:name="_Toc22162_WPSOffice_Level1"/>
+      <w:bookmarkStart w:id="135" w:name="_Toc18372"/>
+      <w:bookmarkStart w:id="136" w:name="_Toc27809"/>
+      <w:bookmarkStart w:id="137" w:name="_Toc11901"/>
+      <w:bookmarkStart w:id="138" w:name="_Toc4503"/>
+      <w:bookmarkStart w:id="139" w:name="_Toc22162_WPSOffice_Level1"/>
+      <w:bookmarkStart w:id="140" w:name="_Toc17792_WPSOffice_Level2"/>
+      <w:bookmarkStart w:id="141" w:name="_Toc22623"/>
+      <w:bookmarkStart w:id="142" w:name="_Toc14611_WPSOffice_Level1"/>
+      <w:bookmarkStart w:id="143" w:name="_Toc13275"/>
+      <w:bookmarkStart w:id="144" w:name="_Toc19584_WPSOffice_Level1"/>
       <w:r>
         <w:rPr>
           <w:rFonts w:hint="eastAsia"/>
@@ -33815,7 +33852,7 @@
         <w:lang w:eastAsia="zh-CN"/>
       </w:rPr>
       <w:drawing>
-        <wp:anchor distT="0" distB="0" distL="0" distR="0" simplePos="0" relativeHeight="251662336" behindDoc="0" locked="0" layoutInCell="1" allowOverlap="1">
+        <wp:anchor distT="0" distB="0" distL="0" distR="0" simplePos="0" relativeHeight="251663360" behindDoc="0" locked="0" layoutInCell="1" allowOverlap="1">
           <wp:simplePos x="0" y="0"/>
           <wp:positionH relativeFrom="column">
             <wp:posOffset>4582160</wp:posOffset>
@@ -33922,7 +33959,7 @@
         <w:lang w:eastAsia="zh-CN"/>
       </w:rPr>
       <w:drawing>
-        <wp:anchor distT="0" distB="0" distL="0" distR="0" simplePos="0" relativeHeight="251663360" behindDoc="0" locked="0" layoutInCell="1" allowOverlap="1">
+        <wp:anchor distT="0" distB="0" distL="0" distR="0" simplePos="0" relativeHeight="251664384" behindDoc="0" locked="0" layoutInCell="1" allowOverlap="1">
           <wp:simplePos x="0" y="0"/>
           <wp:positionH relativeFrom="column">
             <wp:posOffset>4582160</wp:posOffset>

--- a/WebContent/docx/肺癌11基因报告-苏州市立医院-本部&北区.docx
+++ b/WebContent/docx/肺癌11基因报告-苏州市立医院-本部&北区.docx
@@ -2466,17 +2466,17 @@
         <w:jc w:val="left"/>
       </w:pPr>
       <w:bookmarkStart w:id="0" w:name="_Toc20532"/>
-      <w:bookmarkStart w:id="1" w:name="_Toc15112"/>
-      <w:bookmarkStart w:id="2" w:name="_Toc30629"/>
-      <w:bookmarkStart w:id="3" w:name="_Toc23010"/>
-      <w:bookmarkStart w:id="4" w:name="_Toc6195"/>
-      <w:bookmarkStart w:id="5" w:name="_Toc10575"/>
-      <w:bookmarkStart w:id="6" w:name="_Toc13044"/>
-      <w:bookmarkStart w:id="7" w:name="_Toc28946"/>
-      <w:bookmarkStart w:id="8" w:name="_Toc16449"/>
-      <w:bookmarkStart w:id="9" w:name="_Toc24686"/>
-      <w:bookmarkStart w:id="10" w:name="_Toc15567"/>
-      <w:bookmarkStart w:id="11" w:name="_Toc21253"/>
+      <w:bookmarkStart w:id="1" w:name="_Toc10575"/>
+      <w:bookmarkStart w:id="2" w:name="_Toc21253"/>
+      <w:bookmarkStart w:id="3" w:name="_Toc24686"/>
+      <w:bookmarkStart w:id="4" w:name="_Toc15567"/>
+      <w:bookmarkStart w:id="5" w:name="_Toc6195"/>
+      <w:bookmarkStart w:id="6" w:name="_Toc30629"/>
+      <w:bookmarkStart w:id="7" w:name="_Toc16449"/>
+      <w:bookmarkStart w:id="8" w:name="_Toc23010"/>
+      <w:bookmarkStart w:id="9" w:name="_Toc28946"/>
+      <w:bookmarkStart w:id="10" w:name="_Toc15112"/>
+      <w:bookmarkStart w:id="11" w:name="_Toc13044"/>
       <w:r>
         <w:t>样本信息</w:t>
       </w:r>
@@ -2689,6 +2689,7 @@
             <w:insideH w:val="single" w:color="BEBEBE" w:themeColor="background1" w:themeShade="BF" w:sz="4" w:space="0"/>
             <w:insideV w:val="single" w:color="BEBEBE" w:themeColor="background1" w:themeShade="BF" w:sz="4" w:space="0"/>
           </w:tblBorders>
+          <w:shd w:val="clear" w:color="auto" w:fill="FFFFFF" w:themeFill="background1"/>
           <w:tblCellMar>
             <w:top w:w="0" w:type="dxa"/>
             <w:left w:w="108" w:type="dxa"/>
@@ -2832,163 +2833,6 @@
                 <w:lang w:eastAsia="zh-CN"/>
               </w:rPr>
               <w:t>{{ subbarcode }}</w:t>
-            </w:r>
-          </w:p>
-        </w:tc>
-      </w:tr>
-      <w:tr>
-        <w:tblPrEx>
-          <w:tblBorders>
-            <w:top w:val="single" w:color="5A9D46" w:sz="24" w:space="0"/>
-            <w:left w:val="none" w:color="auto" w:sz="0" w:space="0"/>
-            <w:bottom w:val="none" w:color="auto" w:sz="0" w:space="0"/>
-            <w:right w:val="none" w:color="auto" w:sz="0" w:space="0"/>
-            <w:insideH w:val="single" w:color="BEBEBE" w:themeColor="background1" w:themeShade="BF" w:sz="4" w:space="0"/>
-            <w:insideV w:val="single" w:color="BEBEBE" w:themeColor="background1" w:themeShade="BF" w:sz="4" w:space="0"/>
-          </w:tblBorders>
-          <w:tblCellMar>
-            <w:top w:w="0" w:type="dxa"/>
-            <w:left w:w="108" w:type="dxa"/>
-            <w:bottom w:w="0" w:type="dxa"/>
-            <w:right w:w="108" w:type="dxa"/>
-          </w:tblCellMar>
-        </w:tblPrEx>
-        <w:trPr>
-          <w:trHeight w:val="397" w:hRule="atLeast"/>
-          <w:jc w:val="center"/>
-        </w:trPr>
-        <w:tc>
-          <w:tcPr>
-            <w:tcW w:w="3231" w:type="dxa"/>
-            <w:tcBorders>
-              <w:tl2br w:val="nil"/>
-              <w:tr2bl w:val="nil"/>
-            </w:tcBorders>
-            <w:shd w:val="clear" w:color="auto" w:fill="auto"/>
-            <w:vAlign w:val="center"/>
-          </w:tcPr>
-          <w:p>
-            <w:pPr>
-              <w:jc w:val="both"/>
-              <w:rPr>
-                <w:rFonts w:ascii="Times New Roman" w:hAnsi="Times New Roman" w:eastAsia="微软雅黑" w:cs="Times New Roman"/>
-                <w:bCs/>
-                <w:color w:val="000000"/>
-                <w:sz w:val="21"/>
-                <w:szCs w:val="21"/>
-                <w:lang w:eastAsia="zh-CN"/>
-              </w:rPr>
-            </w:pPr>
-            <w:r>
-              <w:rPr>
-                <w:rFonts w:ascii="Times New Roman" w:hAnsi="Times New Roman" w:eastAsia="微软雅黑" w:cs="Times New Roman"/>
-                <w:bCs/>
-                <w:color w:val="000000"/>
-                <w:sz w:val="21"/>
-                <w:szCs w:val="21"/>
-                <w:lang w:eastAsia="zh-CN"/>
-              </w:rPr>
-              <w:t>年龄：</w:t>
-            </w:r>
-            <w:r>
-              <w:rPr>
-                <w:rFonts w:hint="eastAsia" w:ascii="Times New Roman" w:hAnsi="Times New Roman" w:eastAsia="微软雅黑" w:cs="Times New Roman"/>
-                <w:bCs/>
-                <w:color w:val="000000"/>
-                <w:sz w:val="21"/>
-                <w:szCs w:val="21"/>
-                <w:lang w:eastAsia="zh-CN"/>
-              </w:rPr>
-              <w:t>{{ age }}</w:t>
-            </w:r>
-          </w:p>
-        </w:tc>
-        <w:tc>
-          <w:tcPr>
-            <w:tcW w:w="3323" w:type="dxa"/>
-            <w:tcBorders>
-              <w:tl2br w:val="nil"/>
-              <w:tr2bl w:val="nil"/>
-            </w:tcBorders>
-            <w:shd w:val="clear" w:color="auto" w:fill="auto"/>
-            <w:vAlign w:val="center"/>
-          </w:tcPr>
-          <w:p>
-            <w:pPr>
-              <w:jc w:val="both"/>
-              <w:rPr>
-                <w:rFonts w:ascii="Times New Roman" w:hAnsi="Times New Roman" w:eastAsia="微软雅黑" w:cs="Times New Roman"/>
-                <w:color w:val="000000"/>
-                <w:sz w:val="21"/>
-                <w:szCs w:val="21"/>
-                <w:lang w:eastAsia="zh-CN"/>
-              </w:rPr>
-            </w:pPr>
-            <w:r>
-              <w:rPr>
-                <w:rFonts w:ascii="Times New Roman" w:hAnsi="Times New Roman" w:eastAsia="微软雅黑" w:cs="Times New Roman"/>
-                <w:color w:val="000000"/>
-                <w:sz w:val="21"/>
-                <w:szCs w:val="21"/>
-                <w:lang w:eastAsia="zh-CN"/>
-              </w:rPr>
-              <w:t>送检医生：</w:t>
-            </w:r>
-            <w:r>
-              <w:rPr>
-                <w:rFonts w:hint="eastAsia" w:ascii="Times New Roman" w:hAnsi="Times New Roman" w:eastAsia="微软雅黑" w:cs="Times New Roman"/>
-                <w:color w:val="000000"/>
-                <w:sz w:val="21"/>
-                <w:szCs w:val="21"/>
-                <w:lang w:eastAsia="zh-CN"/>
-              </w:rPr>
-              <w:t>{{ doctorname }}</w:t>
-            </w:r>
-          </w:p>
-        </w:tc>
-        <w:tc>
-          <w:tcPr>
-            <w:tcW w:w="3316" w:type="dxa"/>
-            <w:tcBorders>
-              <w:tl2br w:val="nil"/>
-              <w:tr2bl w:val="nil"/>
-            </w:tcBorders>
-            <w:shd w:val="clear" w:color="auto" w:fill="auto"/>
-            <w:vAlign w:val="center"/>
-          </w:tcPr>
-          <w:p>
-            <w:pPr>
-              <w:jc w:val="both"/>
-              <w:rPr>
-                <w:rFonts w:ascii="Times New Roman" w:hAnsi="Times New Roman" w:eastAsia="微软雅黑" w:cs="Times New Roman"/>
-                <w:bCs/>
-                <w:color w:val="000000"/>
-                <w:sz w:val="21"/>
-                <w:szCs w:val="21"/>
-                <w:lang w:eastAsia="zh-CN"/>
-              </w:rPr>
-            </w:pPr>
-            <w:r>
-              <w:rPr>
-                <w:rFonts w:ascii="Times New Roman" w:hAnsi="Times New Roman" w:eastAsia="微软雅黑" w:cs="Times New Roman"/>
-                <w:bCs/>
-                <w:color w:val="000000"/>
-                <w:sz w:val="21"/>
-                <w:szCs w:val="21"/>
-                <w:lang w:eastAsia="zh-CN"/>
-              </w:rPr>
-              <w:t>门诊/住院号：</w:t>
-            </w:r>
-            <w:r>
-              <w:rPr>
-                <w:rFonts w:hint="eastAsia" w:ascii="Times New Roman" w:hAnsi="Times New Roman" w:eastAsia="微软雅黑" w:cs="Times New Roman"/>
-                <w:bCs/>
-                <w:color w:val="000000"/>
-                <w:sz w:val="21"/>
-                <w:szCs w:val="21"/>
-                <w:lang w:eastAsia="zh-CN"/>
-              </w:rPr>
-              <w:t>{{ room }}</w:t>
             </w:r>
           </w:p>
         </w:tc>
@@ -3046,7 +2890,7 @@
                 <w:szCs w:val="21"/>
                 <w:lang w:eastAsia="zh-CN"/>
               </w:rPr>
-              <w:t>联系电话：</w:t>
+              <w:t>年龄：</w:t>
             </w:r>
             <w:r>
               <w:rPr>
@@ -3057,7 +2901,7 @@
                 <w:szCs w:val="21"/>
                 <w:lang w:eastAsia="zh-CN"/>
               </w:rPr>
-              <w:t>{{ patient_phone }}</w:t>
+              <w:t>{{ age }}</w:t>
             </w:r>
           </w:p>
         </w:tc>
@@ -3090,7 +2934,7 @@
                 <w:szCs w:val="21"/>
                 <w:lang w:eastAsia="zh-CN"/>
               </w:rPr>
-              <w:t>标本类型：</w:t>
+              <w:t>送检医生：</w:t>
             </w:r>
             <w:r>
               <w:rPr>
@@ -3100,7 +2944,7 @@
                 <w:szCs w:val="21"/>
                 <w:lang w:eastAsia="zh-CN"/>
               </w:rPr>
-              <w:t>{{ specimentype }}</w:t>
+              <w:t>{{ doctorname }}</w:t>
             </w:r>
           </w:p>
         </w:tc>
@@ -3135,7 +2979,7 @@
                 <w:szCs w:val="21"/>
                 <w:lang w:eastAsia="zh-CN"/>
               </w:rPr>
-              <w:t>送检时间：</w:t>
+              <w:t>门诊/住院号：</w:t>
             </w:r>
             <w:r>
               <w:rPr>
@@ -3146,7 +2990,7 @@
                 <w:szCs w:val="21"/>
                 <w:lang w:eastAsia="zh-CN"/>
               </w:rPr>
-              <w:t>{{ commission_date }}</w:t>
+              <w:t>{{ room }}</w:t>
             </w:r>
           </w:p>
         </w:tc>
@@ -3177,6 +3021,164 @@
           <w:tcPr>
             <w:tcW w:w="3231" w:type="dxa"/>
             <w:tcBorders>
+              <w:tl2br w:val="nil"/>
+              <w:tr2bl w:val="nil"/>
+            </w:tcBorders>
+            <w:shd w:val="clear" w:color="auto" w:fill="auto"/>
+            <w:vAlign w:val="center"/>
+          </w:tcPr>
+          <w:p>
+            <w:pPr>
+              <w:jc w:val="both"/>
+              <w:rPr>
+                <w:rFonts w:ascii="Times New Roman" w:hAnsi="Times New Roman" w:eastAsia="微软雅黑" w:cs="Times New Roman"/>
+                <w:bCs/>
+                <w:color w:val="000000"/>
+                <w:sz w:val="21"/>
+                <w:szCs w:val="21"/>
+                <w:lang w:eastAsia="zh-CN"/>
+              </w:rPr>
+            </w:pPr>
+            <w:r>
+              <w:rPr>
+                <w:rFonts w:ascii="Times New Roman" w:hAnsi="Times New Roman" w:eastAsia="微软雅黑" w:cs="Times New Roman"/>
+                <w:bCs/>
+                <w:color w:val="000000"/>
+                <w:sz w:val="21"/>
+                <w:szCs w:val="21"/>
+                <w:lang w:eastAsia="zh-CN"/>
+              </w:rPr>
+              <w:t>联系电话：</w:t>
+            </w:r>
+            <w:r>
+              <w:rPr>
+                <w:rFonts w:hint="eastAsia" w:ascii="Times New Roman" w:hAnsi="Times New Roman" w:eastAsia="微软雅黑" w:cs="Times New Roman"/>
+                <w:bCs/>
+                <w:color w:val="000000"/>
+                <w:sz w:val="21"/>
+                <w:szCs w:val="21"/>
+                <w:lang w:eastAsia="zh-CN"/>
+              </w:rPr>
+              <w:t>{{ patient_phone }}</w:t>
+            </w:r>
+          </w:p>
+        </w:tc>
+        <w:tc>
+          <w:tcPr>
+            <w:tcW w:w="3323" w:type="dxa"/>
+            <w:tcBorders>
+              <w:tl2br w:val="nil"/>
+              <w:tr2bl w:val="nil"/>
+            </w:tcBorders>
+            <w:shd w:val="clear" w:color="auto" w:fill="auto"/>
+            <w:vAlign w:val="center"/>
+          </w:tcPr>
+          <w:p>
+            <w:pPr>
+              <w:jc w:val="both"/>
+              <w:rPr>
+                <w:rFonts w:ascii="Times New Roman" w:hAnsi="Times New Roman" w:eastAsia="微软雅黑" w:cs="Times New Roman"/>
+                <w:color w:val="000000"/>
+                <w:sz w:val="21"/>
+                <w:szCs w:val="21"/>
+                <w:lang w:eastAsia="zh-CN"/>
+              </w:rPr>
+            </w:pPr>
+            <w:r>
+              <w:rPr>
+                <w:rFonts w:ascii="Times New Roman" w:hAnsi="Times New Roman" w:eastAsia="微软雅黑" w:cs="Times New Roman"/>
+                <w:color w:val="000000"/>
+                <w:sz w:val="21"/>
+                <w:szCs w:val="21"/>
+                <w:lang w:eastAsia="zh-CN"/>
+              </w:rPr>
+              <w:t>标本类型：</w:t>
+            </w:r>
+            <w:r>
+              <w:rPr>
+                <w:rFonts w:hint="eastAsia" w:ascii="Times New Roman" w:hAnsi="Times New Roman" w:eastAsia="微软雅黑" w:cs="Times New Roman"/>
+                <w:color w:val="000000"/>
+                <w:sz w:val="21"/>
+                <w:szCs w:val="21"/>
+                <w:lang w:eastAsia="zh-CN"/>
+              </w:rPr>
+              <w:t>{{ specimentype }}</w:t>
+            </w:r>
+          </w:p>
+        </w:tc>
+        <w:tc>
+          <w:tcPr>
+            <w:tcW w:w="3316" w:type="dxa"/>
+            <w:tcBorders>
+              <w:tl2br w:val="nil"/>
+              <w:tr2bl w:val="nil"/>
+            </w:tcBorders>
+            <w:shd w:val="clear" w:color="auto" w:fill="auto"/>
+            <w:vAlign w:val="center"/>
+          </w:tcPr>
+          <w:p>
+            <w:pPr>
+              <w:jc w:val="both"/>
+              <w:rPr>
+                <w:rFonts w:ascii="Times New Roman" w:hAnsi="Times New Roman" w:eastAsia="微软雅黑" w:cs="Times New Roman"/>
+                <w:bCs/>
+                <w:color w:val="000000"/>
+                <w:sz w:val="21"/>
+                <w:szCs w:val="21"/>
+                <w:lang w:eastAsia="zh-CN"/>
+              </w:rPr>
+            </w:pPr>
+            <w:r>
+              <w:rPr>
+                <w:rFonts w:ascii="Times New Roman" w:hAnsi="Times New Roman" w:eastAsia="微软雅黑" w:cs="Times New Roman"/>
+                <w:bCs/>
+                <w:color w:val="000000"/>
+                <w:sz w:val="21"/>
+                <w:szCs w:val="21"/>
+                <w:lang w:eastAsia="zh-CN"/>
+              </w:rPr>
+              <w:t>送检时间：</w:t>
+            </w:r>
+            <w:r>
+              <w:rPr>
+                <w:rFonts w:hint="eastAsia" w:ascii="Times New Roman" w:hAnsi="Times New Roman" w:eastAsia="微软雅黑" w:cs="Times New Roman"/>
+                <w:bCs/>
+                <w:color w:val="000000"/>
+                <w:sz w:val="21"/>
+                <w:szCs w:val="21"/>
+                <w:lang w:eastAsia="zh-CN"/>
+              </w:rPr>
+              <w:t>{{ commission_date }}</w:t>
+            </w:r>
+          </w:p>
+        </w:tc>
+      </w:tr>
+      <w:tr>
+        <w:tblPrEx>
+          <w:tblBorders>
+            <w:top w:val="single" w:color="5A9D46" w:sz="24" w:space="0"/>
+            <w:left w:val="none" w:color="auto" w:sz="0" w:space="0"/>
+            <w:bottom w:val="none" w:color="auto" w:sz="0" w:space="0"/>
+            <w:right w:val="none" w:color="auto" w:sz="0" w:space="0"/>
+            <w:insideH w:val="single" w:color="BEBEBE" w:themeColor="background1" w:themeShade="BF" w:sz="4" w:space="0"/>
+            <w:insideV w:val="single" w:color="BEBEBE" w:themeColor="background1" w:themeShade="BF" w:sz="4" w:space="0"/>
+          </w:tblBorders>
+          <w:shd w:val="clear" w:color="auto" w:fill="FFFFFF" w:themeFill="background1"/>
+          <w:tblCellMar>
+            <w:top w:w="0" w:type="dxa"/>
+            <w:left w:w="108" w:type="dxa"/>
+            <w:bottom w:w="0" w:type="dxa"/>
+            <w:right w:w="108" w:type="dxa"/>
+          </w:tblCellMar>
+        </w:tblPrEx>
+        <w:trPr>
+          <w:trHeight w:val="397" w:hRule="atLeast"/>
+          <w:jc w:val="center"/>
+        </w:trPr>
+        <w:tc>
+          <w:tcPr>
+            <w:tcW w:w="3231" w:type="dxa"/>
+            <w:tcBorders>
               <w:bottom w:val="single" w:color="A4A4A4" w:sz="4" w:space="0"/>
               <w:tl2br w:val="nil"/>
               <w:tr2bl w:val="nil"/>
@@ -3336,13 +3338,13 @@
         <w:jc w:val="left"/>
       </w:pPr>
       <w:bookmarkStart w:id="12" w:name="_Toc7021_WPSOffice_Level1"/>
-      <w:bookmarkStart w:id="13" w:name="_Toc11465"/>
-      <w:bookmarkStart w:id="14" w:name="_Toc18062_WPSOffice_Level1"/>
+      <w:bookmarkStart w:id="13" w:name="_Toc19594"/>
+      <w:bookmarkStart w:id="14" w:name="_Toc25706"/>
       <w:bookmarkStart w:id="15" w:name="_Toc11015_WPSOffice_Level1"/>
-      <w:bookmarkStart w:id="16" w:name="_Toc17451"/>
-      <w:bookmarkStart w:id="17" w:name="_Toc19594"/>
-      <w:bookmarkStart w:id="18" w:name="_Toc25706"/>
-      <w:bookmarkStart w:id="19" w:name="_Toc10518"/>
+      <w:bookmarkStart w:id="16" w:name="_Toc11465"/>
+      <w:bookmarkStart w:id="17" w:name="_Toc18062_WPSOffice_Level1"/>
+      <w:bookmarkStart w:id="18" w:name="_Toc10518"/>
+      <w:bookmarkStart w:id="19" w:name="_Toc17451"/>
       <w:r>
         <w:t>检测项目</w:t>
       </w:r>
@@ -3928,15 +3930,15 @@
       <w:bookmarkStart w:id="21" w:name="_Toc16576"/>
       <w:bookmarkStart w:id="22" w:name="_Toc149826002"/>
       <w:bookmarkStart w:id="23" w:name="_Toc149832727"/>
-      <w:bookmarkStart w:id="24" w:name="_Toc11859"/>
-      <w:bookmarkStart w:id="25" w:name="_Toc11230"/>
-      <w:bookmarkStart w:id="26" w:name="_Toc25920"/>
-      <w:bookmarkStart w:id="27" w:name="_Toc4088"/>
+      <w:bookmarkStart w:id="24" w:name="_Toc11230"/>
+      <w:bookmarkStart w:id="25" w:name="_Toc11859"/>
+      <w:bookmarkStart w:id="26" w:name="_Toc4088"/>
+      <w:bookmarkStart w:id="27" w:name="_Toc25920"/>
       <w:bookmarkStart w:id="28" w:name="_Toc3871"/>
       <w:bookmarkStart w:id="29" w:name="_Toc23369_WPSOffice_Level1"/>
-      <w:bookmarkStart w:id="30" w:name="_Toc1410"/>
+      <w:bookmarkStart w:id="30" w:name="_Toc6221_WPSOffice_Level1"/>
       <w:bookmarkStart w:id="31" w:name="_Toc18058"/>
-      <w:bookmarkStart w:id="32" w:name="_Toc6221_WPSOffice_Level1"/>
+      <w:bookmarkStart w:id="32" w:name="_Toc1410"/>
       <w:r>
         <w:rPr>
           <w:rStyle w:val="45"/>
@@ -3989,9 +3991,9 @@
         </w:rPr>
       </w:pPr>
       <w:bookmarkStart w:id="33" w:name="_Toc149832728"/>
-      <w:bookmarkStart w:id="34" w:name="_Toc149826003"/>
-      <w:bookmarkStart w:id="35" w:name="_Toc28467"/>
-      <w:bookmarkStart w:id="36" w:name="_Toc11674"/>
+      <w:bookmarkStart w:id="34" w:name="_Toc11674"/>
+      <w:bookmarkStart w:id="35" w:name="_Toc149826003"/>
+      <w:bookmarkStart w:id="36" w:name="_Toc28467"/>
       <w:r>
         <w:rPr>
           <w:rFonts w:hint="eastAsia"/>
@@ -4965,16 +4967,11 @@
     </w:p>
     <w:p>
       <w:pPr>
-        <w:numPr>
-          <w:ilvl w:val="0"/>
-          <w:numId w:val="0"/>
-        </w:numPr>
-        <w:ind w:leftChars="0"/>
-        <w:rPr>
-          <w:rFonts w:ascii="Times New Roman" w:hAnsi="Times New Roman" w:eastAsia="微软雅黑" w:cs="Times New Roman"/>
+        <w:rPr>
+          <w:rFonts w:hint="default" w:ascii="Times New Roman" w:hAnsi="Times New Roman" w:eastAsia="微软雅黑" w:cs="Times New Roman"/>
           <w:sz w:val="24"/>
           <w:szCs w:val="24"/>
-          <w:lang w:eastAsia="zh-CN"/>
+          <w:lang w:val="en-US" w:eastAsia="zh-CN"/>
         </w:rPr>
       </w:pPr>
       <w:r>
@@ -5116,21 +5113,24 @@
               </w:rPr>
             </w:pPr>
             <w:r>
+              <w:rPr>
+                <w:sz w:val="22"/>
+              </w:rPr>
               <mc:AlternateContent>
                 <mc:Choice Requires="wpg">
                   <w:drawing>
-                    <wp:anchor distT="0" distB="0" distL="114300" distR="114300" simplePos="0" relativeHeight="251662336" behindDoc="0" locked="0" layoutInCell="1" allowOverlap="1">
+                    <wp:anchor distT="0" distB="0" distL="114300" distR="114300" simplePos="0" relativeHeight="251664384" behindDoc="0" locked="0" layoutInCell="1" allowOverlap="1">
                       <wp:simplePos x="0" y="0"/>
                       <wp:positionH relativeFrom="column">
-                        <wp:posOffset>31115</wp:posOffset>
+                        <wp:posOffset>0</wp:posOffset>
                       </wp:positionH>
                       <wp:positionV relativeFrom="paragraph">
-                        <wp:posOffset>-547370</wp:posOffset>
+                        <wp:posOffset>-460375</wp:posOffset>
                       </wp:positionV>
-                      <wp:extent cx="3160395" cy="1441450"/>
-                      <wp:effectExtent l="0" t="0" r="9525" b="6350"/>
+                      <wp:extent cx="3080385" cy="1442720"/>
+                      <wp:effectExtent l="0" t="0" r="13335" b="5080"/>
                       <wp:wrapNone/>
-                      <wp:docPr id="101" name="组合 101"/>
+                      <wp:docPr id="34" name="组合 34"/>
                       <wp:cNvGraphicFramePr/>
                       <a:graphic xmlns:a="http://schemas.openxmlformats.org/drawingml/2006/main">
                         <a:graphicData uri="http://schemas.microsoft.com/office/word/2010/wordprocessingGroup">
@@ -5139,25 +5139,25 @@
                             <wpg:grpSpPr>
                               <a:xfrm>
                                 <a:off x="0" y="0"/>
-                                <a:ext cx="3160395" cy="1441450"/>
-                                <a:chOff x="10964" y="3809"/>
-                                <a:chExt cx="4977" cy="2270"/>
+                                <a:ext cx="3080385" cy="1442720"/>
+                                <a:chOff x="17956" y="37747"/>
+                                <a:chExt cx="4851" cy="2272"/>
                               </a:xfrm>
                             </wpg:grpSpPr>
                             <wpg:grpSp>
-                              <wpg:cNvPr id="102" name="组合 6"/>
+                              <wpg:cNvPr id="35" name="组合 16"/>
                               <wpg:cNvGrpSpPr/>
                               <wpg:grpSpPr>
                                 <a:xfrm>
-                                  <a:off x="10964" y="4438"/>
-                                  <a:ext cx="4577" cy="734"/>
-                                  <a:chOff x="10964" y="4438"/>
-                                  <a:chExt cx="4577" cy="734"/>
+                                  <a:off x="17956" y="38313"/>
+                                  <a:ext cx="4049" cy="646"/>
+                                  <a:chOff x="17956" y="38313"/>
+                                  <a:chExt cx="4049" cy="646"/>
                                 </a:xfrm>
                               </wpg:grpSpPr>
                               <pic:pic xmlns:pic="http://schemas.openxmlformats.org/drawingml/2006/picture">
                                 <pic:nvPicPr>
-                                  <pic:cNvPr id="30" name="图片 30" descr="微信图片_20220215110121"/>
+                                  <pic:cNvPr id="12" name="图片 29" descr="IMG_256"/>
                                   <pic:cNvPicPr>
                                     <a:picLocks noChangeAspect="1"/>
                                   </pic:cNvPicPr>
@@ -5166,18 +5166,17 @@
                                   <a:blip r:embed="rId10">
                                     <a:clrChange>
                                       <a:clrFrom>
-                                        <a:srgbClr val="A09D98">
+                                        <a:srgbClr val="FFFFFF">
                                           <a:alpha val="100000"/>
                                         </a:srgbClr>
                                       </a:clrFrom>
                                       <a:clrTo>
-                                        <a:srgbClr val="A09D98">
+                                        <a:srgbClr val="FFFFFF">
                                           <a:alpha val="100000"/>
                                           <a:alpha val="0"/>
                                         </a:srgbClr>
                                       </a:clrTo>
                                     </a:clrChange>
-                                    <a:biLevel thresh="50000"/>
                                   </a:blip>
                                   <a:stretch>
                                     <a:fillRect/>
@@ -5185,57 +5184,46 @@
                                 </pic:blipFill>
                                 <pic:spPr>
                                   <a:xfrm>
-                                    <a:off x="10964" y="4458"/>
-                                    <a:ext cx="1234" cy="715"/>
+                                    <a:off x="21031" y="38313"/>
+                                    <a:ext cx="975" cy="570"/>
+                                  </a:xfrm>
+                                  <a:prstGeom prst="rect">
+                                    <a:avLst/>
+                                  </a:prstGeom>
+                                  <a:noFill/>
+                                  <a:ln w="9525">
+                                    <a:noFill/>
+                                  </a:ln>
+                                </pic:spPr>
+                              </pic:pic>
+                              <pic:pic xmlns:pic="http://schemas.openxmlformats.org/drawingml/2006/picture">
+                                <pic:nvPicPr>
+                                  <pic:cNvPr id="15" name="图片 15" descr="c9514d16fd70679bf0495aeebb03c72d_compress"/>
+                                  <pic:cNvPicPr>
+                                    <a:picLocks noChangeAspect="1"/>
+                                  </pic:cNvPicPr>
+                                </pic:nvPicPr>
+                                <pic:blipFill>
+                                  <a:blip r:embed="rId11"/>
+                                  <a:srcRect l="21003" t="56913" r="27176" b="26386"/>
+                                  <a:stretch>
+                                    <a:fillRect/>
+                                  </a:stretch>
+                                </pic:blipFill>
+                                <pic:spPr>
+                                  <a:xfrm>
+                                    <a:off x="17956" y="38485"/>
+                                    <a:ext cx="1550" cy="475"/>
                                   </a:xfrm>
                                   <a:prstGeom prst="rect">
                                     <a:avLst/>
                                   </a:prstGeom>
                                 </pic:spPr>
                               </pic:pic>
-                              <pic:pic xmlns:pic="http://schemas.openxmlformats.org/drawingml/2006/picture">
-                                <pic:nvPicPr>
-                                  <pic:cNvPr id="21" name="图片 34" descr="晓敏"/>
-                                  <pic:cNvPicPr>
-                                    <a:picLocks noChangeAspect="1"/>
-                                  </pic:cNvPicPr>
-                                </pic:nvPicPr>
-                                <pic:blipFill>
-                                  <a:blip r:embed="rId11">
-                                    <a:clrChange>
-                                      <a:clrFrom>
-                                        <a:srgbClr val="949FA1"/>
-                                      </a:clrFrom>
-                                      <a:clrTo>
-                                        <a:srgbClr val="949FA1">
-                                          <a:alpha val="0"/>
-                                        </a:srgbClr>
-                                      </a:clrTo>
-                                    </a:clrChange>
-                                  </a:blip>
-                                  <a:srcRect l="34062" t="26445" r="34097" b="9325"/>
-                                  <a:stretch>
-                                    <a:fillRect/>
-                                  </a:stretch>
-                                </pic:blipFill>
-                                <pic:spPr>
-                                  <a:xfrm rot="16200000">
-                                    <a:off x="14524" y="3981"/>
-                                    <a:ext cx="560" cy="1475"/>
-                                  </a:xfrm>
-                                  <a:prstGeom prst="rect">
-                                    <a:avLst/>
-                                  </a:prstGeom>
-                                  <a:noFill/>
-                                  <a:ln>
-                                    <a:noFill/>
-                                  </a:ln>
-                                </pic:spPr>
-                              </pic:pic>
                             </wpg:grpSp>
                             <pic:pic xmlns:pic="http://schemas.openxmlformats.org/drawingml/2006/picture">
                               <pic:nvPicPr>
-                                <pic:cNvPr id="18" name="图片 8"/>
+                                <pic:cNvPr id="18" name="图片 25"/>
                                 <pic:cNvPicPr>
                                   <a:picLocks noChangeAspect="1" noChangeArrowheads="1"/>
                                 </pic:cNvPicPr>
@@ -5255,8 +5243,8 @@
                               </pic:blipFill>
                               <pic:spPr>
                                 <a:xfrm>
-                                  <a:off x="13671" y="3809"/>
-                                  <a:ext cx="2271" cy="2271"/>
+                                  <a:off x="20535" y="37747"/>
+                                  <a:ext cx="2273" cy="2273"/>
                                 </a:xfrm>
                                 <a:prstGeom prst="rect">
                                   <a:avLst/>
@@ -5275,24 +5263,24 @@
                 </mc:Choice>
                 <mc:Fallback>
                   <w:pict>
-                    <v:group id="_x0000_s1026" o:spid="_x0000_s1026" o:spt="203" style="position:absolute;left:0pt;margin-left:2.45pt;margin-top:-43.1pt;height:113.5pt;width:248.85pt;z-index:251662336;mso-width-relative:page;mso-height-relative:page;" coordorigin="10964,3809" coordsize="4977,2270" o:gfxdata="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">
+                    <v:group id="_x0000_s1026" o:spid="_x0000_s1026" o:spt="203" style="position:absolute;left:0pt;margin-left:0pt;margin-top:-36.25pt;height:113.6pt;width:242.55pt;z-index:251664384;mso-width-relative:page;mso-height-relative:page;" coordorigin="17956,37747" coordsize="4851,2272" o:gfxdata="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">
                       <o:lock v:ext="edit" aspectratio="f"/>
-                      <v:group id="组合 6" o:spid="_x0000_s1026" o:spt="203" style="position:absolute;left:10964;top:4438;height:734;width:4577;" coordorigin="10964,4438" coordsize="4577,734" o:gfxdata="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">
+                      <v:group id="组合 16" o:spid="_x0000_s1026" o:spt="203" style="position:absolute;left:17956;top:38313;height:646;width:4049;" coordorigin="17956,38313" coordsize="4049,646" o:gfxdata="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">
                         <o:lock v:ext="edit" aspectratio="f"/>
-                        <v:shape id="_x0000_s1026" o:spid="_x0000_s1026" o:spt="75" alt="微信图片_20220215110121" type="#_x0000_t75" style="position:absolute;left:10964;top:4458;height:715;width:1234;" filled="f" o:preferrelative="t" stroked="f" coordsize="21600,21600" o:gfxdata="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">
+                        <v:shape id="图片 29" o:spid="_x0000_s1026" o:spt="75" alt="IMG_256" type="#_x0000_t75" style="position:absolute;left:21031;top:38313;height:570;width:975;" filled="f" o:preferrelative="t" stroked="f" coordsize="21600,21600" o:gfxdata="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">
                           <v:fill on="f" focussize="0,0"/>
                           <v:stroke on="f"/>
-                          <v:imagedata r:id="rId10" grayscale="t" bilevel="t" chromakey="#A09D98" o:title=""/>
+                          <v:imagedata r:id="rId10" chromakey="#FFFFFF" o:title=""/>
                           <o:lock v:ext="edit" aspectratio="t"/>
                         </v:shape>
-                        <v:shape id="图片 34" o:spid="_x0000_s1026" o:spt="75" alt="晓敏" type="#_x0000_t75" style="position:absolute;left:14524;top:3981;height:1475;width:560;rotation:-5898240f;" filled="f" o:preferrelative="t" stroked="f" coordsize="21600,21600" o:gfxdata="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">
+                        <v:shape id="_x0000_s1026" o:spid="_x0000_s1026" o:spt="75" alt="c9514d16fd70679bf0495aeebb03c72d_compress" type="#_x0000_t75" style="position:absolute;left:17956;top:38485;height:475;width:1550;" filled="f" o:preferrelative="t" stroked="f" coordsize="21600,21600" o:gfxdata="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">
                           <v:fill on="f" focussize="0,0"/>
                           <v:stroke on="f"/>
-                          <v:imagedata r:id="rId11" cropleft="22323f" croptop="17331f" cropright="22346f" cropbottom="6111f" chromakey="#949FA1" o:title=""/>
+                          <v:imagedata r:id="rId11" cropleft="13765f" croptop="37299f" cropright="17810f" cropbottom="17292f" o:title=""/>
                           <o:lock v:ext="edit" aspectratio="t"/>
                         </v:shape>
                       </v:group>
-                      <v:shape id="图片 8" o:spid="_x0000_s1026" o:spt="75" type="#_x0000_t75" style="position:absolute;left:13671;top:3809;height:2271;width:2271;" filled="f" o:preferrelative="t" stroked="f" coordsize="21600,21600" o:gfxdata="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">
+                      <v:shape id="图片 25" o:spid="_x0000_s1026" o:spt="75" type="#_x0000_t75" style="position:absolute;left:20535;top:37747;height:2273;width:2273;" filled="f" o:preferrelative="t" stroked="f" coordsize="21600,21600" o:gfxdata="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">
                         <v:fill on="f" focussize="0,0"/>
                         <v:stroke on="f"/>
                         <v:imagedata r:id="rId12" o:title=""/>
@@ -5589,8 +5577,9 @@
     <w:p>
       <w:pPr>
         <w:rPr>
+          <w:rFonts w:hint="default"/>
           <w:sz w:val="24"/>
-          <w:lang w:eastAsia="zh-CN"/>
+          <w:lang w:val="en-US" w:eastAsia="zh-CN"/>
         </w:rPr>
       </w:pPr>
     </w:p>
@@ -5680,6 +5669,185 @@
                 <w:szCs w:val="24"/>
               </w:rPr>
             </w:pPr>
+            <w:r>
+              <w:rPr>
+                <w:sz w:val="22"/>
+              </w:rPr>
+              <mc:AlternateContent>
+                <mc:Choice Requires="wpg">
+                  <w:drawing>
+                    <wp:anchor distT="0" distB="0" distL="114300" distR="114300" simplePos="0" relativeHeight="251665408" behindDoc="0" locked="0" layoutInCell="1" allowOverlap="1">
+                      <wp:simplePos x="0" y="0"/>
+                      <wp:positionH relativeFrom="column">
+                        <wp:posOffset>0</wp:posOffset>
+                      </wp:positionH>
+                      <wp:positionV relativeFrom="paragraph">
+                        <wp:posOffset>-490855</wp:posOffset>
+                      </wp:positionV>
+                      <wp:extent cx="3135630" cy="1442720"/>
+                      <wp:effectExtent l="0" t="0" r="3810" b="5080"/>
+                      <wp:wrapNone/>
+                      <wp:docPr id="36" name="组合 36"/>
+                      <wp:cNvGraphicFramePr/>
+                      <a:graphic xmlns:a="http://schemas.openxmlformats.org/drawingml/2006/main">
+                        <a:graphicData uri="http://schemas.microsoft.com/office/word/2010/wordprocessingGroup">
+                          <wpg:wgp>
+                            <wpg:cNvGrpSpPr/>
+                            <wpg:grpSpPr>
+                              <a:xfrm>
+                                <a:off x="0" y="0"/>
+                                <a:ext cx="3135630" cy="1442720"/>
+                                <a:chOff x="17956" y="39496"/>
+                                <a:chExt cx="4938" cy="2272"/>
+                              </a:xfrm>
+                            </wpg:grpSpPr>
+                            <wpg:grpSp>
+                              <wpg:cNvPr id="37" name="组合 30"/>
+                              <wpg:cNvGrpSpPr/>
+                              <wpg:grpSpPr>
+                                <a:xfrm>
+                                  <a:off x="17956" y="40098"/>
+                                  <a:ext cx="4213" cy="570"/>
+                                  <a:chOff x="17956" y="40098"/>
+                                  <a:chExt cx="4213" cy="570"/>
+                                </a:xfrm>
+                              </wpg:grpSpPr>
+                              <pic:pic xmlns:pic="http://schemas.openxmlformats.org/drawingml/2006/picture">
+                                <pic:nvPicPr>
+                                  <pic:cNvPr id="6" name="图片 1" descr="24f613a0-66be-430b-9e80-270d3393fac5"/>
+                                  <pic:cNvPicPr>
+                                    <a:picLocks noChangeAspect="1"/>
+                                  </pic:cNvPicPr>
+                                </pic:nvPicPr>
+                                <pic:blipFill>
+                                  <a:blip r:embed="rId13"/>
+                                  <a:srcRect l="43292" t="26660" r="21693" b="24394"/>
+                                  <a:stretch>
+                                    <a:fillRect/>
+                                  </a:stretch>
+                                </pic:blipFill>
+                                <pic:spPr>
+                                  <a:xfrm rot="16200000">
+                                    <a:off x="18366" y="39740"/>
+                                    <a:ext cx="506" cy="1327"/>
+                                  </a:xfrm>
+                                  <a:prstGeom prst="rect">
+                                    <a:avLst/>
+                                  </a:prstGeom>
+                                </pic:spPr>
+                              </pic:pic>
+                              <pic:pic xmlns:pic="http://schemas.openxmlformats.org/drawingml/2006/picture">
+                                <pic:nvPicPr>
+                                  <pic:cNvPr id="29" name="图片 29" descr="IMG_256"/>
+                                  <pic:cNvPicPr>
+                                    <a:picLocks noChangeAspect="1"/>
+                                  </pic:cNvPicPr>
+                                </pic:nvPicPr>
+                                <pic:blipFill>
+                                  <a:blip r:embed="rId10">
+                                    <a:clrChange>
+                                      <a:clrFrom>
+                                        <a:srgbClr val="FFFFFF">
+                                          <a:alpha val="100000"/>
+                                        </a:srgbClr>
+                                      </a:clrFrom>
+                                      <a:clrTo>
+                                        <a:srgbClr val="FFFFFF">
+                                          <a:alpha val="100000"/>
+                                          <a:alpha val="0"/>
+                                        </a:srgbClr>
+                                      </a:clrTo>
+                                    </a:clrChange>
+                                  </a:blip>
+                                  <a:stretch>
+                                    <a:fillRect/>
+                                  </a:stretch>
+                                </pic:blipFill>
+                                <pic:spPr>
+                                  <a:xfrm>
+                                    <a:off x="21195" y="40098"/>
+                                    <a:ext cx="975" cy="570"/>
+                                  </a:xfrm>
+                                  <a:prstGeom prst="rect">
+                                    <a:avLst/>
+                                  </a:prstGeom>
+                                  <a:noFill/>
+                                  <a:ln w="9525">
+                                    <a:noFill/>
+                                  </a:ln>
+                                </pic:spPr>
+                              </pic:pic>
+                            </wpg:grpSp>
+                            <pic:pic xmlns:pic="http://schemas.openxmlformats.org/drawingml/2006/picture">
+                              <pic:nvPicPr>
+                                <pic:cNvPr id="31" name="图片 25"/>
+                                <pic:cNvPicPr>
+                                  <a:picLocks noChangeAspect="1" noChangeArrowheads="1"/>
+                                </pic:cNvPicPr>
+                              </pic:nvPicPr>
+                              <pic:blipFill>
+                                <a:blip r:embed="rId12">
+                                  <a:extLst>
+                                    <a:ext uri="{28A0092B-C50C-407E-A947-70E740481C1C}">
+                                      <a14:useLocalDpi xmlns:a14="http://schemas.microsoft.com/office/drawing/2010/main" val="0"/>
+                                    </a:ext>
+                                  </a:extLst>
+                                </a:blip>
+                                <a:srcRect/>
+                                <a:stretch>
+                                  <a:fillRect/>
+                                </a:stretch>
+                              </pic:blipFill>
+                              <pic:spPr>
+                                <a:xfrm>
+                                  <a:off x="20622" y="39496"/>
+                                  <a:ext cx="2273" cy="2273"/>
+                                </a:xfrm>
+                                <a:prstGeom prst="rect">
+                                  <a:avLst/>
+                                </a:prstGeom>
+                                <a:noFill/>
+                                <a:ln>
+                                  <a:noFill/>
+                                </a:ln>
+                              </pic:spPr>
+                            </pic:pic>
+                          </wpg:wgp>
+                        </a:graphicData>
+                      </a:graphic>
+                    </wp:anchor>
+                  </w:drawing>
+                </mc:Choice>
+                <mc:Fallback>
+                  <w:pict>
+                    <v:group id="_x0000_s1026" o:spid="_x0000_s1026" o:spt="203" style="position:absolute;left:0pt;margin-left:0pt;margin-top:-38.65pt;height:113.6pt;width:246.9pt;z-index:251665408;mso-width-relative:page;mso-height-relative:page;" coordorigin="17956,39496" coordsize="4938,2272" o:gfxdata="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">
+                      <o:lock v:ext="edit" aspectratio="f"/>
+                      <v:group id="组合 30" o:spid="_x0000_s1026" o:spt="203" style="position:absolute;left:17956;top:40098;height:570;width:4213;" coordorigin="17956,40098" coordsize="4213,570" o:gfxdata="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">
+                        <o:lock v:ext="edit" aspectratio="f"/>
+                        <v:shape id="图片 1" o:spid="_x0000_s1026" o:spt="75" alt="24f613a0-66be-430b-9e80-270d3393fac5" type="#_x0000_t75" style="position:absolute;left:18366;top:39740;height:1327;width:506;rotation:-5898240f;" filled="f" o:preferrelative="t" stroked="f" coordsize="21600,21600" o:gfxdata="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">
+                          <v:fill on="f" focussize="0,0"/>
+                          <v:stroke on="f"/>
+                          <v:imagedata r:id="rId13" cropleft="28372f" croptop="17472f" cropright="14217f" cropbottom="15987f" o:title=""/>
+                          <o:lock v:ext="edit" aspectratio="t"/>
+                        </v:shape>
+                        <v:shape id="_x0000_s1026" o:spid="_x0000_s1026" o:spt="75" alt="IMG_256" type="#_x0000_t75" style="position:absolute;left:21195;top:40098;height:570;width:975;" filled="f" o:preferrelative="t" stroked="f" coordsize="21600,21600" o:gfxdata="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">
+                          <v:fill on="f" focussize="0,0"/>
+                          <v:stroke on="f"/>
+                          <v:imagedata r:id="rId10" chromakey="#FFFFFF" o:title=""/>
+                          <o:lock v:ext="edit" aspectratio="t"/>
+                        </v:shape>
+                      </v:group>
+                      <v:shape id="图片 25" o:spid="_x0000_s1026" o:spt="75" type="#_x0000_t75" style="position:absolute;left:20622;top:39496;height:2273;width:2273;" filled="f" o:preferrelative="t" stroked="f" coordsize="21600,21600" o:gfxdata="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">
+                        <v:fill on="f" focussize="0,0"/>
+                        <v:stroke on="f"/>
+                        <v:imagedata r:id="rId12" o:title=""/>
+                        <o:lock v:ext="edit" aspectratio="t"/>
+                      </v:shape>
+                    </v:group>
+                  </w:pict>
+                </mc:Fallback>
+              </mc:AlternateContent>
+            </w:r>
           </w:p>
         </w:tc>
         <w:tc>
@@ -6060,21 +6228,24 @@
               </w:rPr>
             </w:pPr>
             <w:r>
+              <w:rPr>
+                <w:sz w:val="24"/>
+              </w:rPr>
               <mc:AlternateContent>
                 <mc:Choice Requires="wpg">
                   <w:drawing>
-                    <wp:anchor distT="0" distB="0" distL="114300" distR="114300" simplePos="0" relativeHeight="251664384" behindDoc="0" locked="0" layoutInCell="1" allowOverlap="1">
+                    <wp:anchor distT="0" distB="0" distL="114300" distR="114300" simplePos="0" relativeHeight="251666432" behindDoc="0" locked="0" layoutInCell="1" allowOverlap="1">
                       <wp:simplePos x="0" y="0"/>
                       <wp:positionH relativeFrom="column">
-                        <wp:posOffset>-17780</wp:posOffset>
+                        <wp:posOffset>-59690</wp:posOffset>
                       </wp:positionH>
                       <wp:positionV relativeFrom="paragraph">
-                        <wp:posOffset>-485775</wp:posOffset>
+                        <wp:posOffset>-527685</wp:posOffset>
                       </wp:positionV>
-                      <wp:extent cx="3196590" cy="1442720"/>
-                      <wp:effectExtent l="0" t="0" r="3810" b="5080"/>
+                      <wp:extent cx="3114040" cy="1442720"/>
+                      <wp:effectExtent l="0" t="0" r="10160" b="5080"/>
                       <wp:wrapNone/>
-                      <wp:docPr id="105" name="组合 105"/>
+                      <wp:docPr id="38" name="组合 38"/>
                       <wp:cNvGraphicFramePr/>
                       <a:graphic xmlns:a="http://schemas.openxmlformats.org/drawingml/2006/main">
                         <a:graphicData uri="http://schemas.microsoft.com/office/word/2010/wordprocessingGroup">
@@ -6083,91 +6254,14 @@
                             <wpg:grpSpPr>
                               <a:xfrm>
                                 <a:off x="0" y="0"/>
-                                <a:ext cx="3196590" cy="1442720"/>
-                                <a:chOff x="19087" y="960"/>
-                                <a:chExt cx="5034" cy="2272"/>
+                                <a:ext cx="3114040" cy="1442720"/>
+                                <a:chOff x="17862" y="41199"/>
+                                <a:chExt cx="4904" cy="2272"/>
                               </a:xfrm>
                             </wpg:grpSpPr>
-                            <wpg:grpSp>
-                              <wpg:cNvPr id="106" name="组合 15"/>
-                              <wpg:cNvGrpSpPr/>
-                              <wpg:grpSpPr>
-                                <a:xfrm>
-                                  <a:off x="19087" y="1459"/>
-                                  <a:ext cx="4523" cy="714"/>
-                                  <a:chOff x="12357" y="7666"/>
-                                  <a:chExt cx="4523" cy="714"/>
-                                </a:xfrm>
-                              </wpg:grpSpPr>
-                              <pic:pic xmlns:pic="http://schemas.openxmlformats.org/drawingml/2006/picture">
-                                <pic:nvPicPr>
-                                  <pic:cNvPr id="22" name="图片 59" descr="图片1"/>
-                                  <pic:cNvPicPr>
-                                    <a:picLocks noChangeAspect="1"/>
-                                  </pic:cNvPicPr>
-                                </pic:nvPicPr>
-                                <pic:blipFill>
-                                  <a:blip r:embed="rId13">
-                                    <a:biLevel thresh="50000"/>
-                                  </a:blip>
-                                  <a:srcRect l="7865" t="11797" r="5322" b="19074"/>
-                                  <a:stretch>
-                                    <a:fillRect/>
-                                  </a:stretch>
-                                </pic:blipFill>
-                                <pic:spPr>
-                                  <a:xfrm>
-                                    <a:off x="12357" y="7738"/>
-                                    <a:ext cx="1468" cy="627"/>
-                                  </a:xfrm>
-                                  <a:prstGeom prst="rect">
-                                    <a:avLst/>
-                                  </a:prstGeom>
-                                  <a:noFill/>
-                                </pic:spPr>
-                              </pic:pic>
-                              <pic:pic xmlns:pic="http://schemas.openxmlformats.org/drawingml/2006/picture">
-                                <pic:nvPicPr>
-                                  <pic:cNvPr id="19" name="图片 14" descr="微信图片_20220215110121"/>
-                                  <pic:cNvPicPr>
-                                    <a:picLocks noChangeAspect="1"/>
-                                  </pic:cNvPicPr>
-                                </pic:nvPicPr>
-                                <pic:blipFill>
-                                  <a:blip r:embed="rId10">
-                                    <a:clrChange>
-                                      <a:clrFrom>
-                                        <a:srgbClr val="A09D98">
-                                          <a:alpha val="100000"/>
-                                        </a:srgbClr>
-                                      </a:clrFrom>
-                                      <a:clrTo>
-                                        <a:srgbClr val="A09D98">
-                                          <a:alpha val="100000"/>
-                                          <a:alpha val="0"/>
-                                        </a:srgbClr>
-                                      </a:clrTo>
-                                    </a:clrChange>
-                                    <a:biLevel thresh="50000"/>
-                                  </a:blip>
-                                  <a:stretch>
-                                    <a:fillRect/>
-                                  </a:stretch>
-                                </pic:blipFill>
-                                <pic:spPr>
-                                  <a:xfrm>
-                                    <a:off x="15646" y="7666"/>
-                                    <a:ext cx="1234" cy="715"/>
-                                  </a:xfrm>
-                                  <a:prstGeom prst="rect">
-                                    <a:avLst/>
-                                  </a:prstGeom>
-                                </pic:spPr>
-                              </pic:pic>
-                            </wpg:grpSp>
                             <pic:pic xmlns:pic="http://schemas.openxmlformats.org/drawingml/2006/picture">
                               <pic:nvPicPr>
-                                <pic:cNvPr id="107" name="图片 23"/>
+                                <pic:cNvPr id="7" name="图片 23"/>
                                 <pic:cNvPicPr>
                                   <a:picLocks noChangeAspect="1" noChangeArrowheads="1"/>
                                 </pic:cNvPicPr>
@@ -6187,7 +6281,7 @@
                               </pic:blipFill>
                               <pic:spPr>
                                 <a:xfrm>
-                                  <a:off x="21849" y="960"/>
+                                  <a:off x="20494" y="41199"/>
                                   <a:ext cx="2273" cy="2273"/>
                                 </a:xfrm>
                                 <a:prstGeom prst="rect">
@@ -6199,6 +6293,86 @@
                                 </a:ln>
                               </pic:spPr>
                             </pic:pic>
+                            <wpg:grpSp>
+                              <wpg:cNvPr id="39" name="组合 23"/>
+                              <wpg:cNvGrpSpPr/>
+                              <wpg:grpSpPr>
+                                <a:xfrm>
+                                  <a:off x="17862" y="41843"/>
+                                  <a:ext cx="4208" cy="652"/>
+                                  <a:chOff x="17862" y="41843"/>
+                                  <a:chExt cx="4208" cy="652"/>
+                                </a:xfrm>
+                              </wpg:grpSpPr>
+                              <pic:pic xmlns:pic="http://schemas.openxmlformats.org/drawingml/2006/picture">
+                                <pic:nvPicPr>
+                                  <pic:cNvPr id="22" name="图片 59" descr="图片1"/>
+                                  <pic:cNvPicPr>
+                                    <a:picLocks noChangeAspect="1"/>
+                                  </pic:cNvPicPr>
+                                </pic:nvPicPr>
+                                <pic:blipFill>
+                                  <a:blip r:embed="rId14">
+                                    <a:biLevel thresh="50000"/>
+                                  </a:blip>
+                                  <a:srcRect l="7865" t="11797" r="5322" b="19074"/>
+                                  <a:stretch>
+                                    <a:fillRect/>
+                                  </a:stretch>
+                                </pic:blipFill>
+                                <pic:spPr>
+                                  <a:xfrm>
+                                    <a:off x="17862" y="41869"/>
+                                    <a:ext cx="1468" cy="627"/>
+                                  </a:xfrm>
+                                  <a:prstGeom prst="rect">
+                                    <a:avLst/>
+                                  </a:prstGeom>
+                                  <a:noFill/>
+                                </pic:spPr>
+                              </pic:pic>
+                              <pic:pic xmlns:pic="http://schemas.openxmlformats.org/drawingml/2006/picture">
+                                <pic:nvPicPr>
+                                  <pic:cNvPr id="21" name="图片 29" descr="IMG_256"/>
+                                  <pic:cNvPicPr>
+                                    <a:picLocks noChangeAspect="1"/>
+                                  </pic:cNvPicPr>
+                                </pic:nvPicPr>
+                                <pic:blipFill>
+                                  <a:blip r:embed="rId10">
+                                    <a:clrChange>
+                                      <a:clrFrom>
+                                        <a:srgbClr val="FFFFFF">
+                                          <a:alpha val="100000"/>
+                                        </a:srgbClr>
+                                      </a:clrFrom>
+                                      <a:clrTo>
+                                        <a:srgbClr val="FFFFFF">
+                                          <a:alpha val="100000"/>
+                                          <a:alpha val="0"/>
+                                        </a:srgbClr>
+                                      </a:clrTo>
+                                    </a:clrChange>
+                                  </a:blip>
+                                  <a:stretch>
+                                    <a:fillRect/>
+                                  </a:stretch>
+                                </pic:blipFill>
+                                <pic:spPr>
+                                  <a:xfrm>
+                                    <a:off x="21096" y="41843"/>
+                                    <a:ext cx="975" cy="570"/>
+                                  </a:xfrm>
+                                  <a:prstGeom prst="rect">
+                                    <a:avLst/>
+                                  </a:prstGeom>
+                                  <a:noFill/>
+                                  <a:ln w="9525">
+                                    <a:noFill/>
+                                  </a:ln>
+                                </pic:spPr>
+                              </pic:pic>
+                            </wpg:grpSp>
                           </wpg:wgp>
                         </a:graphicData>
                       </a:graphic>
@@ -6207,29 +6381,29 @@
                 </mc:Choice>
                 <mc:Fallback>
                   <w:pict>
-                    <v:group id="_x0000_s1026" o:spid="_x0000_s1026" o:spt="203" style="position:absolute;left:0pt;margin-left:-1.4pt;margin-top:-38.25pt;height:113.6pt;width:251.7pt;z-index:251664384;mso-width-relative:page;mso-height-relative:page;" coordorigin="19087,960" coordsize="5034,2272" o:gfxdata="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">
+                    <v:group id="_x0000_s1026" o:spid="_x0000_s1026" o:spt="203" style="position:absolute;left:0pt;margin-left:-4.7pt;margin-top:-41.55pt;height:113.6pt;width:245.2pt;z-index:251666432;mso-width-relative:page;mso-height-relative:page;" coordorigin="17862,41199" coordsize="4904,2272" o:gfxdata="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">
                       <o:lock v:ext="edit" aspectratio="f"/>
-                      <v:group id="组合 15" o:spid="_x0000_s1026" o:spt="203" style="position:absolute;left:19087;top:1459;height:714;width:4523;" coordorigin="12357,7666" coordsize="4523,714" o:gfxdata="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">
-                        <o:lock v:ext="edit" aspectratio="f"/>
-                        <v:shape id="图片 59" o:spid="_x0000_s1026" o:spt="75" alt="图片1" type="#_x0000_t75" style="position:absolute;left:12357;top:7738;height:627;width:1468;" filled="f" o:preferrelative="t" stroked="f" coordsize="21600,21600" o:gfxdata="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">
-                          <v:fill on="f" focussize="0,0"/>
-                          <v:stroke on="f"/>
-                          <v:imagedata r:id="rId13" cropleft="5154f" croptop="7731f" cropright="3488f" cropbottom="12500f" grayscale="t" bilevel="t" o:title=""/>
-                          <o:lock v:ext="edit" aspectratio="t"/>
-                        </v:shape>
-                        <v:shape id="图片 14" o:spid="_x0000_s1026" o:spt="75" alt="微信图片_20220215110121" type="#_x0000_t75" style="position:absolute;left:15646;top:7666;height:715;width:1234;" filled="f" o:preferrelative="t" stroked="f" coordsize="21600,21600" o:gfxdata="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">
-                          <v:fill on="f" focussize="0,0"/>
-                          <v:stroke on="f"/>
-                          <v:imagedata r:id="rId10" grayscale="t" bilevel="t" chromakey="#A09D98" o:title=""/>
-                          <o:lock v:ext="edit" aspectratio="t"/>
-                        </v:shape>
-                      </v:group>
-                      <v:shape id="图片 23" o:spid="_x0000_s1026" o:spt="75" type="#_x0000_t75" style="position:absolute;left:21849;top:960;height:2273;width:2273;" filled="f" o:preferrelative="t" stroked="f" coordsize="21600,21600" o:gfxdata="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">
+                      <v:shape id="图片 23" o:spid="_x0000_s1026" o:spt="75" type="#_x0000_t75" style="position:absolute;left:20494;top:41199;height:2273;width:2273;" filled="f" o:preferrelative="t" stroked="f" coordsize="21600,21600" o:gfxdata="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">
                         <v:fill on="f" focussize="0,0"/>
                         <v:stroke on="f"/>
                         <v:imagedata r:id="rId12" o:title=""/>
                         <o:lock v:ext="edit" aspectratio="t"/>
                       </v:shape>
+                      <v:group id="组合 23" o:spid="_x0000_s1026" o:spt="203" style="position:absolute;left:17862;top:41843;height:652;width:4208;" coordorigin="17862,41843" coordsize="4208,652" o:gfxdata="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">
+                        <o:lock v:ext="edit" aspectratio="f"/>
+                        <v:shape id="图片 59" o:spid="_x0000_s1026" o:spt="75" alt="图片1" type="#_x0000_t75" style="position:absolute;left:17862;top:41869;height:627;width:1468;" filled="f" o:preferrelative="t" stroked="f" coordsize="21600,21600" o:gfxdata="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">
+                          <v:fill on="f" focussize="0,0"/>
+                          <v:stroke on="f"/>
+                          <v:imagedata r:id="rId14" cropleft="5154f" croptop="7731f" cropright="3488f" cropbottom="12500f" grayscale="t" bilevel="t" o:title=""/>
+                          <o:lock v:ext="edit" aspectratio="t"/>
+                        </v:shape>
+                        <v:shape id="图片 29" o:spid="_x0000_s1026" o:spt="75" alt="IMG_256" type="#_x0000_t75" style="position:absolute;left:21096;top:41843;height:570;width:975;" filled="f" o:preferrelative="t" stroked="f" coordsize="21600,21600" o:gfxdata="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">
+                          <v:fill on="f" focussize="0,0"/>
+                          <v:stroke on="f"/>
+                          <v:imagedata r:id="rId10" chromakey="#FFFFFF" o:title=""/>
+                          <o:lock v:ext="edit" aspectratio="t"/>
+                        </v:shape>
+                      </v:group>
                     </v:group>
                   </w:pict>
                 </mc:Fallback>
@@ -6617,10 +6791,13 @@
               </w:rPr>
             </w:pPr>
             <w:r>
+              <w:rPr>
+                <w:sz w:val="24"/>
+              </w:rPr>
               <mc:AlternateContent>
                 <mc:Choice Requires="wpg">
                   <w:drawing>
-                    <wp:anchor distT="0" distB="0" distL="114300" distR="114300" simplePos="0" relativeHeight="251665408" behindDoc="0" locked="0" layoutInCell="1" allowOverlap="1">
+                    <wp:anchor distT="0" distB="0" distL="114300" distR="114300" simplePos="0" relativeHeight="251667456" behindDoc="0" locked="0" layoutInCell="1" allowOverlap="1">
                       <wp:simplePos x="0" y="0"/>
                       <wp:positionH relativeFrom="column">
                         <wp:posOffset>12700</wp:posOffset>
@@ -6628,10 +6805,10 @@
                       <wp:positionV relativeFrom="paragraph">
                         <wp:posOffset>-514985</wp:posOffset>
                       </wp:positionV>
-                      <wp:extent cx="3143250" cy="1442720"/>
-                      <wp:effectExtent l="0" t="0" r="11430" b="5080"/>
+                      <wp:extent cx="3150235" cy="1442720"/>
+                      <wp:effectExtent l="0" t="0" r="4445" b="5080"/>
                       <wp:wrapNone/>
-                      <wp:docPr id="108" name="组合 108"/>
+                      <wp:docPr id="8" name="组合 8"/>
                       <wp:cNvGraphicFramePr/>
                       <a:graphic xmlns:a="http://schemas.openxmlformats.org/drawingml/2006/main">
                         <a:graphicData uri="http://schemas.microsoft.com/office/word/2010/wordprocessingGroup">
@@ -6640,31 +6817,65 @@
                             <wpg:grpSpPr>
                               <a:xfrm>
                                 <a:off x="0" y="0"/>
-                                <a:ext cx="3143250" cy="1442720"/>
-                                <a:chOff x="19315" y="2640"/>
-                                <a:chExt cx="4950" cy="2272"/>
+                                <a:ext cx="3150235" cy="1442720"/>
+                                <a:chOff x="17976" y="42945"/>
+                                <a:chExt cx="4961" cy="2272"/>
                               </a:xfrm>
                             </wpg:grpSpPr>
+                            <pic:pic xmlns:pic="http://schemas.openxmlformats.org/drawingml/2006/picture">
+                              <pic:nvPicPr>
+                                <pic:cNvPr id="9" name="图片 25"/>
+                                <pic:cNvPicPr>
+                                  <a:picLocks noChangeAspect="1" noChangeArrowheads="1"/>
+                                </pic:cNvPicPr>
+                              </pic:nvPicPr>
+                              <pic:blipFill>
+                                <a:blip r:embed="rId12">
+                                  <a:extLst>
+                                    <a:ext uri="{28A0092B-C50C-407E-A947-70E740481C1C}">
+                                      <a14:useLocalDpi xmlns:a14="http://schemas.microsoft.com/office/drawing/2010/main" val="0"/>
+                                    </a:ext>
+                                  </a:extLst>
+                                </a:blip>
+                                <a:srcRect/>
+                                <a:stretch>
+                                  <a:fillRect/>
+                                </a:stretch>
+                              </pic:blipFill>
+                              <pic:spPr>
+                                <a:xfrm>
+                                  <a:off x="20665" y="42945"/>
+                                  <a:ext cx="2273" cy="2273"/>
+                                </a:xfrm>
+                                <a:prstGeom prst="rect">
+                                  <a:avLst/>
+                                </a:prstGeom>
+                                <a:noFill/>
+                                <a:ln>
+                                  <a:noFill/>
+                                </a:ln>
+                              </pic:spPr>
+                            </pic:pic>
                             <wpg:grpSp>
-                              <wpg:cNvPr id="109" name="组合 22"/>
+                              <wpg:cNvPr id="41" name="组合 27"/>
                               <wpg:cNvGrpSpPr/>
                               <wpg:grpSpPr>
                                 <a:xfrm>
-                                  <a:off x="19315" y="3174"/>
-                                  <a:ext cx="4415" cy="714"/>
-                                  <a:chOff x="12525" y="9562"/>
-                                  <a:chExt cx="4415" cy="714"/>
+                                  <a:off x="17976" y="43614"/>
+                                  <a:ext cx="4551" cy="626"/>
+                                  <a:chOff x="17976" y="43614"/>
+                                  <a:chExt cx="4551" cy="626"/>
                                 </a:xfrm>
                               </wpg:grpSpPr>
                               <pic:pic xmlns:pic="http://schemas.openxmlformats.org/drawingml/2006/picture">
                                 <pic:nvPicPr>
-                                  <pic:cNvPr id="110" name="图片 29" descr="IMG_256"/>
+                                  <pic:cNvPr id="10" name="图片 29" descr="IMG_256"/>
                                   <pic:cNvPicPr>
                                     <a:picLocks noChangeAspect="1"/>
                                   </pic:cNvPicPr>
                                 </pic:nvPicPr>
                                 <pic:blipFill>
-                                  <a:blip r:embed="rId14">
+                                  <a:blip r:embed="rId10">
                                     <a:clrChange>
                                       <a:clrFrom>
                                         <a:srgbClr val="FFFFFF">
@@ -6685,7 +6896,7 @@
                                 </pic:blipFill>
                                 <pic:spPr>
                                   <a:xfrm>
-                                    <a:off x="12525" y="9698"/>
+                                    <a:off x="17976" y="43615"/>
                                     <a:ext cx="975" cy="570"/>
                                   </a:xfrm>
                                   <a:prstGeom prst="rect">
@@ -6699,77 +6910,32 @@
                               </pic:pic>
                               <pic:pic xmlns:pic="http://schemas.openxmlformats.org/drawingml/2006/picture">
                                 <pic:nvPicPr>
-                                  <pic:cNvPr id="29" name="图片 20" descr="微信图片_20220215110121"/>
+                                  <pic:cNvPr id="26" name="图片 59" descr="图片1"/>
                                   <pic:cNvPicPr>
                                     <a:picLocks noChangeAspect="1"/>
                                   </pic:cNvPicPr>
                                 </pic:nvPicPr>
                                 <pic:blipFill>
-                                  <a:blip r:embed="rId10">
-                                    <a:clrChange>
-                                      <a:clrFrom>
-                                        <a:srgbClr val="A09D98">
-                                          <a:alpha val="100000"/>
-                                        </a:srgbClr>
-                                      </a:clrFrom>
-                                      <a:clrTo>
-                                        <a:srgbClr val="A09D98">
-                                          <a:alpha val="100000"/>
-                                          <a:alpha val="0"/>
-                                        </a:srgbClr>
-                                      </a:clrTo>
-                                    </a:clrChange>
+                                  <a:blip r:embed="rId14">
                                     <a:biLevel thresh="50000"/>
                                   </a:blip>
+                                  <a:srcRect l="7865" t="11797" r="5322" b="19074"/>
                                   <a:stretch>
                                     <a:fillRect/>
                                   </a:stretch>
                                 </pic:blipFill>
                                 <pic:spPr>
                                   <a:xfrm>
-                                    <a:off x="15706" y="9562"/>
-                                    <a:ext cx="1234" cy="715"/>
+                                    <a:off x="21059" y="43614"/>
+                                    <a:ext cx="1468" cy="627"/>
                                   </a:xfrm>
                                   <a:prstGeom prst="rect">
                                     <a:avLst/>
                                   </a:prstGeom>
+                                  <a:noFill/>
                                 </pic:spPr>
                               </pic:pic>
                             </wpg:grpSp>
-                            <pic:pic xmlns:pic="http://schemas.openxmlformats.org/drawingml/2006/picture">
-                              <pic:nvPicPr>
-                                <pic:cNvPr id="8" name="图片 25"/>
-                                <pic:cNvPicPr>
-                                  <a:picLocks noChangeAspect="1" noChangeArrowheads="1"/>
-                                </pic:cNvPicPr>
-                              </pic:nvPicPr>
-                              <pic:blipFill>
-                                <a:blip r:embed="rId12">
-                                  <a:extLst>
-                                    <a:ext uri="{28A0092B-C50C-407E-A947-70E740481C1C}">
-                                      <a14:useLocalDpi xmlns:a14="http://schemas.microsoft.com/office/drawing/2010/main" val="0"/>
-                                    </a:ext>
-                                  </a:extLst>
-                                </a:blip>
-                                <a:srcRect/>
-                                <a:stretch>
-                                  <a:fillRect/>
-                                </a:stretch>
-                              </pic:blipFill>
-                              <pic:spPr>
-                                <a:xfrm>
-                                  <a:off x="21993" y="2640"/>
-                                  <a:ext cx="2273" cy="2273"/>
-                                </a:xfrm>
-                                <a:prstGeom prst="rect">
-                                  <a:avLst/>
-                                </a:prstGeom>
-                                <a:noFill/>
-                                <a:ln>
-                                  <a:noFill/>
-                                </a:ln>
-                              </pic:spPr>
-                            </pic:pic>
                           </wpg:wgp>
                         </a:graphicData>
                       </a:graphic>
@@ -6778,29 +6944,29 @@
                 </mc:Choice>
                 <mc:Fallback>
                   <w:pict>
-                    <v:group id="_x0000_s1026" o:spid="_x0000_s1026" o:spt="203" style="position:absolute;left:0pt;margin-left:1pt;margin-top:-40.55pt;height:113.6pt;width:247.5pt;z-index:251665408;mso-width-relative:page;mso-height-relative:page;" coordorigin="19315,2640" coordsize="4950,2272" o:gfxdata="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">
+                    <v:group id="_x0000_s1026" o:spid="_x0000_s1026" o:spt="203" style="position:absolute;left:0pt;margin-left:1pt;margin-top:-40.55pt;height:113.6pt;width:248.05pt;z-index:251667456;mso-width-relative:page;mso-height-relative:page;" coordorigin="17976,42945" coordsize="4961,2272" o:gfxdata="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">
                       <o:lock v:ext="edit" aspectratio="f"/>
-                      <v:group id="组合 22" o:spid="_x0000_s1026" o:spt="203" style="position:absolute;left:19315;top:3174;height:714;width:4415;" coordorigin="12525,9562" coordsize="4415,714" o:gfxdata="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">
-                        <o:lock v:ext="edit" aspectratio="f"/>
-                        <v:shape id="图片 29" o:spid="_x0000_s1026" o:spt="75" alt="IMG_256" type="#_x0000_t75" style="position:absolute;left:12525;top:9698;height:570;width:975;" filled="f" o:preferrelative="t" stroked="f" coordsize="21600,21600" o:gfxdata="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">
-                          <v:fill on="f" focussize="0,0"/>
-                          <v:stroke on="f"/>
-                          <v:imagedata r:id="rId14" chromakey="#FFFFFF" o:title=""/>
-                          <o:lock v:ext="edit" aspectratio="t"/>
-                        </v:shape>
-                        <v:shape id="图片 20" o:spid="_x0000_s1026" o:spt="75" alt="微信图片_20220215110121" type="#_x0000_t75" style="position:absolute;left:15706;top:9562;height:715;width:1234;" filled="f" o:preferrelative="t" stroked="f" coordsize="21600,21600" o:gfxdata="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">
-                          <v:fill on="f" focussize="0,0"/>
-                          <v:stroke on="f"/>
-                          <v:imagedata r:id="rId10" grayscale="t" bilevel="t" chromakey="#A09D98" o:title=""/>
-                          <o:lock v:ext="edit" aspectratio="t"/>
-                        </v:shape>
-                      </v:group>
-                      <v:shape id="图片 25" o:spid="_x0000_s1026" o:spt="75" type="#_x0000_t75" style="position:absolute;left:21993;top:2640;height:2273;width:2273;" filled="f" o:preferrelative="t" stroked="f" coordsize="21600,21600" o:gfxdata="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">
+                      <v:shape id="图片 25" o:spid="_x0000_s1026" o:spt="75" type="#_x0000_t75" style="position:absolute;left:20665;top:42945;height:2273;width:2273;" filled="f" o:preferrelative="t" stroked="f" coordsize="21600,21600" o:gfxdata="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">
                         <v:fill on="f" focussize="0,0"/>
                         <v:stroke on="f"/>
                         <v:imagedata r:id="rId12" o:title=""/>
                         <o:lock v:ext="edit" aspectratio="t"/>
                       </v:shape>
+                      <v:group id="组合 27" o:spid="_x0000_s1026" o:spt="203" style="position:absolute;left:17976;top:43614;height:626;width:4551;" coordorigin="17976,43614" coordsize="4551,626" o:gfxdata="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">
+                        <o:lock v:ext="edit" aspectratio="f"/>
+                        <v:shape id="图片 29" o:spid="_x0000_s1026" o:spt="75" alt="IMG_256" type="#_x0000_t75" style="position:absolute;left:17976;top:43615;height:570;width:975;" filled="f" o:preferrelative="t" stroked="f" coordsize="21600,21600" o:gfxdata="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">
+                          <v:fill on="f" focussize="0,0"/>
+                          <v:stroke on="f"/>
+                          <v:imagedata r:id="rId10" chromakey="#FFFFFF" o:title=""/>
+                          <o:lock v:ext="edit" aspectratio="t"/>
+                        </v:shape>
+                        <v:shape id="图片 59" o:spid="_x0000_s1026" o:spt="75" alt="图片1" type="#_x0000_t75" style="position:absolute;left:21059;top:43614;height:627;width:1468;" filled="f" o:preferrelative="t" stroked="f" coordsize="21600,21600" o:gfxdata="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">
+                          <v:fill on="f" focussize="0,0"/>
+                          <v:stroke on="f"/>
+                          <v:imagedata r:id="rId14" cropleft="5154f" croptop="7731f" cropright="3488f" cropbottom="12500f" grayscale="t" bilevel="t" o:title=""/>
+                          <o:lock v:ext="edit" aspectratio="t"/>
+                        </v:shape>
+                      </v:group>
                     </v:group>
                   </w:pict>
                 </mc:Fallback>
@@ -7243,6 +7409,14 @@
         </w:tc>
       </w:tr>
       <w:tr>
+        <w:tblPrEx>
+          <w:tblCellMar>
+            <w:top w:w="0" w:type="dxa"/>
+            <w:left w:w="0" w:type="dxa"/>
+            <w:bottom w:w="0" w:type="dxa"/>
+            <w:right w:w="0" w:type="dxa"/>
+          </w:tblCellMar>
+        </w:tblPrEx>
         <w:trPr>
           <w:trHeight w:val="457" w:hRule="exact"/>
           <w:jc w:val="right"/>
@@ -7554,197 +7728,6 @@
                 <w:szCs w:val="24"/>
               </w:rPr>
             </w:pPr>
-            <w:r>
-              <mc:AlternateContent>
-                <mc:Choice Requires="wpg">
-                  <w:drawing>
-                    <wp:anchor distT="0" distB="0" distL="114300" distR="114300" simplePos="0" relativeHeight="251666432" behindDoc="0" locked="0" layoutInCell="1" allowOverlap="1">
-                      <wp:simplePos x="0" y="0"/>
-                      <wp:positionH relativeFrom="column">
-                        <wp:posOffset>111760</wp:posOffset>
-                      </wp:positionH>
-                      <wp:positionV relativeFrom="paragraph">
-                        <wp:posOffset>-577215</wp:posOffset>
-                      </wp:positionV>
-                      <wp:extent cx="3059430" cy="1442720"/>
-                      <wp:effectExtent l="0" t="0" r="3810" b="5080"/>
-                      <wp:wrapNone/>
-                      <wp:docPr id="114" name="组合 114"/>
-                      <wp:cNvGraphicFramePr/>
-                      <a:graphic xmlns:a="http://schemas.openxmlformats.org/drawingml/2006/main">
-                        <a:graphicData uri="http://schemas.microsoft.com/office/word/2010/wordprocessingGroup">
-                          <wpg:wgp>
-                            <wpg:cNvGrpSpPr/>
-                            <wpg:grpSpPr>
-                              <a:xfrm>
-                                <a:off x="0" y="0"/>
-                                <a:ext cx="3059430" cy="1442720"/>
-                                <a:chOff x="19399" y="6180"/>
-                                <a:chExt cx="4818" cy="2272"/>
-                              </a:xfrm>
-                            </wpg:grpSpPr>
-                            <wpg:grpSp>
-                              <wpg:cNvPr id="115" name="组合 34"/>
-                              <wpg:cNvGrpSpPr/>
-                              <wpg:grpSpPr>
-                                <a:xfrm>
-                                  <a:off x="19399" y="6701"/>
-                                  <a:ext cx="4343" cy="988"/>
-                                  <a:chOff x="12609" y="13215"/>
-                                  <a:chExt cx="4343" cy="988"/>
-                                </a:xfrm>
-                              </wpg:grpSpPr>
-                              <pic:pic xmlns:pic="http://schemas.openxmlformats.org/drawingml/2006/picture">
-                                <pic:nvPicPr>
-                                  <pic:cNvPr id="50" name="图片 1" descr="IMG_256"/>
-                                  <pic:cNvPicPr>
-                                    <a:picLocks noChangeAspect="1"/>
-                                  </pic:cNvPicPr>
-                                </pic:nvPicPr>
-                                <pic:blipFill>
-                                  <a:blip r:embed="rId15">
-                                    <a:clrChange>
-                                      <a:clrFrom>
-                                        <a:srgbClr val="AAA9A5">
-                                          <a:alpha val="100000"/>
-                                        </a:srgbClr>
-                                      </a:clrFrom>
-                                      <a:clrTo>
-                                        <a:srgbClr val="AAA9A5">
-                                          <a:alpha val="100000"/>
-                                          <a:alpha val="0"/>
-                                        </a:srgbClr>
-                                      </a:clrTo>
-                                    </a:clrChange>
-                                  </a:blip>
-                                  <a:srcRect l="27431" t="30452" r="31962" b="18126"/>
-                                  <a:stretch>
-                                    <a:fillRect/>
-                                  </a:stretch>
-                                </pic:blipFill>
-                                <pic:spPr>
-                                  <a:xfrm>
-                                    <a:off x="12609" y="13215"/>
-                                    <a:ext cx="781" cy="989"/>
-                                  </a:xfrm>
-                                  <a:prstGeom prst="rect">
-                                    <a:avLst/>
-                                  </a:prstGeom>
-                                  <a:noFill/>
-                                  <a:ln w="9525">
-                                    <a:noFill/>
-                                  </a:ln>
-                                </pic:spPr>
-                              </pic:pic>
-                              <pic:pic xmlns:pic="http://schemas.openxmlformats.org/drawingml/2006/picture">
-                                <pic:nvPicPr>
-                                  <pic:cNvPr id="116" name="图片 31" descr="微信图片_20220215110121"/>
-                                  <pic:cNvPicPr>
-                                    <a:picLocks noChangeAspect="1"/>
-                                  </pic:cNvPicPr>
-                                </pic:nvPicPr>
-                                <pic:blipFill>
-                                  <a:blip r:embed="rId10">
-                                    <a:clrChange>
-                                      <a:clrFrom>
-                                        <a:srgbClr val="A09D98">
-                                          <a:alpha val="100000"/>
-                                        </a:srgbClr>
-                                      </a:clrFrom>
-                                      <a:clrTo>
-                                        <a:srgbClr val="A09D98">
-                                          <a:alpha val="100000"/>
-                                          <a:alpha val="0"/>
-                                        </a:srgbClr>
-                                      </a:clrTo>
-                                    </a:clrChange>
-                                    <a:biLevel thresh="50000"/>
-                                  </a:blip>
-                                  <a:stretch>
-                                    <a:fillRect/>
-                                  </a:stretch>
-                                </pic:blipFill>
-                                <pic:spPr>
-                                  <a:xfrm>
-                                    <a:off x="15718" y="13246"/>
-                                    <a:ext cx="1234" cy="715"/>
-                                  </a:xfrm>
-                                  <a:prstGeom prst="rect">
-                                    <a:avLst/>
-                                  </a:prstGeom>
-                                </pic:spPr>
-                              </pic:pic>
-                            </wpg:grpSp>
-                            <pic:pic xmlns:pic="http://schemas.openxmlformats.org/drawingml/2006/picture">
-                              <pic:nvPicPr>
-                                <pic:cNvPr id="117" name="图片 32"/>
-                                <pic:cNvPicPr>
-                                  <a:picLocks noChangeAspect="1" noChangeArrowheads="1"/>
-                                </pic:cNvPicPr>
-                              </pic:nvPicPr>
-                              <pic:blipFill>
-                                <a:blip r:embed="rId12">
-                                  <a:extLst>
-                                    <a:ext uri="{28A0092B-C50C-407E-A947-70E740481C1C}">
-                                      <a14:useLocalDpi xmlns:a14="http://schemas.microsoft.com/office/drawing/2010/main" val="0"/>
-                                    </a:ext>
-                                  </a:extLst>
-                                </a:blip>
-                                <a:srcRect/>
-                                <a:stretch>
-                                  <a:fillRect/>
-                                </a:stretch>
-                              </pic:blipFill>
-                              <pic:spPr>
-                                <a:xfrm>
-                                  <a:off x="21945" y="6180"/>
-                                  <a:ext cx="2273" cy="2273"/>
-                                </a:xfrm>
-                                <a:prstGeom prst="rect">
-                                  <a:avLst/>
-                                </a:prstGeom>
-                                <a:noFill/>
-                                <a:ln>
-                                  <a:noFill/>
-                                </a:ln>
-                              </pic:spPr>
-                            </pic:pic>
-                          </wpg:wgp>
-                        </a:graphicData>
-                      </a:graphic>
-                    </wp:anchor>
-                  </w:drawing>
-                </mc:Choice>
-                <mc:Fallback>
-                  <w:pict>
-                    <v:group id="_x0000_s1026" o:spid="_x0000_s1026" o:spt="203" style="position:absolute;left:0pt;margin-left:8.8pt;margin-top:-45.45pt;height:113.6pt;width:240.9pt;z-index:251666432;mso-width-relative:page;mso-height-relative:page;" coordorigin="19399,6180" coordsize="4818,2272" o:gfxdata="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">
-                      <o:lock v:ext="edit" aspectratio="f"/>
-                      <v:group id="组合 34" o:spid="_x0000_s1026" o:spt="203" style="position:absolute;left:19399;top:6701;height:988;width:4343;" coordorigin="12609,13215" coordsize="4343,988" o:gfxdata="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">
-                        <o:lock v:ext="edit" aspectratio="f"/>
-                        <v:shape id="图片 1" o:spid="_x0000_s1026" o:spt="75" alt="IMG_256" type="#_x0000_t75" style="position:absolute;left:12609;top:13215;height:989;width:781;" filled="f" o:preferrelative="t" stroked="f" coordsize="21600,21600" o:gfxdata="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">
-                          <v:fill on="f" focussize="0,0"/>
-                          <v:stroke on="f"/>
-                          <v:imagedata r:id="rId15" cropleft="17977f" croptop="19957f" cropright="20947f" cropbottom="11879f" chromakey="#AAA9A5" o:title=""/>
-                          <o:lock v:ext="edit" aspectratio="t"/>
-                        </v:shape>
-                        <v:shape id="图片 31" o:spid="_x0000_s1026" o:spt="75" alt="微信图片_20220215110121" type="#_x0000_t75" style="position:absolute;left:15718;top:13246;height:715;width:1234;" filled="f" o:preferrelative="t" stroked="f" coordsize="21600,21600" o:gfxdata="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">
-                          <v:fill on="f" focussize="0,0"/>
-                          <v:stroke on="f"/>
-                          <v:imagedata r:id="rId10" grayscale="t" bilevel="t" chromakey="#A09D98" o:title=""/>
-                          <o:lock v:ext="edit" aspectratio="t"/>
-                        </v:shape>
-                      </v:group>
-                      <v:shape id="图片 32" o:spid="_x0000_s1026" o:spt="75" type="#_x0000_t75" style="position:absolute;left:21945;top:6180;height:2273;width:2273;" filled="f" o:preferrelative="t" stroked="f" coordsize="21600,21600" o:gfxdata="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">
-                        <v:fill on="f" focussize="0,0"/>
-                        <v:stroke on="f"/>
-                        <v:imagedata r:id="rId12" o:title=""/>
-                        <o:lock v:ext="edit" aspectratio="t"/>
-                      </v:shape>
-                    </v:group>
-                  </w:pict>
-                </mc:Fallback>
-              </mc:AlternateContent>
-            </w:r>
           </w:p>
         </w:tc>
         <w:tc>
@@ -8044,22 +8027,22 @@
       <w:bookmarkStart w:id="37" w:name="_Toc18428"/>
       <w:bookmarkStart w:id="38" w:name="_Toc149832729"/>
       <w:bookmarkStart w:id="39" w:name="_Toc31425"/>
-      <w:bookmarkStart w:id="40" w:name="_Toc6237"/>
-      <w:bookmarkStart w:id="41" w:name="_Toc22132"/>
-      <w:bookmarkStart w:id="42" w:name="_Toc19898_WPSOffice_Level1"/>
-      <w:bookmarkStart w:id="43" w:name="_Toc2781"/>
-      <w:bookmarkStart w:id="44" w:name="_Toc2866"/>
+      <w:bookmarkStart w:id="40" w:name="_Toc2866"/>
+      <w:bookmarkStart w:id="41" w:name="_Toc19898_WPSOffice_Level1"/>
+      <w:bookmarkStart w:id="42" w:name="_Toc20136_WPSOffice_Level1"/>
+      <w:bookmarkStart w:id="43" w:name="_Toc6237"/>
+      <w:bookmarkStart w:id="44" w:name="_Toc22132"/>
       <w:bookmarkStart w:id="45" w:name="_Toc24235"/>
-      <w:bookmarkStart w:id="46" w:name="_Toc20136_WPSOffice_Level1"/>
+      <w:bookmarkStart w:id="46" w:name="_Toc2781"/>
       <w:bookmarkStart w:id="47" w:name="_Toc107825550"/>
-      <w:bookmarkStart w:id="48" w:name="_Toc11015_WPSOffice_Level2"/>
-      <w:bookmarkStart w:id="49" w:name="_Toc18062_WPSOffice_Level2"/>
-      <w:bookmarkStart w:id="50" w:name="_Toc9088"/>
-      <w:bookmarkStart w:id="51" w:name="_Toc23375"/>
-      <w:bookmarkStart w:id="52" w:name="_Toc5728"/>
-      <w:bookmarkStart w:id="53" w:name="_Toc15063"/>
-      <w:bookmarkStart w:id="54" w:name="_Toc107825552"/>
-      <w:bookmarkStart w:id="55" w:name="_Toc27379"/>
+      <w:bookmarkStart w:id="48" w:name="_Toc18062_WPSOffice_Level2"/>
+      <w:bookmarkStart w:id="49" w:name="_Toc27379"/>
+      <w:bookmarkStart w:id="50" w:name="_Toc11015_WPSOffice_Level2"/>
+      <w:bookmarkStart w:id="51" w:name="_Toc5728"/>
+      <w:bookmarkStart w:id="52" w:name="_Toc23375"/>
+      <w:bookmarkStart w:id="53" w:name="_Toc107825552"/>
+      <w:bookmarkStart w:id="54" w:name="_Toc9088"/>
+      <w:bookmarkStart w:id="55" w:name="_Toc15063"/>
       <w:r>
         <w:rPr>
           <w:rFonts w:hint="eastAsia"/>
@@ -9768,10 +9751,10 @@
           <w:lang w:eastAsia="zh-CN"/>
         </w:rPr>
       </w:pPr>
-      <w:bookmarkStart w:id="57" w:name="_Toc149826007"/>
+      <w:bookmarkStart w:id="57" w:name="_Toc26774"/>
       <w:bookmarkStart w:id="58" w:name="_Toc149832732"/>
       <w:bookmarkStart w:id="59" w:name="_Toc13052"/>
-      <w:bookmarkStart w:id="60" w:name="_Toc26774"/>
+      <w:bookmarkStart w:id="60" w:name="_Toc149826007"/>
       <w:r>
         <w:rPr>
           <w:rFonts w:hint="eastAsia"/>
@@ -12251,12 +12234,6 @@
             <w:insideH w:val="single" w:color="A4A4A4" w:sz="4" w:space="0"/>
             <w:insideV w:val="single" w:color="A4A4A4" w:sz="4" w:space="0"/>
           </w:tblBorders>
-          <w:tblCellMar>
-            <w:top w:w="0" w:type="dxa"/>
-            <w:left w:w="0" w:type="dxa"/>
-            <w:bottom w:w="0" w:type="dxa"/>
-            <w:right w:w="0" w:type="dxa"/>
-          </w:tblCellMar>
         </w:tblPrEx>
         <w:trPr>
           <w:trHeight w:val="790" w:hRule="atLeast"/>
@@ -14593,10 +14570,10 @@
           <w:lang w:eastAsia="zh-CN"/>
         </w:rPr>
       </w:pPr>
-      <w:bookmarkStart w:id="61" w:name="_Toc22117"/>
-      <w:bookmarkStart w:id="62" w:name="_Toc149832733"/>
+      <w:bookmarkStart w:id="61" w:name="_Toc149832733"/>
+      <w:bookmarkStart w:id="62" w:name="_Toc8134"/>
       <w:bookmarkStart w:id="63" w:name="_Toc149826009"/>
-      <w:bookmarkStart w:id="64" w:name="_Toc8134"/>
+      <w:bookmarkStart w:id="64" w:name="_Toc22117"/>
       <w:r>
         <w:rPr>
           <w:rFonts w:hint="eastAsia"/>
@@ -15116,15 +15093,15 @@
           <w:lang w:eastAsia="zh-CN"/>
         </w:rPr>
       </w:pPr>
-      <w:bookmarkStart w:id="65" w:name="_Toc24960"/>
-      <w:bookmarkStart w:id="66" w:name="_Toc23846_WPSOffice_Level1"/>
-      <w:bookmarkStart w:id="67" w:name="_Toc25727"/>
-      <w:bookmarkStart w:id="68" w:name="_Toc23903"/>
-      <w:bookmarkStart w:id="69" w:name="_Toc29372"/>
-      <w:bookmarkStart w:id="70" w:name="_Toc32443_WPSOffice_Level1"/>
-      <w:bookmarkStart w:id="71" w:name="_Toc180"/>
-      <w:bookmarkStart w:id="72" w:name="_Toc4331_WPSOffice_Level1"/>
-      <w:bookmarkStart w:id="73" w:name="_Toc107825555"/>
+      <w:bookmarkStart w:id="65" w:name="_Toc23846_WPSOffice_Level1"/>
+      <w:bookmarkStart w:id="66" w:name="_Toc29372"/>
+      <w:bookmarkStart w:id="67" w:name="_Toc23903"/>
+      <w:bookmarkStart w:id="68" w:name="_Toc24960"/>
+      <w:bookmarkStart w:id="69" w:name="_Toc4331_WPSOffice_Level1"/>
+      <w:bookmarkStart w:id="70" w:name="_Toc107825555"/>
+      <w:bookmarkStart w:id="71" w:name="_Toc25727"/>
+      <w:bookmarkStart w:id="72" w:name="_Toc180"/>
+      <w:bookmarkStart w:id="73" w:name="_Toc32443_WPSOffice_Level1"/>
       <w:bookmarkStart w:id="74" w:name="_Toc2749"/>
       <w:r>
         <w:rPr>
@@ -15185,10 +15162,10 @@
           <w:lang w:eastAsia="zh-CN"/>
         </w:rPr>
       </w:pPr>
-      <w:bookmarkStart w:id="75" w:name="_Toc17335"/>
-      <w:bookmarkStart w:id="76" w:name="_Toc20034"/>
-      <w:bookmarkStart w:id="77" w:name="_Toc10223"/>
-      <w:bookmarkStart w:id="78" w:name="_Toc106719764"/>
+      <w:bookmarkStart w:id="75" w:name="_Toc10223"/>
+      <w:bookmarkStart w:id="76" w:name="_Toc17335"/>
+      <w:bookmarkStart w:id="77" w:name="_Toc106719764"/>
+      <w:bookmarkStart w:id="78" w:name="_Toc20034"/>
       <w:r>
         <w:rPr>
           <w:rFonts w:hint="eastAsia"/>
@@ -18257,8 +18234,8 @@
           <w:lang w:eastAsia="zh-CN"/>
         </w:rPr>
       </w:pPr>
-      <w:bookmarkStart w:id="79" w:name="_Toc26760"/>
-      <w:bookmarkStart w:id="80" w:name="_Toc2667"/>
+      <w:bookmarkStart w:id="79" w:name="_Toc2667"/>
+      <w:bookmarkStart w:id="80" w:name="_Toc26760"/>
       <w:r>
         <w:rPr>
           <w:rFonts w:hint="eastAsia"/>
@@ -19842,11 +19819,11 @@
           <w:lang w:eastAsia="zh-CN"/>
         </w:rPr>
       </w:pPr>
-      <w:bookmarkStart w:id="82" w:name="_Toc32302"/>
-      <w:bookmarkStart w:id="83" w:name="_Toc2837"/>
-      <w:bookmarkStart w:id="84" w:name="_Toc149826013"/>
-      <w:bookmarkStart w:id="85" w:name="_Toc149832737"/>
-      <w:bookmarkStart w:id="86" w:name="_Toc8516"/>
+      <w:bookmarkStart w:id="82" w:name="_Toc2837"/>
+      <w:bookmarkStart w:id="83" w:name="_Toc32302"/>
+      <w:bookmarkStart w:id="84" w:name="_Toc8516"/>
+      <w:bookmarkStart w:id="85" w:name="_Toc149826013"/>
+      <w:bookmarkStart w:id="86" w:name="_Toc149832737"/>
       <w:r>
         <w:rPr>
           <w:rFonts w:hint="eastAsia"/>
@@ -28813,21 +28790,21 @@
         <w:jc w:val="left"/>
       </w:pPr>
       <w:bookmarkStart w:id="87" w:name="_Toc21764_WPSOffice_Level1"/>
-      <w:bookmarkStart w:id="88" w:name="_Toc28240"/>
-      <w:bookmarkStart w:id="89" w:name="_Toc20571"/>
-      <w:bookmarkStart w:id="90" w:name="_Toc1707_WPSOffice_Level1"/>
-      <w:bookmarkStart w:id="91" w:name="_Toc13196_WPSOffice_Level1"/>
-      <w:bookmarkStart w:id="92" w:name="_Toc27302"/>
+      <w:bookmarkStart w:id="88" w:name="_Toc1707_WPSOffice_Level1"/>
+      <w:bookmarkStart w:id="89" w:name="_Toc27302"/>
+      <w:bookmarkStart w:id="90" w:name="_Toc13196_WPSOffice_Level1"/>
+      <w:bookmarkStart w:id="91" w:name="_Toc28240"/>
+      <w:bookmarkStart w:id="92" w:name="_Toc11294"/>
       <w:bookmarkStart w:id="93" w:name="_Toc107825561"/>
-      <w:bookmarkStart w:id="94" w:name="_Toc11294"/>
-      <w:bookmarkStart w:id="95" w:name="_Toc13698"/>
+      <w:bookmarkStart w:id="94" w:name="_Toc13698"/>
+      <w:bookmarkStart w:id="95" w:name="_Toc20571"/>
       <w:bookmarkStart w:id="96" w:name="_Toc16835"/>
-      <w:bookmarkStart w:id="97" w:name="_Toc11193_WPSOffice_Level1"/>
+      <w:bookmarkStart w:id="97" w:name="_Toc28810_WPSOffice_Level1"/>
       <w:bookmarkStart w:id="98" w:name="_Toc11812"/>
-      <w:bookmarkStart w:id="99" w:name="_Toc11896_WPSOffice_Level1"/>
-      <w:bookmarkStart w:id="100" w:name="_Toc1779"/>
-      <w:bookmarkStart w:id="101" w:name="_Toc28810_WPSOffice_Level1"/>
-      <w:bookmarkStart w:id="102" w:name="_Toc20303"/>
+      <w:bookmarkStart w:id="99" w:name="_Toc20303"/>
+      <w:bookmarkStart w:id="100" w:name="_Toc11896_WPSOffice_Level1"/>
+      <w:bookmarkStart w:id="101" w:name="_Toc11193_WPSOffice_Level1"/>
+      <w:bookmarkStart w:id="102" w:name="_Toc1779"/>
       <w:r>
         <w:rPr>
           <w:rFonts w:hint="eastAsia"/>
@@ -28858,14 +28835,14 @@
           <w:lang w:eastAsia="zh-CN"/>
         </w:rPr>
       </w:pPr>
-      <w:bookmarkStart w:id="103" w:name="_Toc28605"/>
-      <w:bookmarkStart w:id="104" w:name="_Toc32150"/>
+      <w:bookmarkStart w:id="103" w:name="_Toc3674"/>
+      <w:bookmarkStart w:id="104" w:name="_Toc28605"/>
       <w:bookmarkStart w:id="105" w:name="_Toc24085_WPSOffice_Level1"/>
-      <w:bookmarkStart w:id="106" w:name="_Toc3674"/>
-      <w:bookmarkStart w:id="107" w:name="_Toc15840_WPSOffice_Level1"/>
+      <w:bookmarkStart w:id="106" w:name="_Toc15840_WPSOffice_Level1"/>
+      <w:bookmarkStart w:id="107" w:name="_Toc32150"/>
       <w:bookmarkStart w:id="108" w:name="_Toc14255_WPSOffice_Level1"/>
-      <w:bookmarkStart w:id="109" w:name="_Toc9066"/>
-      <w:bookmarkStart w:id="110" w:name="_Toc27230"/>
+      <w:bookmarkStart w:id="109" w:name="_Toc27230"/>
+      <w:bookmarkStart w:id="110" w:name="_Toc9066"/>
       <w:bookmarkStart w:id="111" w:name="_Toc3853"/>
       <w:r>
         <w:rPr>
@@ -31199,8 +31176,8 @@
           <w:lang w:eastAsia="zh-CN"/>
         </w:rPr>
       </w:pPr>
-      <w:bookmarkStart w:id="112" w:name="_Toc30346"/>
-      <w:bookmarkStart w:id="113" w:name="_Toc14871"/>
+      <w:bookmarkStart w:id="112" w:name="_Toc14871"/>
+      <w:bookmarkStart w:id="113" w:name="_Toc30346"/>
       <w:bookmarkStart w:id="114" w:name="_Toc11406"/>
       <w:r>
         <w:rPr>
@@ -31772,26 +31749,26 @@
           <w:lang w:eastAsia="zh-CN"/>
         </w:rPr>
       </w:pPr>
-      <w:bookmarkStart w:id="115" w:name="_Toc3409"/>
-      <w:bookmarkStart w:id="116" w:name="_Toc2950"/>
+      <w:bookmarkStart w:id="115" w:name="_Toc2950"/>
+      <w:bookmarkStart w:id="116" w:name="_Toc3409"/>
       <w:bookmarkStart w:id="117" w:name="_Toc15114"/>
-      <w:bookmarkStart w:id="118" w:name="_Toc13498"/>
-      <w:bookmarkStart w:id="119" w:name="_Toc5457"/>
-      <w:bookmarkStart w:id="120" w:name="_Toc29105"/>
-      <w:bookmarkStart w:id="121" w:name="_Toc16663"/>
-      <w:bookmarkStart w:id="122" w:name="_Toc24462"/>
-      <w:bookmarkStart w:id="123" w:name="_Toc11535"/>
-      <w:bookmarkStart w:id="124" w:name="_Toc8550"/>
-      <w:bookmarkStart w:id="125" w:name="_Toc32447"/>
-      <w:bookmarkStart w:id="126" w:name="_Toc10759"/>
-      <w:bookmarkStart w:id="127" w:name="_Toc2482"/>
-      <w:bookmarkStart w:id="128" w:name="_Toc11925"/>
-      <w:bookmarkStart w:id="129" w:name="_Toc30512"/>
-      <w:bookmarkStart w:id="130" w:name="_Toc18811"/>
-      <w:bookmarkStart w:id="131" w:name="_Toc699"/>
-      <w:bookmarkStart w:id="132" w:name="_Toc28557"/>
+      <w:bookmarkStart w:id="118" w:name="_Toc32447"/>
+      <w:bookmarkStart w:id="119" w:name="_Toc16663"/>
+      <w:bookmarkStart w:id="120" w:name="_Toc8550"/>
+      <w:bookmarkStart w:id="121" w:name="_Toc13498"/>
+      <w:bookmarkStart w:id="122" w:name="_Toc5457"/>
+      <w:bookmarkStart w:id="123" w:name="_Toc24462"/>
+      <w:bookmarkStart w:id="124" w:name="_Toc28557"/>
+      <w:bookmarkStart w:id="125" w:name="_Toc11535"/>
+      <w:bookmarkStart w:id="126" w:name="_Toc30512"/>
+      <w:bookmarkStart w:id="127" w:name="_Toc10759"/>
+      <w:bookmarkStart w:id="128" w:name="_Toc699"/>
+      <w:bookmarkStart w:id="129" w:name="_Toc2482"/>
+      <w:bookmarkStart w:id="130" w:name="_Toc29105"/>
+      <w:bookmarkStart w:id="131" w:name="_Toc11925"/>
+      <w:bookmarkStart w:id="132" w:name="_Toc18198"/>
       <w:bookmarkStart w:id="133" w:name="_Toc2699"/>
-      <w:bookmarkStart w:id="134" w:name="_Toc18198"/>
+      <w:bookmarkStart w:id="134" w:name="_Toc18811"/>
       <w:r>
         <w:rPr>
           <w:rFonts w:hint="eastAsia"/>
@@ -32020,16 +31997,16 @@
           <w:lang w:eastAsia="zh-CN"/>
         </w:rPr>
       </w:pPr>
-      <w:bookmarkStart w:id="135" w:name="_Toc18372"/>
-      <w:bookmarkStart w:id="136" w:name="_Toc27809"/>
+      <w:bookmarkStart w:id="135" w:name="_Toc27809"/>
+      <w:bookmarkStart w:id="136" w:name="_Toc4503"/>
       <w:bookmarkStart w:id="137" w:name="_Toc11901"/>
-      <w:bookmarkStart w:id="138" w:name="_Toc4503"/>
-      <w:bookmarkStart w:id="139" w:name="_Toc22162_WPSOffice_Level1"/>
-      <w:bookmarkStart w:id="140" w:name="_Toc17792_WPSOffice_Level2"/>
+      <w:bookmarkStart w:id="138" w:name="_Toc18372"/>
+      <w:bookmarkStart w:id="139" w:name="_Toc14611_WPSOffice_Level1"/>
+      <w:bookmarkStart w:id="140" w:name="_Toc19584_WPSOffice_Level1"/>
       <w:bookmarkStart w:id="141" w:name="_Toc22623"/>
-      <w:bookmarkStart w:id="142" w:name="_Toc14611_WPSOffice_Level1"/>
+      <w:bookmarkStart w:id="142" w:name="_Toc22162_WPSOffice_Level1"/>
       <w:bookmarkStart w:id="143" w:name="_Toc13275"/>
-      <w:bookmarkStart w:id="144" w:name="_Toc19584_WPSOffice_Level1"/>
+      <w:bookmarkStart w:id="144" w:name="_Toc17792_WPSOffice_Level2"/>
       <w:r>
         <w:rPr>
           <w:rFonts w:hint="eastAsia"/>
@@ -33852,7 +33829,7 @@
         <w:lang w:eastAsia="zh-CN"/>
       </w:rPr>
       <w:drawing>
-        <wp:anchor distT="0" distB="0" distL="0" distR="0" simplePos="0" relativeHeight="251663360" behindDoc="0" locked="0" layoutInCell="1" allowOverlap="1">
+        <wp:anchor distT="0" distB="0" distL="0" distR="0" simplePos="0" relativeHeight="251662336" behindDoc="0" locked="0" layoutInCell="1" allowOverlap="1">
           <wp:simplePos x="0" y="0"/>
           <wp:positionH relativeFrom="column">
             <wp:posOffset>4582160</wp:posOffset>
@@ -33959,7 +33936,7 @@
         <w:lang w:eastAsia="zh-CN"/>
       </w:rPr>
       <w:drawing>
-        <wp:anchor distT="0" distB="0" distL="0" distR="0" simplePos="0" relativeHeight="251664384" behindDoc="0" locked="0" layoutInCell="1" allowOverlap="1">
+        <wp:anchor distT="0" distB="0" distL="0" distR="0" simplePos="0" relativeHeight="251663360" behindDoc="0" locked="0" layoutInCell="1" allowOverlap="1">
           <wp:simplePos x="0" y="0"/>
           <wp:positionH relativeFrom="column">
             <wp:posOffset>4582160</wp:posOffset>

--- a/WebContent/docx/肺癌11基因报告-苏州市立医院-本部&北区.docx
+++ b/WebContent/docx/肺癌11基因报告-苏州市立医院-本部&北区.docx
@@ -2465,18 +2465,18 @@
         </w:numPr>
         <w:jc w:val="left"/>
       </w:pPr>
-      <w:bookmarkStart w:id="0" w:name="_Toc20532"/>
-      <w:bookmarkStart w:id="1" w:name="_Toc10575"/>
-      <w:bookmarkStart w:id="2" w:name="_Toc21253"/>
-      <w:bookmarkStart w:id="3" w:name="_Toc24686"/>
-      <w:bookmarkStart w:id="4" w:name="_Toc15567"/>
-      <w:bookmarkStart w:id="5" w:name="_Toc6195"/>
-      <w:bookmarkStart w:id="6" w:name="_Toc30629"/>
-      <w:bookmarkStart w:id="7" w:name="_Toc16449"/>
-      <w:bookmarkStart w:id="8" w:name="_Toc23010"/>
-      <w:bookmarkStart w:id="9" w:name="_Toc28946"/>
-      <w:bookmarkStart w:id="10" w:name="_Toc15112"/>
-      <w:bookmarkStart w:id="11" w:name="_Toc13044"/>
+      <w:bookmarkStart w:id="0" w:name="_Toc16449"/>
+      <w:bookmarkStart w:id="1" w:name="_Toc23010"/>
+      <w:bookmarkStart w:id="2" w:name="_Toc13044"/>
+      <w:bookmarkStart w:id="3" w:name="_Toc21253"/>
+      <w:bookmarkStart w:id="4" w:name="_Toc28946"/>
+      <w:bookmarkStart w:id="5" w:name="_Toc15112"/>
+      <w:bookmarkStart w:id="6" w:name="_Toc10575"/>
+      <w:bookmarkStart w:id="7" w:name="_Toc15567"/>
+      <w:bookmarkStart w:id="8" w:name="_Toc6195"/>
+      <w:bookmarkStart w:id="9" w:name="_Toc30629"/>
+      <w:bookmarkStart w:id="10" w:name="_Toc20532"/>
+      <w:bookmarkStart w:id="11" w:name="_Toc24686"/>
       <w:r>
         <w:t>样本信息</w:t>
       </w:r>
@@ -3163,7 +3163,6 @@
             <w:insideH w:val="single" w:color="BEBEBE" w:themeColor="background1" w:themeShade="BF" w:sz="4" w:space="0"/>
             <w:insideV w:val="single" w:color="BEBEBE" w:themeColor="background1" w:themeShade="BF" w:sz="4" w:space="0"/>
           </w:tblBorders>
-          <w:shd w:val="clear" w:color="auto" w:fill="FFFFFF" w:themeFill="background1"/>
           <w:tblCellMar>
             <w:top w:w="0" w:type="dxa"/>
             <w:left w:w="108" w:type="dxa"/>
@@ -3339,12 +3338,12 @@
       </w:pPr>
       <w:bookmarkStart w:id="12" w:name="_Toc7021_WPSOffice_Level1"/>
       <w:bookmarkStart w:id="13" w:name="_Toc19594"/>
-      <w:bookmarkStart w:id="14" w:name="_Toc25706"/>
-      <w:bookmarkStart w:id="15" w:name="_Toc11015_WPSOffice_Level1"/>
-      <w:bookmarkStart w:id="16" w:name="_Toc11465"/>
-      <w:bookmarkStart w:id="17" w:name="_Toc18062_WPSOffice_Level1"/>
-      <w:bookmarkStart w:id="18" w:name="_Toc10518"/>
-      <w:bookmarkStart w:id="19" w:name="_Toc17451"/>
+      <w:bookmarkStart w:id="14" w:name="_Toc10518"/>
+      <w:bookmarkStart w:id="15" w:name="_Toc17451"/>
+      <w:bookmarkStart w:id="16" w:name="_Toc18062_WPSOffice_Level1"/>
+      <w:bookmarkStart w:id="17" w:name="_Toc11465"/>
+      <w:bookmarkStart w:id="18" w:name="_Toc25706"/>
+      <w:bookmarkStart w:id="19" w:name="_Toc11015_WPSOffice_Level1"/>
       <w:r>
         <w:t>检测项目</w:t>
       </w:r>
@@ -3928,16 +3927,16 @@
         </w:rPr>
       </w:pPr>
       <w:bookmarkStart w:id="21" w:name="_Toc16576"/>
-      <w:bookmarkStart w:id="22" w:name="_Toc149826002"/>
-      <w:bookmarkStart w:id="23" w:name="_Toc149832727"/>
-      <w:bookmarkStart w:id="24" w:name="_Toc11230"/>
-      <w:bookmarkStart w:id="25" w:name="_Toc11859"/>
-      <w:bookmarkStart w:id="26" w:name="_Toc4088"/>
-      <w:bookmarkStart w:id="27" w:name="_Toc25920"/>
+      <w:bookmarkStart w:id="22" w:name="_Toc149832727"/>
+      <w:bookmarkStart w:id="23" w:name="_Toc149826002"/>
+      <w:bookmarkStart w:id="24" w:name="_Toc11859"/>
+      <w:bookmarkStart w:id="25" w:name="_Toc11230"/>
+      <w:bookmarkStart w:id="26" w:name="_Toc25920"/>
+      <w:bookmarkStart w:id="27" w:name="_Toc4088"/>
       <w:bookmarkStart w:id="28" w:name="_Toc3871"/>
       <w:bookmarkStart w:id="29" w:name="_Toc23369_WPSOffice_Level1"/>
-      <w:bookmarkStart w:id="30" w:name="_Toc6221_WPSOffice_Level1"/>
-      <w:bookmarkStart w:id="31" w:name="_Toc18058"/>
+      <w:bookmarkStart w:id="30" w:name="_Toc18058"/>
+      <w:bookmarkStart w:id="31" w:name="_Toc6221_WPSOffice_Level1"/>
       <w:bookmarkStart w:id="32" w:name="_Toc1410"/>
       <w:r>
         <w:rPr>
@@ -3990,9 +3989,9 @@
           <w:lang w:eastAsia="zh-CN"/>
         </w:rPr>
       </w:pPr>
-      <w:bookmarkStart w:id="33" w:name="_Toc149832728"/>
-      <w:bookmarkStart w:id="34" w:name="_Toc11674"/>
-      <w:bookmarkStart w:id="35" w:name="_Toc149826003"/>
+      <w:bookmarkStart w:id="33" w:name="_Toc11674"/>
+      <w:bookmarkStart w:id="34" w:name="_Toc149826003"/>
+      <w:bookmarkStart w:id="35" w:name="_Toc149832728"/>
       <w:bookmarkStart w:id="36" w:name="_Toc28467"/>
       <w:r>
         <w:rPr>
@@ -5122,15 +5121,15 @@
                     <wp:anchor distT="0" distB="0" distL="114300" distR="114300" simplePos="0" relativeHeight="251664384" behindDoc="0" locked="0" layoutInCell="1" allowOverlap="1">
                       <wp:simplePos x="0" y="0"/>
                       <wp:positionH relativeFrom="column">
-                        <wp:posOffset>0</wp:posOffset>
+                        <wp:posOffset>7620</wp:posOffset>
                       </wp:positionH>
                       <wp:positionV relativeFrom="paragraph">
-                        <wp:posOffset>-460375</wp:posOffset>
+                        <wp:posOffset>-480060</wp:posOffset>
                       </wp:positionV>
-                      <wp:extent cx="3080385" cy="1442720"/>
-                      <wp:effectExtent l="0" t="0" r="13335" b="5080"/>
+                      <wp:extent cx="3058160" cy="1442720"/>
+                      <wp:effectExtent l="0" t="0" r="0" b="0"/>
                       <wp:wrapNone/>
-                      <wp:docPr id="34" name="组合 34"/>
+                      <wp:docPr id="9" name="组合 9"/>
                       <wp:cNvGraphicFramePr/>
                       <a:graphic xmlns:a="http://schemas.openxmlformats.org/drawingml/2006/main">
                         <a:graphicData uri="http://schemas.microsoft.com/office/word/2010/wordprocessingGroup">
@@ -5139,25 +5138,25 @@
                             <wpg:grpSpPr>
                               <a:xfrm>
                                 <a:off x="0" y="0"/>
-                                <a:ext cx="3080385" cy="1442720"/>
-                                <a:chOff x="17956" y="37747"/>
-                                <a:chExt cx="4851" cy="2272"/>
+                                <a:ext cx="3058160" cy="1442720"/>
+                                <a:chOff x="19211" y="18842"/>
+                                <a:chExt cx="4816" cy="2272"/>
                               </a:xfrm>
                             </wpg:grpSpPr>
                             <wpg:grpSp>
-                              <wpg:cNvPr id="35" name="组合 16"/>
+                              <wpg:cNvPr id="10" name="组合 6"/>
                               <wpg:cNvGrpSpPr/>
                               <wpg:grpSpPr>
                                 <a:xfrm>
-                                  <a:off x="17956" y="38313"/>
-                                  <a:ext cx="4049" cy="646"/>
-                                  <a:chOff x="17956" y="38313"/>
-                                  <a:chExt cx="4049" cy="646"/>
+                                  <a:off x="19211" y="18842"/>
+                                  <a:ext cx="4816" cy="2273"/>
+                                  <a:chOff x="19199" y="18902"/>
+                                  <a:chExt cx="4816" cy="2273"/>
                                 </a:xfrm>
                               </wpg:grpSpPr>
                               <pic:pic xmlns:pic="http://schemas.openxmlformats.org/drawingml/2006/picture">
                                 <pic:nvPicPr>
-                                  <pic:cNvPr id="12" name="图片 29" descr="IMG_256"/>
+                                  <pic:cNvPr id="16" name="图片 6" descr="蔡冬雪"/>
                                   <pic:cNvPicPr>
                                     <a:picLocks noChangeAspect="1"/>
                                   </pic:cNvPicPr>
@@ -5178,81 +5177,91 @@
                                       </a:clrTo>
                                     </a:clrChange>
                                   </a:blip>
+                                  <a:srcRect l="18656" t="33322" r="18897" b="26699"/>
                                   <a:stretch>
                                     <a:fillRect/>
                                   </a:stretch>
                                 </pic:blipFill>
                                 <pic:spPr>
                                   <a:xfrm>
-                                    <a:off x="21031" y="38313"/>
-                                    <a:ext cx="975" cy="570"/>
+                                    <a:off x="19199" y="19551"/>
+                                    <a:ext cx="1261" cy="566"/>
                                   </a:xfrm>
                                   <a:prstGeom prst="rect">
                                     <a:avLst/>
                                   </a:prstGeom>
-                                  <a:noFill/>
-                                  <a:ln w="9525">
-                                    <a:noFill/>
-                                  </a:ln>
                                 </pic:spPr>
                               </pic:pic>
                               <pic:pic xmlns:pic="http://schemas.openxmlformats.org/drawingml/2006/picture">
                                 <pic:nvPicPr>
-                                  <pic:cNvPr id="15" name="图片 15" descr="c9514d16fd70679bf0495aeebb03c72d_compress"/>
+                                  <pic:cNvPr id="21" name="图片 25"/>
                                   <pic:cNvPicPr>
-                                    <a:picLocks noChangeAspect="1"/>
+                                    <a:picLocks noChangeAspect="1" noChangeArrowheads="1"/>
                                   </pic:cNvPicPr>
                                 </pic:nvPicPr>
                                 <pic:blipFill>
-                                  <a:blip r:embed="rId11"/>
-                                  <a:srcRect l="21003" t="56913" r="27176" b="26386"/>
+                                  <a:blip r:embed="rId11">
+                                    <a:extLst>
+                                      <a:ext uri="{28A0092B-C50C-407E-A947-70E740481C1C}">
+                                        <a14:useLocalDpi xmlns:a14="http://schemas.microsoft.com/office/drawing/2010/main" val="0"/>
+                                      </a:ext>
+                                    </a:extLst>
+                                  </a:blip>
+                                  <a:srcRect/>
                                   <a:stretch>
                                     <a:fillRect/>
                                   </a:stretch>
                                 </pic:blipFill>
                                 <pic:spPr>
                                   <a:xfrm>
-                                    <a:off x="17956" y="38485"/>
-                                    <a:ext cx="1550" cy="475"/>
+                                    <a:off x="21742" y="18902"/>
+                                    <a:ext cx="2273" cy="2273"/>
                                   </a:xfrm>
                                   <a:prstGeom prst="rect">
                                     <a:avLst/>
                                   </a:prstGeom>
+                                  <a:noFill/>
+                                  <a:ln>
+                                    <a:noFill/>
+                                  </a:ln>
                                 </pic:spPr>
                               </pic:pic>
                             </wpg:grpSp>
                             <pic:pic xmlns:pic="http://schemas.openxmlformats.org/drawingml/2006/picture">
                               <pic:nvPicPr>
-                                <pic:cNvPr id="18" name="图片 25"/>
+                                <pic:cNvPr id="11" name="图片 4" descr="王建丽"/>
                                 <pic:cNvPicPr>
-                                  <a:picLocks noChangeAspect="1" noChangeArrowheads="1"/>
+                                  <a:picLocks noChangeAspect="1"/>
                                 </pic:cNvPicPr>
                               </pic:nvPicPr>
                               <pic:blipFill>
                                 <a:blip r:embed="rId12">
-                                  <a:extLst>
-                                    <a:ext uri="{28A0092B-C50C-407E-A947-70E740481C1C}">
-                                      <a14:useLocalDpi xmlns:a14="http://schemas.microsoft.com/office/drawing/2010/main" val="0"/>
-                                    </a:ext>
-                                  </a:extLst>
+                                  <a:clrChange>
+                                    <a:clrFrom>
+                                      <a:srgbClr val="FFFFFF">
+                                        <a:alpha val="100000"/>
+                                      </a:srgbClr>
+                                    </a:clrFrom>
+                                    <a:clrTo>
+                                      <a:srgbClr val="FFFFFF">
+                                        <a:alpha val="100000"/>
+                                        <a:alpha val="0"/>
+                                      </a:srgbClr>
+                                    </a:clrTo>
+                                  </a:clrChange>
                                 </a:blip>
-                                <a:srcRect/>
                                 <a:stretch>
                                   <a:fillRect/>
                                 </a:stretch>
                               </pic:blipFill>
                               <pic:spPr>
                                 <a:xfrm>
-                                  <a:off x="20535" y="37747"/>
-                                  <a:ext cx="2273" cy="2273"/>
+                                  <a:off x="22261" y="19395"/>
+                                  <a:ext cx="1258" cy="713"/>
                                 </a:xfrm>
                                 <a:prstGeom prst="rect">
                                   <a:avLst/>
                                 </a:prstGeom>
-                                <a:noFill/>
-                                <a:ln>
-                                  <a:noFill/>
-                                </a:ln>
                               </pic:spPr>
                             </pic:pic>
                           </wpg:wgp>
@@ -5263,27 +5272,27 @@
                 </mc:Choice>
                 <mc:Fallback>
                   <w:pict>
-                    <v:group id="_x0000_s1026" o:spid="_x0000_s1026" o:spt="203" style="position:absolute;left:0pt;margin-left:0pt;margin-top:-36.25pt;height:113.6pt;width:242.55pt;z-index:251664384;mso-width-relative:page;mso-height-relative:page;" coordorigin="17956,37747" coordsize="4851,2272" o:gfxdata="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">
+                    <v:group id="_x0000_s1026" o:spid="_x0000_s1026" o:spt="203" style="position:absolute;left:0pt;margin-left:0.6pt;margin-top:-37.8pt;height:113.6pt;width:240.8pt;z-index:251664384;mso-width-relative:page;mso-height-relative:page;" coordorigin="19211,18842" coordsize="4816,2272" o:gfxdata="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">
                       <o:lock v:ext="edit" aspectratio="f"/>
-                      <v:group id="组合 16" o:spid="_x0000_s1026" o:spt="203" style="position:absolute;left:17956;top:38313;height:646;width:4049;" coordorigin="17956,38313" coordsize="4049,646" o:gfxdata="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">
+                      <v:group id="组合 6" o:spid="_x0000_s1026" o:spt="203" style="position:absolute;left:19211;top:18842;height:2273;width:4816;" coordorigin="19199,18902" coordsize="4816,2273" o:gfxdata="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">
                         <o:lock v:ext="edit" aspectratio="f"/>
-                        <v:shape id="图片 29" o:spid="_x0000_s1026" o:spt="75" alt="IMG_256" type="#_x0000_t75" style="position:absolute;left:21031;top:38313;height:570;width:975;" filled="f" o:preferrelative="t" stroked="f" coordsize="21600,21600" o:gfxdata="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">
+                        <v:shape id="图片 6" o:spid="_x0000_s1026" o:spt="75" alt="蔡冬雪" type="#_x0000_t75" style="position:absolute;left:19199;top:19551;height:566;width:1261;" filled="f" o:preferrelative="t" stroked="f" coordsize="21600,21600" o:gfxdata="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">
                           <v:fill on="f" focussize="0,0"/>
                           <v:stroke on="f"/>
-                          <v:imagedata r:id="rId10" chromakey="#FFFFFF" o:title=""/>
+                          <v:imagedata r:id="rId10" cropleft="12226f" croptop="21838f" cropright="12384f" cropbottom="17497f" chromakey="#FFFFFF" o:title=""/>
                           <o:lock v:ext="edit" aspectratio="t"/>
                         </v:shape>
-                        <v:shape id="_x0000_s1026" o:spid="_x0000_s1026" o:spt="75" alt="c9514d16fd70679bf0495aeebb03c72d_compress" type="#_x0000_t75" style="position:absolute;left:17956;top:38485;height:475;width:1550;" filled="f" o:preferrelative="t" stroked="f" coordsize="21600,21600" o:gfxdata="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">
+                        <v:shape id="图片 25" o:spid="_x0000_s1026" o:spt="75" type="#_x0000_t75" style="position:absolute;left:21742;top:18902;height:2273;width:2273;" filled="f" o:preferrelative="t" stroked="f" coordsize="21600,21600" o:gfxdata="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">
                           <v:fill on="f" focussize="0,0"/>
                           <v:stroke on="f"/>
-                          <v:imagedata r:id="rId11" cropleft="13765f" croptop="37299f" cropright="17810f" cropbottom="17292f" o:title=""/>
+                          <v:imagedata r:id="rId11" o:title=""/>
                           <o:lock v:ext="edit" aspectratio="t"/>
                         </v:shape>
                       </v:group>
-                      <v:shape id="图片 25" o:spid="_x0000_s1026" o:spt="75" type="#_x0000_t75" style="position:absolute;left:20535;top:37747;height:2273;width:2273;" filled="f" o:preferrelative="t" stroked="f" coordsize="21600,21600" o:gfxdata="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">
+                      <v:shape id="图片 4" o:spid="_x0000_s1026" o:spt="75" alt="王建丽" type="#_x0000_t75" style="position:absolute;left:22261;top:19395;height:713;width:1258;" filled="f" o:preferrelative="t" stroked="f" coordsize="21600,21600" o:gfxdata="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">
                         <v:fill on="f" focussize="0,0"/>
                         <v:stroke on="f"/>
-                        <v:imagedata r:id="rId12" o:title=""/>
+                        <v:imagedata r:id="rId12" chromakey="#FFFFFF" o:title=""/>
                         <o:lock v:ext="edit" aspectratio="t"/>
                       </v:shape>
                     </v:group>
@@ -5669,6 +5678,7 @@
                 <w:szCs w:val="24"/>
               </w:rPr>
             </w:pPr>
+            <w:bookmarkStart w:id="145" w:name="_GoBack"/>
             <w:r>
               <w:rPr>
                 <w:sz w:val="22"/>
@@ -5682,12 +5692,12 @@
                         <wp:posOffset>0</wp:posOffset>
                       </wp:positionH>
                       <wp:positionV relativeFrom="paragraph">
-                        <wp:posOffset>-490855</wp:posOffset>
+                        <wp:posOffset>-370840</wp:posOffset>
                       </wp:positionV>
-                      <wp:extent cx="3135630" cy="1442720"/>
-                      <wp:effectExtent l="0" t="0" r="3810" b="5080"/>
+                      <wp:extent cx="3134360" cy="1443355"/>
+                      <wp:effectExtent l="0" t="0" r="0" b="0"/>
                       <wp:wrapNone/>
-                      <wp:docPr id="36" name="组合 36"/>
+                      <wp:docPr id="14" name="组合 14"/>
                       <wp:cNvGraphicFramePr/>
                       <a:graphic xmlns:a="http://schemas.openxmlformats.org/drawingml/2006/main">
                         <a:graphicData uri="http://schemas.microsoft.com/office/word/2010/wordprocessingGroup">
@@ -5696,55 +5706,31 @@
                             <wpg:grpSpPr>
                               <a:xfrm>
                                 <a:off x="0" y="0"/>
-                                <a:ext cx="3135630" cy="1442720"/>
-                                <a:chOff x="17956" y="39496"/>
-                                <a:chExt cx="4938" cy="2272"/>
+                                <a:ext cx="3134360" cy="1443355"/>
+                                <a:chOff x="19199" y="20810"/>
+                                <a:chExt cx="4936" cy="2273"/>
                               </a:xfrm>
                             </wpg:grpSpPr>
                             <wpg:grpSp>
-                              <wpg:cNvPr id="37" name="组合 30"/>
+                              <wpg:cNvPr id="15" name="组合 23"/>
                               <wpg:cNvGrpSpPr/>
                               <wpg:grpSpPr>
                                 <a:xfrm>
-                                  <a:off x="17956" y="40098"/>
-                                  <a:ext cx="4213" cy="570"/>
-                                  <a:chOff x="17956" y="40098"/>
-                                  <a:chExt cx="4213" cy="570"/>
+                                  <a:off x="19199" y="20810"/>
+                                  <a:ext cx="4936" cy="2273"/>
+                                  <a:chOff x="19199" y="20810"/>
+                                  <a:chExt cx="4936" cy="2273"/>
                                 </a:xfrm>
                               </wpg:grpSpPr>
                               <pic:pic xmlns:pic="http://schemas.openxmlformats.org/drawingml/2006/picture">
                                 <pic:nvPicPr>
-                                  <pic:cNvPr id="6" name="图片 1" descr="24f613a0-66be-430b-9e80-270d3393fac5"/>
+                                  <pic:cNvPr id="12" name="图片 1"/>
                                   <pic:cNvPicPr>
                                     <a:picLocks noChangeAspect="1"/>
                                   </pic:cNvPicPr>
                                 </pic:nvPicPr>
                                 <pic:blipFill>
-                                  <a:blip r:embed="rId13"/>
-                                  <a:srcRect l="43292" t="26660" r="21693" b="24394"/>
-                                  <a:stretch>
-                                    <a:fillRect/>
-                                  </a:stretch>
-                                </pic:blipFill>
-                                <pic:spPr>
-                                  <a:xfrm rot="16200000">
-                                    <a:off x="18366" y="39740"/>
-                                    <a:ext cx="506" cy="1327"/>
-                                  </a:xfrm>
-                                  <a:prstGeom prst="rect">
-                                    <a:avLst/>
-                                  </a:prstGeom>
-                                </pic:spPr>
-                              </pic:pic>
-                              <pic:pic xmlns:pic="http://schemas.openxmlformats.org/drawingml/2006/picture">
-                                <pic:nvPicPr>
-                                  <pic:cNvPr id="29" name="图片 29" descr="IMG_256"/>
-                                  <pic:cNvPicPr>
-                                    <a:picLocks noChangeAspect="1"/>
-                                  </pic:cNvPicPr>
-                                </pic:nvPicPr>
-                                <pic:blipFill>
-                                  <a:blip r:embed="rId10">
+                                  <a:blip r:embed="rId13">
                                     <a:clrChange>
                                       <a:clrFrom>
                                         <a:srgbClr val="FFFFFF">
@@ -5759,20 +5745,55 @@
                                       </a:clrTo>
                                     </a:clrChange>
                                   </a:blip>
+                                  <a:srcRect l="10922" t="11667"/>
                                   <a:stretch>
                                     <a:fillRect/>
                                   </a:stretch>
                                 </pic:blipFill>
                                 <pic:spPr>
                                   <a:xfrm>
-                                    <a:off x="21195" y="40098"/>
-                                    <a:ext cx="975" cy="570"/>
+                                    <a:off x="19199" y="21203"/>
+                                    <a:ext cx="1672" cy="901"/>
                                   </a:xfrm>
                                   <a:prstGeom prst="rect">
                                     <a:avLst/>
                                   </a:prstGeom>
                                   <a:noFill/>
-                                  <a:ln w="9525">
+                                  <a:ln>
+                                    <a:noFill/>
+                                  </a:ln>
+                                </pic:spPr>
+                              </pic:pic>
+                              <pic:pic xmlns:pic="http://schemas.openxmlformats.org/drawingml/2006/picture">
+                                <pic:nvPicPr>
+                                  <pic:cNvPr id="18" name="图片 25"/>
+                                  <pic:cNvPicPr>
+                                    <a:picLocks noChangeAspect="1" noChangeArrowheads="1"/>
+                                  </pic:cNvPicPr>
+                                </pic:nvPicPr>
+                                <pic:blipFill>
+                                  <a:blip r:embed="rId11">
+                                    <a:extLst>
+                                      <a:ext uri="{28A0092B-C50C-407E-A947-70E740481C1C}">
+                                        <a14:useLocalDpi xmlns:a14="http://schemas.microsoft.com/office/drawing/2010/main" val="0"/>
+                                      </a:ext>
+                                    </a:extLst>
+                                  </a:blip>
+                                  <a:srcRect/>
+                                  <a:stretch>
+                                    <a:fillRect/>
+                                  </a:stretch>
+                                </pic:blipFill>
+                                <pic:spPr>
+                                  <a:xfrm>
+                                    <a:off x="21862" y="20810"/>
+                                    <a:ext cx="2273" cy="2273"/>
+                                  </a:xfrm>
+                                  <a:prstGeom prst="rect">
+                                    <a:avLst/>
+                                  </a:prstGeom>
+                                  <a:noFill/>
+                                  <a:ln>
                                     <a:noFill/>
                                   </a:ln>
                                 </pic:spPr>
@@ -5780,36 +5801,39 @@
                             </wpg:grpSp>
                             <pic:pic xmlns:pic="http://schemas.openxmlformats.org/drawingml/2006/picture">
                               <pic:nvPicPr>
-                                <pic:cNvPr id="31" name="图片 25"/>
+                                <pic:cNvPr id="13" name="图片 11" descr="王建丽"/>
                                 <pic:cNvPicPr>
-                                  <a:picLocks noChangeAspect="1" noChangeArrowheads="1"/>
+                                  <a:picLocks noChangeAspect="1"/>
                                 </pic:cNvPicPr>
                               </pic:nvPicPr>
                               <pic:blipFill>
                                 <a:blip r:embed="rId12">
-                                  <a:extLst>
-                                    <a:ext uri="{28A0092B-C50C-407E-A947-70E740481C1C}">
-                                      <a14:useLocalDpi xmlns:a14="http://schemas.microsoft.com/office/drawing/2010/main" val="0"/>
-                                    </a:ext>
-                                  </a:extLst>
+                                  <a:clrChange>
+                                    <a:clrFrom>
+                                      <a:srgbClr val="FFFFFF">
+                                        <a:alpha val="100000"/>
+                                      </a:srgbClr>
+                                    </a:clrFrom>
+                                    <a:clrTo>
+                                      <a:srgbClr val="FFFFFF">
+                                        <a:alpha val="100000"/>
+                                        <a:alpha val="0"/>
+                                      </a:srgbClr>
+                                    </a:clrTo>
+                                  </a:clrChange>
                                 </a:blip>
-                                <a:srcRect/>
                                 <a:stretch>
                                   <a:fillRect/>
                                 </a:stretch>
                               </pic:blipFill>
                               <pic:spPr>
                                 <a:xfrm>
-                                  <a:off x="20622" y="39496"/>
-                                  <a:ext cx="2273" cy="2273"/>
+                                  <a:off x="22321" y="21215"/>
+                                  <a:ext cx="1488" cy="842"/>
                                 </a:xfrm>
                                 <a:prstGeom prst="rect">
                                   <a:avLst/>
                                 </a:prstGeom>
-                                <a:noFill/>
-                                <a:ln>
-                                  <a:noFill/>
-                                </a:ln>
                               </pic:spPr>
                             </pic:pic>
                           </wpg:wgp>
@@ -5820,27 +5844,27 @@
                 </mc:Choice>
                 <mc:Fallback>
                   <w:pict>
-                    <v:group id="_x0000_s1026" o:spid="_x0000_s1026" o:spt="203" style="position:absolute;left:0pt;margin-left:0pt;margin-top:-38.65pt;height:113.6pt;width:246.9pt;z-index:251665408;mso-width-relative:page;mso-height-relative:page;" coordorigin="17956,39496" coordsize="4938,2272" o:gfxdata="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